--- a/downloads/PowerPoint-Practice-Brief.docx
+++ b/downloads/PowerPoint-Practice-Brief.docx
@@ -2,6 +2,20 @@
 <file path=word/document.xml><?xml version="1.0" encoding="utf-8"?>
 <w:document xmlns:wpc="http://schemas.microsoft.com/office/word/2010/wordprocessingCanvas" xmlns:mo="http://schemas.microsoft.com/office/mac/office/2008/main" xmlns:mc="http://schemas.openxmlformats.org/markup-compatibility/2006" xmlns:mv="urn:schemas-microsoft-com:mac:vml" xmlns:o="urn:schemas-microsoft-com:office:office" xmlns:r="http://schemas.openxmlformats.org/officeDocument/2006/relationships" xmlns:m="http://schemas.openxmlformats.org/officeDocument/2006/math" xmlns:v="urn:schemas-microsoft-com:vml" xmlns:wp14="http://schemas.microsoft.com/office/word/2010/wordprocessingDrawing" xmlns:wp="http://schemas.openxmlformats.org/drawingml/2006/wordprocessingDrawing" xmlns:w10="urn:schemas-microsoft-com:office:word" xmlns:w="http://schemas.openxmlformats.org/wordprocessingml/2006/main" xmlns:w14="http://schemas.microsoft.com/office/word/2010/wordml" xmlns:wpg="http://schemas.microsoft.com/office/word/2010/wordprocessingGroup" xmlns:wpi="http://schemas.microsoft.com/office/word/2010/wordprocessingInk" xmlns:wne="http://schemas.microsoft.com/office/word/2006/wordml" xmlns:wps="http://schemas.microsoft.com/office/word/2010/wordprocessingShape" mc:Ignorable="w14 wp14">
   <w:body>
+    <w:p>
+      <w:pPr>
+        <w:spacing w:after="160"/>
+      </w:pPr>
+      <w:r>
+        <w:rPr>
+          <w:rFonts w:ascii="Arial" w:hAnsi="Arial"/>
+          <w:b/>
+          <w:color w:val="C3482A"/>
+          <w:sz w:val="20"/>
+        </w:rPr>
+        <w:t>MICROSOFT COPILOT WORKSHOP</w:t>
+      </w:r>
+    </w:p>
     <w:p>
       <w:pPr>
         <w:spacing w:after="60"/>
@@ -10,68 +24,235 @@
         <w:rPr>
           <w:rFonts w:ascii="Arial" w:hAnsi="Arial"/>
           <w:b/>
-          <w:color w:val="107867"/>
-          <w:sz w:val="19"/>
+          <w:color w:val="123942"/>
+          <w:sz w:val="54"/>
         </w:rPr>
-        <w:t>POWERPOINT DEMO SOURCE PACK</w:t>
+        <w:t>PowerPoint Practice Source Pack</w:t>
       </w:r>
     </w:p>
     <w:p>
       <w:pPr>
-        <w:spacing w:after="100"/>
+        <w:spacing w:after="160"/>
       </w:pPr>
       <w:r>
         <w:rPr>
           <w:rFonts w:ascii="Arial" w:hAnsi="Arial"/>
           <w:b/>
-          <w:color w:val="132C46"/>
-          <w:sz w:val="50"/>
+          <w:color w:val="0E806E"/>
+          <w:sz w:val="32"/>
         </w:rPr>
-        <w:t>AsiaCare Expo Performance Review</w:t>
+        <w:t>Hospital Sales Management Review</w:t>
       </w:r>
     </w:p>
     <w:p>
       <w:pPr>
-        <w:spacing w:after="280"/>
+        <w:spacing w:after="320"/>
       </w:pPr>
       <w:r>
         <w:rPr>
           <w:rFonts w:ascii="Arial" w:hAnsi="Arial"/>
           <w:b w:val="0"/>
-          <w:color w:val="5A6973"/>
-          <w:sz w:val="24"/>
+          <w:color w:val="5E7378"/>
+          <w:sz w:val="23"/>
         </w:rPr>
-        <w:t>Raw information, evidence and exercise brief for a six-slide management presentation</w:t>
+        <w:t>A linked exercise that starts with the Excel Hospital Sales Analysis and ends with a six-slide management presentation.</w:t>
       </w:r>
     </w:p>
     <w:tbl>
       <w:tblPr>
-        <w:tblStyle w:val="TableGrid"/>
-        <w:tblW w:type="auto" w:w="0"/>
+        <w:tblW w:type="dxa" w:w="9360"/>
         <w:jc w:val="center"/>
         <w:tblLayout w:type="fixed"/>
         <w:tblLook w:firstColumn="1" w:firstRow="1" w:lastColumn="0" w:lastRow="0" w:noHBand="0" w:noVBand="1" w:val="04A0"/>
+        <w:tblInd w:w="120" w:type="dxa"/>
+        <w:tblBorders>
+          <w:top w:val="single" w:sz="4" w:color="0E806E"/>
+          <w:left w:val="single" w:sz="4" w:color="0E806E"/>
+          <w:bottom w:val="single" w:sz="4" w:color="0E806E"/>
+          <w:right w:val="single" w:sz="4" w:color="0E806E"/>
+          <w:insideH w:val="single" w:sz="4" w:color="0E806E"/>
+          <w:insideV w:val="single" w:sz="4" w:color="0E806E"/>
+        </w:tblBorders>
       </w:tblPr>
       <w:tblGrid>
-        <w:gridCol w:w="5083"/>
-        <w:gridCol w:w="5083"/>
+        <w:gridCol w:w="3120"/>
+        <w:gridCol w:w="3120"/>
+        <w:gridCol w:w="3120"/>
       </w:tblGrid>
       <w:tr>
-        <w:trPr>
-          <w:cantSplit/>
-        </w:trPr>
         <w:tc>
           <w:tcPr>
-            <w:tcW w:type="dxa" w:w="2088"/>
-            <w:vAlign w:val="center"/>
+            <w:tcW w:type="dxa" w:w="3120"/>
             <w:tcMar>
               <w:top w:w="90" w:type="dxa"/>
-              <w:start w:w="110" w:type="dxa"/>
+              <w:start w:w="120" w:type="dxa"/>
               <w:bottom w:w="90" w:type="dxa"/>
-              <w:end w:w="110" w:type="dxa"/>
+              <w:end w:w="120" w:type="dxa"/>
             </w:tcMar>
-            <w:shd w:fill="EAF4F1"/>
+            <w:vAlign w:val="center"/>
+            <w:shd w:fill="123942"/>
           </w:tcPr>
+          <w:p>
+            <w:pPr>
+              <w:jc w:val="center"/>
+            </w:pPr>
+            <w:r>
+              <w:rPr>
+                <w:rFonts w:ascii="Arial" w:hAnsi="Arial"/>
+                <w:b/>
+                <w:color w:val="FFFFFF"/>
+                <w:sz w:val="30"/>
+              </w:rPr>
+              <w:t>12 rows</w:t>
+            </w:r>
+          </w:p>
+          <w:p>
+            <w:pPr>
+              <w:jc w:val="center"/>
+            </w:pPr>
+            <w:r>
+              <w:rPr>
+                <w:rFonts w:ascii="Arial" w:hAnsi="Arial"/>
+                <w:color w:val="BFE9E0"/>
+                <w:sz w:val="17"/>
+              </w:rPr>
+              <w:t>fictional source data</w:t>
+            </w:r>
+          </w:p>
+        </w:tc>
+        <w:tc>
+          <w:tcPr>
+            <w:tcW w:type="dxa" w:w="3120"/>
+            <w:tcMar>
+              <w:top w:w="90" w:type="dxa"/>
+              <w:start w:w="120" w:type="dxa"/>
+              <w:bottom w:w="90" w:type="dxa"/>
+              <w:end w:w="120" w:type="dxa"/>
+            </w:tcMar>
+            <w:vAlign w:val="center"/>
+            <w:shd w:fill="123942"/>
+          </w:tcPr>
+          <w:p>
+            <w:pPr>
+              <w:jc w:val="center"/>
+            </w:pPr>
+            <w:r>
+              <w:rPr>
+                <w:rFonts w:ascii="Arial" w:hAnsi="Arial"/>
+                <w:b/>
+                <w:color w:val="FFFFFF"/>
+                <w:sz w:val="30"/>
+              </w:rPr>
+              <w:t>Jan–Apr 2026</w:t>
+            </w:r>
+          </w:p>
+          <w:p>
+            <w:pPr>
+              <w:jc w:val="center"/>
+            </w:pPr>
+            <w:r>
+              <w:rPr>
+                <w:rFonts w:ascii="Arial" w:hAnsi="Arial"/>
+                <w:color w:val="BFE9E0"/>
+                <w:sz w:val="17"/>
+              </w:rPr>
+              <w:t>reporting period</w:t>
+            </w:r>
+          </w:p>
+        </w:tc>
+        <w:tc>
+          <w:tcPr>
+            <w:tcW w:type="dxa" w:w="3120"/>
+            <w:tcMar>
+              <w:top w:w="90" w:type="dxa"/>
+              <w:start w:w="120" w:type="dxa"/>
+              <w:bottom w:w="90" w:type="dxa"/>
+              <w:end w:w="120" w:type="dxa"/>
+            </w:tcMar>
+            <w:vAlign w:val="center"/>
+            <w:shd w:fill="123942"/>
+          </w:tcPr>
+          <w:p>
+            <w:pPr>
+              <w:jc w:val="center"/>
+            </w:pPr>
+            <w:r>
+              <w:rPr>
+                <w:rFonts w:ascii="Arial" w:hAnsi="Arial"/>
+                <w:b/>
+                <w:color w:val="FFFFFF"/>
+                <w:sz w:val="30"/>
+              </w:rPr>
+              <w:t>6 slides</w:t>
+            </w:r>
+          </w:p>
+          <w:p>
+            <w:pPr>
+              <w:jc w:val="center"/>
+            </w:pPr>
+            <w:r>
+              <w:rPr>
+                <w:rFonts w:ascii="Arial" w:hAnsi="Arial"/>
+                <w:color w:val="BFE9E0"/>
+                <w:sz w:val="17"/>
+              </w:rPr>
+              <w:t>management story</w:t>
+            </w:r>
+          </w:p>
+        </w:tc>
+      </w:tr>
+    </w:tbl>
+    <w:p>
+      <w:pPr>
+        <w:spacing w:after="60"/>
+      </w:pPr>
+    </w:p>
+    <w:tbl>
+      <w:tblPr>
+        <w:tblW w:type="dxa" w:w="9360"/>
+        <w:jc w:val="center"/>
+        <w:tblLayout w:type="fixed"/>
+        <w:tblLook w:firstColumn="1" w:firstRow="1" w:lastColumn="0" w:lastRow="0" w:noHBand="0" w:noVBand="1" w:val="04A0"/>
+        <w:tblInd w:w="120" w:type="dxa"/>
+        <w:tblBorders>
+          <w:top w:val="single" w:sz="4" w:color="0E806E"/>
+          <w:left w:val="single" w:sz="4" w:color="0E806E"/>
+          <w:bottom w:val="single" w:sz="4" w:color="0E806E"/>
+          <w:right w:val="single" w:sz="4" w:color="0E806E"/>
+          <w:insideH w:val="single" w:sz="4" w:color="0E806E"/>
+          <w:insideV w:val="single" w:sz="4" w:color="0E806E"/>
+        </w:tblBorders>
+      </w:tblPr>
+      <w:tblGrid>
+        <w:gridCol w:w="9360"/>
+      </w:tblGrid>
+      <w:tr>
+        <w:tc>
+          <w:tcPr>
+            <w:tcW w:type="dxa" w:w="9360"/>
+            <w:tcMar>
+              <w:top w:w="90" w:type="dxa"/>
+              <w:start w:w="120" w:type="dxa"/>
+              <w:bottom w:w="90" w:type="dxa"/>
+              <w:end w:w="120" w:type="dxa"/>
+            </w:tcMar>
+            <w:vAlign w:val="center"/>
+            <w:shd w:fill="DDF5EF"/>
+          </w:tcPr>
+          <w:p>
+            <w:pPr>
+              <w:spacing w:after="60"/>
+            </w:pPr>
+            <w:r>
+              <w:rPr>
+                <w:rFonts w:ascii="Arial" w:hAnsi="Arial"/>
+                <w:b/>
+                <w:color w:val="0E806E"/>
+                <w:sz w:val="18"/>
+              </w:rPr>
+              <w:t>ONE SHARED SOURCE</w:t>
+            </w:r>
+          </w:p>
           <w:p>
             <w:pPr>
               <w:spacing w:after="0"/>
@@ -79,209 +260,10 @@
             <w:r>
               <w:rPr>
                 <w:rFonts w:ascii="Arial" w:hAnsi="Arial"/>
-                <w:b/>
-                <w:color w:val="132C46"/>
-                <w:sz w:val="18"/>
+                <w:color w:val="123942"/>
+                <w:sz w:val="21"/>
               </w:rPr>
-              <w:t>Scenario</w:t>
-            </w:r>
-          </w:p>
-        </w:tc>
-        <w:tc>
-          <w:tcPr>
-            <w:tcW w:type="dxa" w:w="7992"/>
-            <w:vAlign w:val="center"/>
-            <w:tcMar>
-              <w:top w:w="90" w:type="dxa"/>
-              <w:start w:w="110" w:type="dxa"/>
-              <w:bottom w:w="90" w:type="dxa"/>
-              <w:end w:w="110" w:type="dxa"/>
-            </w:tcMar>
-            <w:shd w:fill="DDEBE8"/>
-          </w:tcPr>
-          <w:p>
-            <w:pPr>
-              <w:spacing w:after="0"/>
-            </w:pPr>
-            <w:r>
-              <w:rPr>
-                <w:rFonts w:ascii="Arial" w:hAnsi="Arial"/>
-                <w:b/>
-                <w:color w:val="132C46"/>
-                <w:sz w:val="18"/>
-              </w:rPr>
-              <w:t>Fictional medical-supplies exhibition programme</w:t>
-            </w:r>
-          </w:p>
-        </w:tc>
-      </w:tr>
-      <w:tr>
-        <w:trPr>
-          <w:cantSplit/>
-        </w:trPr>
-        <w:tc>
-          <w:tcPr>
-            <w:tcW w:type="dxa" w:w="2088"/>
-            <w:vAlign w:val="center"/>
-            <w:tcMar>
-              <w:top w:w="90" w:type="dxa"/>
-              <w:start w:w="110" w:type="dxa"/>
-              <w:bottom w:w="90" w:type="dxa"/>
-              <w:end w:w="110" w:type="dxa"/>
-            </w:tcMar>
-            <w:shd w:fill="EAF4F1"/>
-          </w:tcPr>
-          <w:p>
-            <w:pPr>
-              <w:spacing w:after="0"/>
-            </w:pPr>
-            <w:r>
-              <w:rPr>
-                <w:rFonts w:ascii="Arial" w:hAnsi="Arial"/>
-                <w:b/>
-                <w:color w:val="132C46"/>
-                <w:sz w:val="18"/>
-              </w:rPr>
-              <w:t>Reporting period</w:t>
-            </w:r>
-          </w:p>
-        </w:tc>
-        <w:tc>
-          <w:tcPr>
-            <w:tcW w:type="dxa" w:w="7992"/>
-            <w:vAlign w:val="center"/>
-            <w:tcMar>
-              <w:top w:w="90" w:type="dxa"/>
-              <w:start w:w="110" w:type="dxa"/>
-              <w:bottom w:w="90" w:type="dxa"/>
-              <w:end w:w="110" w:type="dxa"/>
-            </w:tcMar>
-          </w:tcPr>
-          <w:p>
-            <w:pPr>
-              <w:spacing w:after="0"/>
-            </w:pPr>
-            <w:r>
-              <w:rPr>
-                <w:rFonts w:ascii="Arial" w:hAnsi="Arial"/>
-                <w:b w:val="0"/>
-                <w:sz w:val="18"/>
-              </w:rPr>
-              <w:t>Q2 2026</w:t>
-            </w:r>
-          </w:p>
-        </w:tc>
-      </w:tr>
-      <w:tr>
-        <w:trPr>
-          <w:cantSplit/>
-        </w:trPr>
-        <w:tc>
-          <w:tcPr>
-            <w:tcW w:type="dxa" w:w="2088"/>
-            <w:vAlign w:val="center"/>
-            <w:tcMar>
-              <w:top w:w="90" w:type="dxa"/>
-              <w:start w:w="110" w:type="dxa"/>
-              <w:bottom w:w="90" w:type="dxa"/>
-              <w:end w:w="110" w:type="dxa"/>
-            </w:tcMar>
-            <w:shd w:fill="EAF4F1"/>
-          </w:tcPr>
-          <w:p>
-            <w:pPr>
-              <w:spacing w:after="0"/>
-            </w:pPr>
-            <w:r>
-              <w:rPr>
-                <w:rFonts w:ascii="Arial" w:hAnsi="Arial"/>
-                <w:b/>
-                <w:color w:val="132C46"/>
-                <w:sz w:val="18"/>
-              </w:rPr>
-              <w:t>Audience</w:t>
-            </w:r>
-          </w:p>
-        </w:tc>
-        <w:tc>
-          <w:tcPr>
-            <w:tcW w:type="dxa" w:w="7992"/>
-            <w:vAlign w:val="center"/>
-            <w:tcMar>
-              <w:top w:w="90" w:type="dxa"/>
-              <w:start w:w="110" w:type="dxa"/>
-              <w:bottom w:w="90" w:type="dxa"/>
-              <w:end w:w="110" w:type="dxa"/>
-            </w:tcMar>
-          </w:tcPr>
-          <w:p>
-            <w:pPr>
-              <w:spacing w:after="0"/>
-            </w:pPr>
-            <w:r>
-              <w:rPr>
-                <w:rFonts w:ascii="Arial" w:hAnsi="Arial"/>
-                <w:b w:val="0"/>
-                <w:sz w:val="18"/>
-              </w:rPr>
-              <w:t>Regional Commercial Leadership Team</w:t>
-            </w:r>
-          </w:p>
-        </w:tc>
-      </w:tr>
-      <w:tr>
-        <w:trPr>
-          <w:cantSplit/>
-        </w:trPr>
-        <w:tc>
-          <w:tcPr>
-            <w:tcW w:type="dxa" w:w="2088"/>
-            <w:vAlign w:val="center"/>
-            <w:tcMar>
-              <w:top w:w="90" w:type="dxa"/>
-              <w:start w:w="110" w:type="dxa"/>
-              <w:bottom w:w="90" w:type="dxa"/>
-              <w:end w:w="110" w:type="dxa"/>
-            </w:tcMar>
-            <w:shd w:fill="EAF4F1"/>
-          </w:tcPr>
-          <w:p>
-            <w:pPr>
-              <w:spacing w:after="0"/>
-            </w:pPr>
-            <w:r>
-              <w:rPr>
-                <w:rFonts w:ascii="Arial" w:hAnsi="Arial"/>
-                <w:b/>
-                <w:color w:val="132C46"/>
-                <w:sz w:val="18"/>
-              </w:rPr>
-              <w:t>Decision meeting</w:t>
-            </w:r>
-          </w:p>
-        </w:tc>
-        <w:tc>
-          <w:tcPr>
-            <w:tcW w:type="dxa" w:w="7992"/>
-            <w:vAlign w:val="center"/>
-            <w:tcMar>
-              <w:top w:w="90" w:type="dxa"/>
-              <w:start w:w="110" w:type="dxa"/>
-              <w:bottom w:w="90" w:type="dxa"/>
-              <w:end w:w="110" w:type="dxa"/>
-            </w:tcMar>
-          </w:tcPr>
-          <w:p>
-            <w:pPr>
-              <w:spacing w:after="0"/>
-            </w:pPr>
-            <w:r>
-              <w:rPr>
-                <w:rFonts w:ascii="Arial" w:hAnsi="Arial"/>
-                <w:b w:val="0"/>
-                <w:sz w:val="18"/>
-              </w:rPr>
-              <w:t>28 July 2026</w:t>
+              <w:t>Use AI-Workshop-Fictional-Raw-Data.xlsx as the only numerical source. Complete and verify the Excel analysis first. Then transfer the verified findings—not unverified AI claims—into PowerPoint.</w:t>
             </w:r>
           </w:p>
         </w:tc>
@@ -289,2190 +271,79 @@
     </w:tbl>
     <w:p>
       <w:pPr>
+        <w:spacing w:after="40"/>
+      </w:pPr>
+    </w:p>
+    <w:p>
+      <w:pPr>
         <w:pStyle w:val="Heading1"/>
-        <w:keepNext/>
-        <w:spacing w:before="280" w:after="120"/>
       </w:pPr>
       <w:r>
-        <w:rPr>
-          <w:rFonts w:ascii="Arial" w:hAnsi="Arial"/>
-          <w:b/>
-          <w:color w:val="107867"/>
-          <w:sz w:val="32"/>
-        </w:rPr>
-        <w:t>Your assignment</w:t>
-      </w:r>
-    </w:p>
-    <w:p>
-      <w:r>
-        <w:t>Use only the information in this pack to prepare a concise six-slide management review. Explain performance, identify risks and recommend next actions. Separate confirmed orders from opportunity pipeline, and clearly mark anything that still requires human verification.</w:t>
+        <w:t>Learning workflow</w:t>
       </w:r>
     </w:p>
     <w:p>
       <w:pPr>
-        <w:pStyle w:val="Heading1"/>
-        <w:keepNext/>
-        <w:spacing w:before="280" w:after="120"/>
+        <w:pStyle w:val="ListNumber"/>
       </w:pPr>
       <w:r>
-        <w:rPr>
-          <w:rFonts w:ascii="Arial" w:hAnsi="Arial"/>
-          <w:b/>
-          <w:color w:val="107867"/>
-          <w:sz w:val="32"/>
-        </w:rPr>
-        <w:t>1. Exhibition performance data</w:t>
+        <w:t>Analyse the Raw Data worksheet without changing it.</w:t>
       </w:r>
     </w:p>
     <w:p>
       <w:pPr>
-        <w:spacing w:after="100"/>
+        <w:pStyle w:val="ListNumber"/>
       </w:pPr>
       <w:r>
-        <w:rPr>
-          <w:rFonts w:ascii="Arial" w:hAnsi="Arial"/>
-          <w:b w:val="0"/>
-          <w:color w:val="5A6973"/>
-          <w:sz w:val="18"/>
-        </w:rPr>
-        <w:t>Figures supplied by the fictional Regional Events Team on 18 July 2026. Currency: HKD.</w:t>
+        <w:t>Verify totals, margins, conversion rates, delays and risk labels in Excel.</w:t>
       </w:r>
     </w:p>
-    <w:tbl>
-      <w:tblPr>
-        <w:tblStyle w:val="TableGrid"/>
-        <w:tblW w:type="auto" w:w="0"/>
-        <w:jc w:val="center"/>
-        <w:tblLayout w:type="fixed"/>
-        <w:tblLook w:firstColumn="1" w:firstRow="1" w:lastColumn="0" w:lastRow="0" w:noHBand="0" w:noVBand="1" w:val="04A0"/>
-      </w:tblPr>
-      <w:tblGrid>
-        <w:gridCol w:w="1130"/>
-        <w:gridCol w:w="1130"/>
-        <w:gridCol w:w="1130"/>
-        <w:gridCol w:w="1130"/>
-        <w:gridCol w:w="1130"/>
-        <w:gridCol w:w="1130"/>
-        <w:gridCol w:w="1130"/>
-        <w:gridCol w:w="1130"/>
-        <w:gridCol w:w="1130"/>
-      </w:tblGrid>
-      <w:tr>
-        <w:trPr>
-          <w:cantSplit/>
-        </w:trPr>
-        <w:tc>
-          <w:tcPr>
-            <w:tcW w:type="dxa" w:w="1224"/>
-            <w:vAlign w:val="center"/>
-            <w:tcMar>
-              <w:top w:w="90" w:type="dxa"/>
-              <w:start w:w="110" w:type="dxa"/>
-              <w:bottom w:w="90" w:type="dxa"/>
-              <w:end w:w="110" w:type="dxa"/>
-            </w:tcMar>
-            <w:shd w:fill="DDEBE8"/>
-          </w:tcPr>
-          <w:p>
-            <w:pPr>
-              <w:spacing w:after="0"/>
-            </w:pPr>
-            <w:r>
-              <w:rPr>
-                <w:rFonts w:ascii="Arial" w:hAnsi="Arial"/>
-                <w:b/>
-                <w:color w:val="132C46"/>
-                <w:sz w:val="18"/>
-              </w:rPr>
-              <w:t>Market</w:t>
-            </w:r>
-          </w:p>
-        </w:tc>
-        <w:tc>
-          <w:tcPr>
-            <w:tcW w:type="dxa" w:w="1037"/>
-            <w:vAlign w:val="center"/>
-            <w:tcMar>
-              <w:top w:w="90" w:type="dxa"/>
-              <w:start w:w="110" w:type="dxa"/>
-              <w:bottom w:w="90" w:type="dxa"/>
-              <w:end w:w="110" w:type="dxa"/>
-            </w:tcMar>
-            <w:shd w:fill="DDEBE8"/>
-          </w:tcPr>
-          <w:p>
-            <w:pPr>
-              <w:spacing w:after="0"/>
-            </w:pPr>
-            <w:r>
-              <w:rPr>
-                <w:rFonts w:ascii="Arial" w:hAnsi="Arial"/>
-                <w:b/>
-                <w:color w:val="132C46"/>
-                <w:sz w:val="18"/>
-              </w:rPr>
-              <w:t>Event cost</w:t>
-            </w:r>
-          </w:p>
-        </w:tc>
-        <w:tc>
-          <w:tcPr>
-            <w:tcW w:type="dxa" w:w="792"/>
-            <w:vAlign w:val="center"/>
-            <w:tcMar>
-              <w:top w:w="90" w:type="dxa"/>
-              <w:start w:w="110" w:type="dxa"/>
-              <w:bottom w:w="90" w:type="dxa"/>
-              <w:end w:w="110" w:type="dxa"/>
-            </w:tcMar>
-            <w:shd w:fill="DDEBE8"/>
-          </w:tcPr>
-          <w:p>
-            <w:pPr>
-              <w:spacing w:after="0"/>
-            </w:pPr>
-            <w:r>
-              <w:rPr>
-                <w:rFonts w:ascii="Arial" w:hAnsi="Arial"/>
-                <w:b/>
-                <w:color w:val="132C46"/>
-                <w:sz w:val="18"/>
-              </w:rPr>
-              <w:t>Visitors</w:t>
-            </w:r>
-          </w:p>
-        </w:tc>
-        <w:tc>
-          <w:tcPr>
-            <w:tcW w:type="dxa" w:w="749"/>
-            <w:vAlign w:val="center"/>
-            <w:tcMar>
-              <w:top w:w="90" w:type="dxa"/>
-              <w:start w:w="110" w:type="dxa"/>
-              <w:bottom w:w="90" w:type="dxa"/>
-              <w:end w:w="110" w:type="dxa"/>
-            </w:tcMar>
-            <w:shd w:fill="DDEBE8"/>
-          </w:tcPr>
-          <w:p>
-            <w:pPr>
-              <w:spacing w:after="0"/>
-            </w:pPr>
-            <w:r>
-              <w:rPr>
-                <w:rFonts w:ascii="Arial" w:hAnsi="Arial"/>
-                <w:b/>
-                <w:color w:val="132C46"/>
-                <w:sz w:val="18"/>
-              </w:rPr>
-              <w:t>Leads</w:t>
-            </w:r>
-          </w:p>
-        </w:tc>
-        <w:tc>
-          <w:tcPr>
-            <w:tcW w:type="dxa" w:w="893"/>
-            <w:vAlign w:val="center"/>
-            <w:tcMar>
-              <w:top w:w="90" w:type="dxa"/>
-              <w:start w:w="110" w:type="dxa"/>
-              <w:bottom w:w="90" w:type="dxa"/>
-              <w:end w:w="110" w:type="dxa"/>
-            </w:tcMar>
-            <w:shd w:fill="DDEBE8"/>
-          </w:tcPr>
-          <w:p>
-            <w:pPr>
-              <w:spacing w:after="0"/>
-            </w:pPr>
-            <w:r>
-              <w:rPr>
-                <w:rFonts w:ascii="Arial" w:hAnsi="Arial"/>
-                <w:b/>
-                <w:color w:val="132C46"/>
-                <w:sz w:val="18"/>
-              </w:rPr>
-              <w:t>Qualified</w:t>
-            </w:r>
-          </w:p>
-        </w:tc>
-        <w:tc>
-          <w:tcPr>
-            <w:tcW w:type="dxa" w:w="691"/>
-            <w:vAlign w:val="center"/>
-            <w:tcMar>
-              <w:top w:w="90" w:type="dxa"/>
-              <w:start w:w="110" w:type="dxa"/>
-              <w:bottom w:w="90" w:type="dxa"/>
-              <w:end w:w="110" w:type="dxa"/>
-            </w:tcMar>
-            <w:shd w:fill="DDEBE8"/>
-          </w:tcPr>
-          <w:p>
-            <w:pPr>
-              <w:spacing w:after="0"/>
-            </w:pPr>
-            <w:r>
-              <w:rPr>
-                <w:rFonts w:ascii="Arial" w:hAnsi="Arial"/>
-                <w:b/>
-                <w:color w:val="132C46"/>
-                <w:sz w:val="18"/>
-              </w:rPr>
-              <w:t>Orders</w:t>
-            </w:r>
-          </w:p>
-        </w:tc>
-        <w:tc>
-          <w:tcPr>
-            <w:tcW w:type="dxa" w:w="1238"/>
-            <w:vAlign w:val="center"/>
-            <w:tcMar>
-              <w:top w:w="90" w:type="dxa"/>
-              <w:start w:w="110" w:type="dxa"/>
-              <w:bottom w:w="90" w:type="dxa"/>
-              <w:end w:w="110" w:type="dxa"/>
-            </w:tcMar>
-            <w:shd w:fill="DDEBE8"/>
-          </w:tcPr>
-          <w:p>
-            <w:pPr>
-              <w:spacing w:after="0"/>
-            </w:pPr>
-            <w:r>
-              <w:rPr>
-                <w:rFonts w:ascii="Arial" w:hAnsi="Arial"/>
-                <w:b/>
-                <w:color w:val="132C46"/>
-                <w:sz w:val="18"/>
-              </w:rPr>
-              <w:t>Confirmed value</w:t>
-            </w:r>
-          </w:p>
-        </w:tc>
-        <w:tc>
-          <w:tcPr>
-            <w:tcW w:type="dxa" w:w="1123"/>
-            <w:vAlign w:val="center"/>
-            <w:tcMar>
-              <w:top w:w="90" w:type="dxa"/>
-              <w:start w:w="110" w:type="dxa"/>
-              <w:bottom w:w="90" w:type="dxa"/>
-              <w:end w:w="110" w:type="dxa"/>
-            </w:tcMar>
-            <w:shd w:fill="DDEBE8"/>
-          </w:tcPr>
-          <w:p>
-            <w:pPr>
-              <w:spacing w:after="0"/>
-            </w:pPr>
-            <w:r>
-              <w:rPr>
-                <w:rFonts w:ascii="Arial" w:hAnsi="Arial"/>
-                <w:b/>
-                <w:color w:val="132C46"/>
-                <w:sz w:val="18"/>
-              </w:rPr>
-              <w:t>Open pipeline</w:t>
-            </w:r>
-          </w:p>
-        </w:tc>
-        <w:tc>
-          <w:tcPr>
-            <w:tcW w:type="dxa" w:w="1037"/>
-            <w:vAlign w:val="center"/>
-            <w:tcMar>
-              <w:top w:w="90" w:type="dxa"/>
-              <w:start w:w="110" w:type="dxa"/>
-              <w:bottom w:w="90" w:type="dxa"/>
-              <w:end w:w="110" w:type="dxa"/>
-            </w:tcMar>
-            <w:shd w:fill="DDEBE8"/>
-          </w:tcPr>
-          <w:p>
-            <w:pPr>
-              <w:spacing w:after="0"/>
-            </w:pPr>
-            <w:r>
-              <w:rPr>
-                <w:rFonts w:ascii="Arial" w:hAnsi="Arial"/>
-                <w:b/>
-                <w:color w:val="132C46"/>
-                <w:sz w:val="18"/>
-              </w:rPr>
-              <w:t>Overdue follow-ups</w:t>
-            </w:r>
-          </w:p>
-        </w:tc>
-      </w:tr>
-      <w:tr>
-        <w:trPr>
-          <w:cantSplit/>
-        </w:trPr>
-        <w:tc>
-          <w:tcPr>
-            <w:tcW w:type="dxa" w:w="1224"/>
-            <w:vAlign w:val="center"/>
-            <w:tcMar>
-              <w:top w:w="90" w:type="dxa"/>
-              <w:start w:w="110" w:type="dxa"/>
-              <w:bottom w:w="90" w:type="dxa"/>
-              <w:end w:w="110" w:type="dxa"/>
-            </w:tcMar>
-          </w:tcPr>
-          <w:p>
-            <w:pPr>
-              <w:spacing w:after="0"/>
-            </w:pPr>
-            <w:r>
-              <w:rPr>
-                <w:rFonts w:ascii="Arial" w:hAnsi="Arial"/>
-                <w:b w:val="0"/>
-                <w:sz w:val="18"/>
-              </w:rPr>
-              <w:t>Hong Kong</w:t>
-            </w:r>
-          </w:p>
-        </w:tc>
-        <w:tc>
-          <w:tcPr>
-            <w:tcW w:type="dxa" w:w="1037"/>
-            <w:vAlign w:val="center"/>
-            <w:tcMar>
-              <w:top w:w="90" w:type="dxa"/>
-              <w:start w:w="110" w:type="dxa"/>
-              <w:bottom w:w="90" w:type="dxa"/>
-              <w:end w:w="110" w:type="dxa"/>
-            </w:tcMar>
-          </w:tcPr>
-          <w:p>
-            <w:pPr>
-              <w:spacing w:after="0"/>
-            </w:pPr>
-            <w:r>
-              <w:rPr>
-                <w:rFonts w:ascii="Arial" w:hAnsi="Arial"/>
-                <w:b w:val="0"/>
-                <w:sz w:val="18"/>
-              </w:rPr>
-              <w:t>240,000</w:t>
-            </w:r>
-          </w:p>
-        </w:tc>
-        <w:tc>
-          <w:tcPr>
-            <w:tcW w:type="dxa" w:w="792"/>
-            <w:vAlign w:val="center"/>
-            <w:tcMar>
-              <w:top w:w="90" w:type="dxa"/>
-              <w:start w:w="110" w:type="dxa"/>
-              <w:bottom w:w="90" w:type="dxa"/>
-              <w:end w:w="110" w:type="dxa"/>
-            </w:tcMar>
-          </w:tcPr>
-          <w:p>
-            <w:pPr>
-              <w:spacing w:after="0"/>
-            </w:pPr>
-            <w:r>
-              <w:rPr>
-                <w:rFonts w:ascii="Arial" w:hAnsi="Arial"/>
-                <w:b w:val="0"/>
-                <w:sz w:val="18"/>
-              </w:rPr>
-              <w:t>620</w:t>
-            </w:r>
-          </w:p>
-        </w:tc>
-        <w:tc>
-          <w:tcPr>
-            <w:tcW w:type="dxa" w:w="749"/>
-            <w:vAlign w:val="center"/>
-            <w:tcMar>
-              <w:top w:w="90" w:type="dxa"/>
-              <w:start w:w="110" w:type="dxa"/>
-              <w:bottom w:w="90" w:type="dxa"/>
-              <w:end w:w="110" w:type="dxa"/>
-            </w:tcMar>
-          </w:tcPr>
-          <w:p>
-            <w:pPr>
-              <w:spacing w:after="0"/>
-            </w:pPr>
-            <w:r>
-              <w:rPr>
-                <w:rFonts w:ascii="Arial" w:hAnsi="Arial"/>
-                <w:b w:val="0"/>
-                <w:sz w:val="18"/>
-              </w:rPr>
-              <w:t>188</w:t>
-            </w:r>
-          </w:p>
-        </w:tc>
-        <w:tc>
-          <w:tcPr>
-            <w:tcW w:type="dxa" w:w="893"/>
-            <w:vAlign w:val="center"/>
-            <w:tcMar>
-              <w:top w:w="90" w:type="dxa"/>
-              <w:start w:w="110" w:type="dxa"/>
-              <w:bottom w:w="90" w:type="dxa"/>
-              <w:end w:w="110" w:type="dxa"/>
-            </w:tcMar>
-          </w:tcPr>
-          <w:p>
-            <w:pPr>
-              <w:spacing w:after="0"/>
-            </w:pPr>
-            <w:r>
-              <w:rPr>
-                <w:rFonts w:ascii="Arial" w:hAnsi="Arial"/>
-                <w:b w:val="0"/>
-                <w:sz w:val="18"/>
-              </w:rPr>
-              <w:t>74</w:t>
-            </w:r>
-          </w:p>
-        </w:tc>
-        <w:tc>
-          <w:tcPr>
-            <w:tcW w:type="dxa" w:w="691"/>
-            <w:vAlign w:val="center"/>
-            <w:tcMar>
-              <w:top w:w="90" w:type="dxa"/>
-              <w:start w:w="110" w:type="dxa"/>
-              <w:bottom w:w="90" w:type="dxa"/>
-              <w:end w:w="110" w:type="dxa"/>
-            </w:tcMar>
-          </w:tcPr>
-          <w:p>
-            <w:pPr>
-              <w:spacing w:after="0"/>
-            </w:pPr>
-            <w:r>
-              <w:rPr>
-                <w:rFonts w:ascii="Arial" w:hAnsi="Arial"/>
-                <w:b w:val="0"/>
-                <w:sz w:val="18"/>
-              </w:rPr>
-              <w:t>18</w:t>
-            </w:r>
-          </w:p>
-        </w:tc>
-        <w:tc>
-          <w:tcPr>
-            <w:tcW w:type="dxa" w:w="1238"/>
-            <w:vAlign w:val="center"/>
-            <w:tcMar>
-              <w:top w:w="90" w:type="dxa"/>
-              <w:start w:w="110" w:type="dxa"/>
-              <w:bottom w:w="90" w:type="dxa"/>
-              <w:end w:w="110" w:type="dxa"/>
-            </w:tcMar>
-          </w:tcPr>
-          <w:p>
-            <w:pPr>
-              <w:spacing w:after="0"/>
-            </w:pPr>
-            <w:r>
-              <w:rPr>
-                <w:rFonts w:ascii="Arial" w:hAnsi="Arial"/>
-                <w:b w:val="0"/>
-                <w:sz w:val="18"/>
-              </w:rPr>
-              <w:t>486,000</w:t>
-            </w:r>
-          </w:p>
-        </w:tc>
-        <w:tc>
-          <w:tcPr>
-            <w:tcW w:type="dxa" w:w="1123"/>
-            <w:vAlign w:val="center"/>
-            <w:tcMar>
-              <w:top w:w="90" w:type="dxa"/>
-              <w:start w:w="110" w:type="dxa"/>
-              <w:bottom w:w="90" w:type="dxa"/>
-              <w:end w:w="110" w:type="dxa"/>
-            </w:tcMar>
-          </w:tcPr>
-          <w:p>
-            <w:pPr>
-              <w:spacing w:after="0"/>
-            </w:pPr>
-            <w:r>
-              <w:rPr>
-                <w:rFonts w:ascii="Arial" w:hAnsi="Arial"/>
-                <w:b w:val="0"/>
-                <w:sz w:val="18"/>
-              </w:rPr>
-              <w:t>1,820,000</w:t>
-            </w:r>
-          </w:p>
-        </w:tc>
-        <w:tc>
-          <w:tcPr>
-            <w:tcW w:type="dxa" w:w="1037"/>
-            <w:vAlign w:val="center"/>
-            <w:tcMar>
-              <w:top w:w="90" w:type="dxa"/>
-              <w:start w:w="110" w:type="dxa"/>
-              <w:bottom w:w="90" w:type="dxa"/>
-              <w:end w:w="110" w:type="dxa"/>
-            </w:tcMar>
-          </w:tcPr>
-          <w:p>
-            <w:pPr>
-              <w:spacing w:after="0"/>
-            </w:pPr>
-            <w:r>
-              <w:rPr>
-                <w:rFonts w:ascii="Arial" w:hAnsi="Arial"/>
-                <w:b w:val="0"/>
-                <w:sz w:val="18"/>
-              </w:rPr>
-              <w:t>21</w:t>
-            </w:r>
-          </w:p>
-        </w:tc>
-      </w:tr>
-      <w:tr>
-        <w:trPr>
-          <w:cantSplit/>
-        </w:trPr>
-        <w:tc>
-          <w:tcPr>
-            <w:tcW w:type="dxa" w:w="1224"/>
-            <w:vAlign w:val="center"/>
-            <w:tcMar>
-              <w:top w:w="90" w:type="dxa"/>
-              <w:start w:w="110" w:type="dxa"/>
-              <w:bottom w:w="90" w:type="dxa"/>
-              <w:end w:w="110" w:type="dxa"/>
-            </w:tcMar>
-          </w:tcPr>
-          <w:p>
-            <w:pPr>
-              <w:spacing w:after="0"/>
-            </w:pPr>
-            <w:r>
-              <w:rPr>
-                <w:rFonts w:ascii="Arial" w:hAnsi="Arial"/>
-                <w:b w:val="0"/>
-                <w:sz w:val="18"/>
-              </w:rPr>
-              <w:t>Singapore</w:t>
-            </w:r>
-          </w:p>
-        </w:tc>
-        <w:tc>
-          <w:tcPr>
-            <w:tcW w:type="dxa" w:w="1037"/>
-            <w:vAlign w:val="center"/>
-            <w:tcMar>
-              <w:top w:w="90" w:type="dxa"/>
-              <w:start w:w="110" w:type="dxa"/>
-              <w:bottom w:w="90" w:type="dxa"/>
-              <w:end w:w="110" w:type="dxa"/>
-            </w:tcMar>
-          </w:tcPr>
-          <w:p>
-            <w:pPr>
-              <w:spacing w:after="0"/>
-            </w:pPr>
-            <w:r>
-              <w:rPr>
-                <w:rFonts w:ascii="Arial" w:hAnsi="Arial"/>
-                <w:b w:val="0"/>
-                <w:sz w:val="18"/>
-              </w:rPr>
-              <w:t>210,000</w:t>
-            </w:r>
-          </w:p>
-        </w:tc>
-        <w:tc>
-          <w:tcPr>
-            <w:tcW w:type="dxa" w:w="792"/>
-            <w:vAlign w:val="center"/>
-            <w:tcMar>
-              <w:top w:w="90" w:type="dxa"/>
-              <w:start w:w="110" w:type="dxa"/>
-              <w:bottom w:w="90" w:type="dxa"/>
-              <w:end w:w="110" w:type="dxa"/>
-            </w:tcMar>
-          </w:tcPr>
-          <w:p>
-            <w:pPr>
-              <w:spacing w:after="0"/>
-            </w:pPr>
-            <w:r>
-              <w:rPr>
-                <w:rFonts w:ascii="Arial" w:hAnsi="Arial"/>
-                <w:b w:val="0"/>
-                <w:sz w:val="18"/>
-              </w:rPr>
-              <w:t>540</w:t>
-            </w:r>
-          </w:p>
-        </w:tc>
-        <w:tc>
-          <w:tcPr>
-            <w:tcW w:type="dxa" w:w="749"/>
-            <w:vAlign w:val="center"/>
-            <w:tcMar>
-              <w:top w:w="90" w:type="dxa"/>
-              <w:start w:w="110" w:type="dxa"/>
-              <w:bottom w:w="90" w:type="dxa"/>
-              <w:end w:w="110" w:type="dxa"/>
-            </w:tcMar>
-          </w:tcPr>
-          <w:p>
-            <w:pPr>
-              <w:spacing w:after="0"/>
-            </w:pPr>
-            <w:r>
-              <w:rPr>
-                <w:rFonts w:ascii="Arial" w:hAnsi="Arial"/>
-                <w:b w:val="0"/>
-                <w:sz w:val="18"/>
-              </w:rPr>
-              <w:t>161</w:t>
-            </w:r>
-          </w:p>
-        </w:tc>
-        <w:tc>
-          <w:tcPr>
-            <w:tcW w:type="dxa" w:w="893"/>
-            <w:vAlign w:val="center"/>
-            <w:tcMar>
-              <w:top w:w="90" w:type="dxa"/>
-              <w:start w:w="110" w:type="dxa"/>
-              <w:bottom w:w="90" w:type="dxa"/>
-              <w:end w:w="110" w:type="dxa"/>
-            </w:tcMar>
-          </w:tcPr>
-          <w:p>
-            <w:pPr>
-              <w:spacing w:after="0"/>
-            </w:pPr>
-            <w:r>
-              <w:rPr>
-                <w:rFonts w:ascii="Arial" w:hAnsi="Arial"/>
-                <w:b w:val="0"/>
-                <w:sz w:val="18"/>
-              </w:rPr>
-              <w:t>68</w:t>
-            </w:r>
-          </w:p>
-        </w:tc>
-        <w:tc>
-          <w:tcPr>
-            <w:tcW w:type="dxa" w:w="691"/>
-            <w:vAlign w:val="center"/>
-            <w:tcMar>
-              <w:top w:w="90" w:type="dxa"/>
-              <w:start w:w="110" w:type="dxa"/>
-              <w:bottom w:w="90" w:type="dxa"/>
-              <w:end w:w="110" w:type="dxa"/>
-            </w:tcMar>
-          </w:tcPr>
-          <w:p>
-            <w:pPr>
-              <w:spacing w:after="0"/>
-            </w:pPr>
-            <w:r>
-              <w:rPr>
-                <w:rFonts w:ascii="Arial" w:hAnsi="Arial"/>
-                <w:b w:val="0"/>
-                <w:sz w:val="18"/>
-              </w:rPr>
-              <w:t>15</w:t>
-            </w:r>
-          </w:p>
-        </w:tc>
-        <w:tc>
-          <w:tcPr>
-            <w:tcW w:type="dxa" w:w="1238"/>
-            <w:vAlign w:val="center"/>
-            <w:tcMar>
-              <w:top w:w="90" w:type="dxa"/>
-              <w:start w:w="110" w:type="dxa"/>
-              <w:bottom w:w="90" w:type="dxa"/>
-              <w:end w:w="110" w:type="dxa"/>
-            </w:tcMar>
-          </w:tcPr>
-          <w:p>
-            <w:pPr>
-              <w:spacing w:after="0"/>
-            </w:pPr>
-            <w:r>
-              <w:rPr>
-                <w:rFonts w:ascii="Arial" w:hAnsi="Arial"/>
-                <w:b w:val="0"/>
-                <w:sz w:val="18"/>
-              </w:rPr>
-              <w:t>405,000</w:t>
-            </w:r>
-          </w:p>
-        </w:tc>
-        <w:tc>
-          <w:tcPr>
-            <w:tcW w:type="dxa" w:w="1123"/>
-            <w:vAlign w:val="center"/>
-            <w:tcMar>
-              <w:top w:w="90" w:type="dxa"/>
-              <w:start w:w="110" w:type="dxa"/>
-              <w:bottom w:w="90" w:type="dxa"/>
-              <w:end w:w="110" w:type="dxa"/>
-            </w:tcMar>
-          </w:tcPr>
-          <w:p>
-            <w:pPr>
-              <w:spacing w:after="0"/>
-            </w:pPr>
-            <w:r>
-              <w:rPr>
-                <w:rFonts w:ascii="Arial" w:hAnsi="Arial"/>
-                <w:b w:val="0"/>
-                <w:sz w:val="18"/>
-              </w:rPr>
-              <w:t>1,470,000</w:t>
-            </w:r>
-          </w:p>
-        </w:tc>
-        <w:tc>
-          <w:tcPr>
-            <w:tcW w:type="dxa" w:w="1037"/>
-            <w:vAlign w:val="center"/>
-            <w:tcMar>
-              <w:top w:w="90" w:type="dxa"/>
-              <w:start w:w="110" w:type="dxa"/>
-              <w:bottom w:w="90" w:type="dxa"/>
-              <w:end w:w="110" w:type="dxa"/>
-            </w:tcMar>
-          </w:tcPr>
-          <w:p>
-            <w:pPr>
-              <w:spacing w:after="0"/>
-            </w:pPr>
-            <w:r>
-              <w:rPr>
-                <w:rFonts w:ascii="Arial" w:hAnsi="Arial"/>
-                <w:b w:val="0"/>
-                <w:sz w:val="18"/>
-              </w:rPr>
-              <w:t>12</w:t>
-            </w:r>
-          </w:p>
-        </w:tc>
-      </w:tr>
-      <w:tr>
-        <w:trPr>
-          <w:cantSplit/>
-        </w:trPr>
-        <w:tc>
-          <w:tcPr>
-            <w:tcW w:type="dxa" w:w="1224"/>
-            <w:vAlign w:val="center"/>
-            <w:tcMar>
-              <w:top w:w="90" w:type="dxa"/>
-              <w:start w:w="110" w:type="dxa"/>
-              <w:bottom w:w="90" w:type="dxa"/>
-              <w:end w:w="110" w:type="dxa"/>
-            </w:tcMar>
-          </w:tcPr>
-          <w:p>
-            <w:pPr>
-              <w:spacing w:after="0"/>
-            </w:pPr>
-            <w:r>
-              <w:rPr>
-                <w:rFonts w:ascii="Arial" w:hAnsi="Arial"/>
-                <w:b w:val="0"/>
-                <w:sz w:val="18"/>
-              </w:rPr>
-              <w:t>Seoul</w:t>
-            </w:r>
-          </w:p>
-        </w:tc>
-        <w:tc>
-          <w:tcPr>
-            <w:tcW w:type="dxa" w:w="1037"/>
-            <w:vAlign w:val="center"/>
-            <w:tcMar>
-              <w:top w:w="90" w:type="dxa"/>
-              <w:start w:w="110" w:type="dxa"/>
-              <w:bottom w:w="90" w:type="dxa"/>
-              <w:end w:w="110" w:type="dxa"/>
-            </w:tcMar>
-          </w:tcPr>
-          <w:p>
-            <w:pPr>
-              <w:spacing w:after="0"/>
-            </w:pPr>
-            <w:r>
-              <w:rPr>
-                <w:rFonts w:ascii="Arial" w:hAnsi="Arial"/>
-                <w:b w:val="0"/>
-                <w:sz w:val="18"/>
-              </w:rPr>
-              <w:t>260,000</w:t>
-            </w:r>
-          </w:p>
-        </w:tc>
-        <w:tc>
-          <w:tcPr>
-            <w:tcW w:type="dxa" w:w="792"/>
-            <w:vAlign w:val="center"/>
-            <w:tcMar>
-              <w:top w:w="90" w:type="dxa"/>
-              <w:start w:w="110" w:type="dxa"/>
-              <w:bottom w:w="90" w:type="dxa"/>
-              <w:end w:w="110" w:type="dxa"/>
-            </w:tcMar>
-          </w:tcPr>
-          <w:p>
-            <w:pPr>
-              <w:spacing w:after="0"/>
-            </w:pPr>
-            <w:r>
-              <w:rPr>
-                <w:rFonts w:ascii="Arial" w:hAnsi="Arial"/>
-                <w:b w:val="0"/>
-                <w:sz w:val="18"/>
-              </w:rPr>
-              <w:t>710</w:t>
-            </w:r>
-          </w:p>
-        </w:tc>
-        <w:tc>
-          <w:tcPr>
-            <w:tcW w:type="dxa" w:w="749"/>
-            <w:vAlign w:val="center"/>
-            <w:tcMar>
-              <w:top w:w="90" w:type="dxa"/>
-              <w:start w:w="110" w:type="dxa"/>
-              <w:bottom w:w="90" w:type="dxa"/>
-              <w:end w:w="110" w:type="dxa"/>
-            </w:tcMar>
-          </w:tcPr>
-          <w:p>
-            <w:pPr>
-              <w:spacing w:after="0"/>
-            </w:pPr>
-            <w:r>
-              <w:rPr>
-                <w:rFonts w:ascii="Arial" w:hAnsi="Arial"/>
-                <w:b w:val="0"/>
-                <w:sz w:val="18"/>
-              </w:rPr>
-              <w:t>214</w:t>
-            </w:r>
-          </w:p>
-        </w:tc>
-        <w:tc>
-          <w:tcPr>
-            <w:tcW w:type="dxa" w:w="893"/>
-            <w:vAlign w:val="center"/>
-            <w:tcMar>
-              <w:top w:w="90" w:type="dxa"/>
-              <w:start w:w="110" w:type="dxa"/>
-              <w:bottom w:w="90" w:type="dxa"/>
-              <w:end w:w="110" w:type="dxa"/>
-            </w:tcMar>
-          </w:tcPr>
-          <w:p>
-            <w:pPr>
-              <w:spacing w:after="0"/>
-            </w:pPr>
-            <w:r>
-              <w:rPr>
-                <w:rFonts w:ascii="Arial" w:hAnsi="Arial"/>
-                <w:b w:val="0"/>
-                <w:sz w:val="18"/>
-              </w:rPr>
-              <w:t>83</w:t>
-            </w:r>
-          </w:p>
-        </w:tc>
-        <w:tc>
-          <w:tcPr>
-            <w:tcW w:type="dxa" w:w="691"/>
-            <w:vAlign w:val="center"/>
-            <w:tcMar>
-              <w:top w:w="90" w:type="dxa"/>
-              <w:start w:w="110" w:type="dxa"/>
-              <w:bottom w:w="90" w:type="dxa"/>
-              <w:end w:w="110" w:type="dxa"/>
-            </w:tcMar>
-          </w:tcPr>
-          <w:p>
-            <w:pPr>
-              <w:spacing w:after="0"/>
-            </w:pPr>
-            <w:r>
-              <w:rPr>
-                <w:rFonts w:ascii="Arial" w:hAnsi="Arial"/>
-                <w:b w:val="0"/>
-                <w:sz w:val="18"/>
-              </w:rPr>
-              <w:t>20</w:t>
-            </w:r>
-          </w:p>
-        </w:tc>
-        <w:tc>
-          <w:tcPr>
-            <w:tcW w:type="dxa" w:w="1238"/>
-            <w:vAlign w:val="center"/>
-            <w:tcMar>
-              <w:top w:w="90" w:type="dxa"/>
-              <w:start w:w="110" w:type="dxa"/>
-              <w:bottom w:w="90" w:type="dxa"/>
-              <w:end w:w="110" w:type="dxa"/>
-            </w:tcMar>
-          </w:tcPr>
-          <w:p>
-            <w:pPr>
-              <w:spacing w:after="0"/>
-            </w:pPr>
-            <w:r>
-              <w:rPr>
-                <w:rFonts w:ascii="Arial" w:hAnsi="Arial"/>
-                <w:b w:val="0"/>
-                <w:sz w:val="18"/>
-              </w:rPr>
-              <w:t>560,000</w:t>
-            </w:r>
-          </w:p>
-        </w:tc>
-        <w:tc>
-          <w:tcPr>
-            <w:tcW w:type="dxa" w:w="1123"/>
-            <w:vAlign w:val="center"/>
-            <w:tcMar>
-              <w:top w:w="90" w:type="dxa"/>
-              <w:start w:w="110" w:type="dxa"/>
-              <w:bottom w:w="90" w:type="dxa"/>
-              <w:end w:w="110" w:type="dxa"/>
-            </w:tcMar>
-          </w:tcPr>
-          <w:p>
-            <w:pPr>
-              <w:spacing w:after="0"/>
-            </w:pPr>
-            <w:r>
-              <w:rPr>
-                <w:rFonts w:ascii="Arial" w:hAnsi="Arial"/>
-                <w:b w:val="0"/>
-                <w:sz w:val="18"/>
-              </w:rPr>
-              <w:t>2,040,000</w:t>
-            </w:r>
-          </w:p>
-        </w:tc>
-        <w:tc>
-          <w:tcPr>
-            <w:tcW w:type="dxa" w:w="1037"/>
-            <w:vAlign w:val="center"/>
-            <w:tcMar>
-              <w:top w:w="90" w:type="dxa"/>
-              <w:start w:w="110" w:type="dxa"/>
-              <w:bottom w:w="90" w:type="dxa"/>
-              <w:end w:w="110" w:type="dxa"/>
-            </w:tcMar>
-          </w:tcPr>
-          <w:p>
-            <w:pPr>
-              <w:spacing w:after="0"/>
-            </w:pPr>
-            <w:r>
-              <w:rPr>
-                <w:rFonts w:ascii="Arial" w:hAnsi="Arial"/>
-                <w:b w:val="0"/>
-                <w:sz w:val="18"/>
-              </w:rPr>
-              <w:t>29</w:t>
-            </w:r>
-          </w:p>
-        </w:tc>
-      </w:tr>
-      <w:tr>
-        <w:trPr>
-          <w:cantSplit/>
-        </w:trPr>
-        <w:tc>
-          <w:tcPr>
-            <w:tcW w:type="dxa" w:w="1224"/>
-            <w:vAlign w:val="center"/>
-            <w:tcMar>
-              <w:top w:w="90" w:type="dxa"/>
-              <w:start w:w="110" w:type="dxa"/>
-              <w:bottom w:w="90" w:type="dxa"/>
-              <w:end w:w="110" w:type="dxa"/>
-            </w:tcMar>
-            <w:shd w:fill="EAF4F1"/>
-          </w:tcPr>
-          <w:p>
-            <w:pPr>
-              <w:spacing w:after="0"/>
-            </w:pPr>
-            <w:r>
-              <w:rPr>
-                <w:rFonts w:ascii="Arial" w:hAnsi="Arial"/>
-                <w:b w:val="0"/>
-                <w:sz w:val="18"/>
-              </w:rPr>
-              <w:t>Total</w:t>
-            </w:r>
-          </w:p>
-        </w:tc>
-        <w:tc>
-          <w:tcPr>
-            <w:tcW w:type="dxa" w:w="1037"/>
-            <w:vAlign w:val="center"/>
-            <w:tcMar>
-              <w:top w:w="90" w:type="dxa"/>
-              <w:start w:w="110" w:type="dxa"/>
-              <w:bottom w:w="90" w:type="dxa"/>
-              <w:end w:w="110" w:type="dxa"/>
-            </w:tcMar>
-            <w:shd w:fill="EAF4F1"/>
-          </w:tcPr>
-          <w:p>
-            <w:pPr>
-              <w:spacing w:after="0"/>
-            </w:pPr>
-            <w:r>
-              <w:rPr>
-                <w:rFonts w:ascii="Arial" w:hAnsi="Arial"/>
-                <w:b w:val="0"/>
-                <w:sz w:val="18"/>
-              </w:rPr>
-              <w:t>710,000</w:t>
-            </w:r>
-          </w:p>
-        </w:tc>
-        <w:tc>
-          <w:tcPr>
-            <w:tcW w:type="dxa" w:w="792"/>
-            <w:vAlign w:val="center"/>
-            <w:tcMar>
-              <w:top w:w="90" w:type="dxa"/>
-              <w:start w:w="110" w:type="dxa"/>
-              <w:bottom w:w="90" w:type="dxa"/>
-              <w:end w:w="110" w:type="dxa"/>
-            </w:tcMar>
-            <w:shd w:fill="EAF4F1"/>
-          </w:tcPr>
-          <w:p>
-            <w:pPr>
-              <w:spacing w:after="0"/>
-            </w:pPr>
-            <w:r>
-              <w:rPr>
-                <w:rFonts w:ascii="Arial" w:hAnsi="Arial"/>
-                <w:b w:val="0"/>
-                <w:sz w:val="18"/>
-              </w:rPr>
-              <w:t>1,870</w:t>
-            </w:r>
-          </w:p>
-        </w:tc>
-        <w:tc>
-          <w:tcPr>
-            <w:tcW w:type="dxa" w:w="749"/>
-            <w:vAlign w:val="center"/>
-            <w:tcMar>
-              <w:top w:w="90" w:type="dxa"/>
-              <w:start w:w="110" w:type="dxa"/>
-              <w:bottom w:w="90" w:type="dxa"/>
-              <w:end w:w="110" w:type="dxa"/>
-            </w:tcMar>
-            <w:shd w:fill="EAF4F1"/>
-          </w:tcPr>
-          <w:p>
-            <w:pPr>
-              <w:spacing w:after="0"/>
-            </w:pPr>
-            <w:r>
-              <w:rPr>
-                <w:rFonts w:ascii="Arial" w:hAnsi="Arial"/>
-                <w:b w:val="0"/>
-                <w:sz w:val="18"/>
-              </w:rPr>
-              <w:t>563</w:t>
-            </w:r>
-          </w:p>
-        </w:tc>
-        <w:tc>
-          <w:tcPr>
-            <w:tcW w:type="dxa" w:w="893"/>
-            <w:vAlign w:val="center"/>
-            <w:tcMar>
-              <w:top w:w="90" w:type="dxa"/>
-              <w:start w:w="110" w:type="dxa"/>
-              <w:bottom w:w="90" w:type="dxa"/>
-              <w:end w:w="110" w:type="dxa"/>
-            </w:tcMar>
-            <w:shd w:fill="EAF4F1"/>
-          </w:tcPr>
-          <w:p>
-            <w:pPr>
-              <w:spacing w:after="0"/>
-            </w:pPr>
-            <w:r>
-              <w:rPr>
-                <w:rFonts w:ascii="Arial" w:hAnsi="Arial"/>
-                <w:b w:val="0"/>
-                <w:sz w:val="18"/>
-              </w:rPr>
-              <w:t>225</w:t>
-            </w:r>
-          </w:p>
-        </w:tc>
-        <w:tc>
-          <w:tcPr>
-            <w:tcW w:type="dxa" w:w="691"/>
-            <w:vAlign w:val="center"/>
-            <w:tcMar>
-              <w:top w:w="90" w:type="dxa"/>
-              <w:start w:w="110" w:type="dxa"/>
-              <w:bottom w:w="90" w:type="dxa"/>
-              <w:end w:w="110" w:type="dxa"/>
-            </w:tcMar>
-            <w:shd w:fill="EAF4F1"/>
-          </w:tcPr>
-          <w:p>
-            <w:pPr>
-              <w:spacing w:after="0"/>
-            </w:pPr>
-            <w:r>
-              <w:rPr>
-                <w:rFonts w:ascii="Arial" w:hAnsi="Arial"/>
-                <w:b w:val="0"/>
-                <w:sz w:val="18"/>
-              </w:rPr>
-              <w:t>53</w:t>
-            </w:r>
-          </w:p>
-        </w:tc>
-        <w:tc>
-          <w:tcPr>
-            <w:tcW w:type="dxa" w:w="1238"/>
-            <w:vAlign w:val="center"/>
-            <w:tcMar>
-              <w:top w:w="90" w:type="dxa"/>
-              <w:start w:w="110" w:type="dxa"/>
-              <w:bottom w:w="90" w:type="dxa"/>
-              <w:end w:w="110" w:type="dxa"/>
-            </w:tcMar>
-            <w:shd w:fill="EAF4F1"/>
-          </w:tcPr>
-          <w:p>
-            <w:pPr>
-              <w:spacing w:after="0"/>
-            </w:pPr>
-            <w:r>
-              <w:rPr>
-                <w:rFonts w:ascii="Arial" w:hAnsi="Arial"/>
-                <w:b w:val="0"/>
-                <w:sz w:val="18"/>
-              </w:rPr>
-              <w:t>1,451,000</w:t>
-            </w:r>
-          </w:p>
-        </w:tc>
-        <w:tc>
-          <w:tcPr>
-            <w:tcW w:type="dxa" w:w="1123"/>
-            <w:vAlign w:val="center"/>
-            <w:tcMar>
-              <w:top w:w="90" w:type="dxa"/>
-              <w:start w:w="110" w:type="dxa"/>
-              <w:bottom w:w="90" w:type="dxa"/>
-              <w:end w:w="110" w:type="dxa"/>
-            </w:tcMar>
-            <w:shd w:fill="EAF4F1"/>
-          </w:tcPr>
-          <w:p>
-            <w:pPr>
-              <w:spacing w:after="0"/>
-            </w:pPr>
-            <w:r>
-              <w:rPr>
-                <w:rFonts w:ascii="Arial" w:hAnsi="Arial"/>
-                <w:b w:val="0"/>
-                <w:sz w:val="18"/>
-              </w:rPr>
-              <w:t>5,330,000</w:t>
-            </w:r>
-          </w:p>
-        </w:tc>
-        <w:tc>
-          <w:tcPr>
-            <w:tcW w:type="dxa" w:w="1037"/>
-            <w:vAlign w:val="center"/>
-            <w:tcMar>
-              <w:top w:w="90" w:type="dxa"/>
-              <w:start w:w="110" w:type="dxa"/>
-              <w:bottom w:w="90" w:type="dxa"/>
-              <w:end w:w="110" w:type="dxa"/>
-            </w:tcMar>
-            <w:shd w:fill="EAF4F1"/>
-          </w:tcPr>
-          <w:p>
-            <w:pPr>
-              <w:spacing w:after="0"/>
-            </w:pPr>
-            <w:r>
-              <w:rPr>
-                <w:rFonts w:ascii="Arial" w:hAnsi="Arial"/>
-                <w:b w:val="0"/>
-                <w:sz w:val="18"/>
-              </w:rPr>
-              <w:t>62</w:t>
-            </w:r>
-          </w:p>
-        </w:tc>
-      </w:tr>
-    </w:tbl>
     <w:p>
       <w:pPr>
-        <w:pStyle w:val="Heading1"/>
-        <w:keepNext/>
-        <w:spacing w:before="280" w:after="120"/>
+        <w:pStyle w:val="ListNumber"/>
       </w:pPr>
       <w:r>
-        <w:rPr>
-          <w:rFonts w:ascii="Arial" w:hAnsi="Arial"/>
-          <w:b/>
-          <w:color w:val="107867"/>
-          <w:sz w:val="32"/>
-        </w:rPr>
-        <w:t>2. Product results</w:t>
+        <w:t>Complete the Excel-to-PowerPoint handoff on page 3 of this pack.</w:t>
       </w:r>
     </w:p>
-    <w:tbl>
-      <w:tblPr>
-        <w:tblStyle w:val="TableGrid"/>
-        <w:tblW w:type="auto" w:w="0"/>
-        <w:jc w:val="center"/>
-        <w:tblLayout w:type="fixed"/>
-        <w:tblLook w:firstColumn="1" w:firstRow="1" w:lastColumn="0" w:lastRow="0" w:noHBand="0" w:noVBand="1" w:val="04A0"/>
-      </w:tblPr>
-      <w:tblGrid>
-        <w:gridCol w:w="1694"/>
-        <w:gridCol w:w="1694"/>
-        <w:gridCol w:w="1694"/>
-        <w:gridCol w:w="1694"/>
-        <w:gridCol w:w="1694"/>
-        <w:gridCol w:w="1694"/>
-      </w:tblGrid>
-      <w:tr>
-        <w:trPr>
-          <w:cantSplit/>
-        </w:trPr>
-        <w:tc>
-          <w:tcPr>
-            <w:tcW w:type="dxa" w:w="1699"/>
-            <w:vAlign w:val="center"/>
-            <w:tcMar>
-              <w:top w:w="90" w:type="dxa"/>
-              <w:start w:w="110" w:type="dxa"/>
-              <w:bottom w:w="90" w:type="dxa"/>
-              <w:end w:w="110" w:type="dxa"/>
-            </w:tcMar>
-            <w:shd w:fill="DDEBE8"/>
-          </w:tcPr>
-          <w:p>
-            <w:pPr>
-              <w:spacing w:after="0"/>
-            </w:pPr>
-            <w:r>
-              <w:rPr>
-                <w:rFonts w:ascii="Arial" w:hAnsi="Arial"/>
-                <w:b/>
-                <w:color w:val="132C46"/>
-                <w:sz w:val="18"/>
-              </w:rPr>
-              <w:t>Product family</w:t>
-            </w:r>
-          </w:p>
-        </w:tc>
-        <w:tc>
-          <w:tcPr>
-            <w:tcW w:type="dxa" w:w="1440"/>
-            <w:vAlign w:val="center"/>
-            <w:tcMar>
-              <w:top w:w="90" w:type="dxa"/>
-              <w:start w:w="110" w:type="dxa"/>
-              <w:bottom w:w="90" w:type="dxa"/>
-              <w:end w:w="110" w:type="dxa"/>
-            </w:tcMar>
-            <w:shd w:fill="DDEBE8"/>
-          </w:tcPr>
-          <w:p>
-            <w:pPr>
-              <w:spacing w:after="0"/>
-            </w:pPr>
-            <w:r>
-              <w:rPr>
-                <w:rFonts w:ascii="Arial" w:hAnsi="Arial"/>
-                <w:b/>
-                <w:color w:val="132C46"/>
-                <w:sz w:val="18"/>
-              </w:rPr>
-              <w:t>Confirmed revenue</w:t>
-            </w:r>
-          </w:p>
-        </w:tc>
-        <w:tc>
-          <w:tcPr>
-            <w:tcW w:type="dxa" w:w="1181"/>
-            <w:vAlign w:val="center"/>
-            <w:tcMar>
-              <w:top w:w="90" w:type="dxa"/>
-              <w:start w:w="110" w:type="dxa"/>
-              <w:bottom w:w="90" w:type="dxa"/>
-              <w:end w:w="110" w:type="dxa"/>
-            </w:tcMar>
-            <w:shd w:fill="DDEBE8"/>
-          </w:tcPr>
-          <w:p>
-            <w:pPr>
-              <w:spacing w:after="0"/>
-            </w:pPr>
-            <w:r>
-              <w:rPr>
-                <w:rFonts w:ascii="Arial" w:hAnsi="Arial"/>
-                <w:b/>
-                <w:color w:val="132C46"/>
-                <w:sz w:val="18"/>
-              </w:rPr>
-              <w:t>Gross margin %</w:t>
-            </w:r>
-          </w:p>
-        </w:tc>
-        <w:tc>
-          <w:tcPr>
-            <w:tcW w:type="dxa" w:w="1123"/>
-            <w:vAlign w:val="center"/>
-            <w:tcMar>
-              <w:top w:w="90" w:type="dxa"/>
-              <w:start w:w="110" w:type="dxa"/>
-              <w:bottom w:w="90" w:type="dxa"/>
-              <w:end w:w="110" w:type="dxa"/>
-            </w:tcMar>
-            <w:shd w:fill="DDEBE8"/>
-          </w:tcPr>
-          <w:p>
-            <w:pPr>
-              <w:spacing w:after="0"/>
-            </w:pPr>
-            <w:r>
-              <w:rPr>
-                <w:rFonts w:ascii="Arial" w:hAnsi="Arial"/>
-                <w:b/>
-                <w:color w:val="132C46"/>
-                <w:sz w:val="18"/>
-              </w:rPr>
-              <w:t>Qualified leads</w:t>
-            </w:r>
-          </w:p>
-        </w:tc>
-        <w:tc>
-          <w:tcPr>
-            <w:tcW w:type="dxa" w:w="1440"/>
-            <w:vAlign w:val="center"/>
-            <w:tcMar>
-              <w:top w:w="90" w:type="dxa"/>
-              <w:start w:w="110" w:type="dxa"/>
-              <w:bottom w:w="90" w:type="dxa"/>
-              <w:end w:w="110" w:type="dxa"/>
-            </w:tcMar>
-            <w:shd w:fill="DDEBE8"/>
-          </w:tcPr>
-          <w:p>
-            <w:pPr>
-              <w:spacing w:after="0"/>
-            </w:pPr>
-            <w:r>
-              <w:rPr>
-                <w:rFonts w:ascii="Arial" w:hAnsi="Arial"/>
-                <w:b/>
-                <w:color w:val="132C46"/>
-                <w:sz w:val="18"/>
-              </w:rPr>
-              <w:t>Open pipeline</w:t>
-            </w:r>
-          </w:p>
-        </w:tc>
-        <w:tc>
-          <w:tcPr>
-            <w:tcW w:type="dxa" w:w="3197"/>
-            <w:vAlign w:val="center"/>
-            <w:tcMar>
-              <w:top w:w="90" w:type="dxa"/>
-              <w:start w:w="110" w:type="dxa"/>
-              <w:bottom w:w="90" w:type="dxa"/>
-              <w:end w:w="110" w:type="dxa"/>
-            </w:tcMar>
-            <w:shd w:fill="DDEBE8"/>
-          </w:tcPr>
-          <w:p>
-            <w:pPr>
-              <w:spacing w:after="0"/>
-            </w:pPr>
-            <w:r>
-              <w:rPr>
-                <w:rFonts w:ascii="Arial" w:hAnsi="Arial"/>
-                <w:b/>
-                <w:color w:val="132C46"/>
-                <w:sz w:val="18"/>
-              </w:rPr>
-              <w:t>Management note</w:t>
-            </w:r>
-          </w:p>
-        </w:tc>
-      </w:tr>
-      <w:tr>
-        <w:trPr>
-          <w:cantSplit/>
-        </w:trPr>
-        <w:tc>
-          <w:tcPr>
-            <w:tcW w:type="dxa" w:w="1699"/>
-            <w:vAlign w:val="center"/>
-            <w:tcMar>
-              <w:top w:w="90" w:type="dxa"/>
-              <w:start w:w="110" w:type="dxa"/>
-              <w:bottom w:w="90" w:type="dxa"/>
-              <w:end w:w="110" w:type="dxa"/>
-            </w:tcMar>
-          </w:tcPr>
-          <w:p>
-            <w:pPr>
-              <w:spacing w:after="0"/>
-            </w:pPr>
-            <w:r>
-              <w:rPr>
-                <w:rFonts w:ascii="Arial" w:hAnsi="Arial"/>
-                <w:b w:val="0"/>
-                <w:sz w:val="18"/>
-              </w:rPr>
-              <w:t>Protective apparel</w:t>
-            </w:r>
-          </w:p>
-        </w:tc>
-        <w:tc>
-          <w:tcPr>
-            <w:tcW w:type="dxa" w:w="1440"/>
-            <w:vAlign w:val="center"/>
-            <w:tcMar>
-              <w:top w:w="90" w:type="dxa"/>
-              <w:start w:w="110" w:type="dxa"/>
-              <w:bottom w:w="90" w:type="dxa"/>
-              <w:end w:w="110" w:type="dxa"/>
-            </w:tcMar>
-          </w:tcPr>
-          <w:p>
-            <w:pPr>
-              <w:spacing w:after="0"/>
-            </w:pPr>
-            <w:r>
-              <w:rPr>
-                <w:rFonts w:ascii="Arial" w:hAnsi="Arial"/>
-                <w:b w:val="0"/>
-                <w:sz w:val="18"/>
-              </w:rPr>
-              <w:t>620,000</w:t>
-            </w:r>
-          </w:p>
-        </w:tc>
-        <w:tc>
-          <w:tcPr>
-            <w:tcW w:type="dxa" w:w="1181"/>
-            <w:vAlign w:val="center"/>
-            <w:tcMar>
-              <w:top w:w="90" w:type="dxa"/>
-              <w:start w:w="110" w:type="dxa"/>
-              <w:bottom w:w="90" w:type="dxa"/>
-              <w:end w:w="110" w:type="dxa"/>
-            </w:tcMar>
-          </w:tcPr>
-          <w:p>
-            <w:pPr>
-              <w:spacing w:after="0"/>
-            </w:pPr>
-            <w:r>
-              <w:rPr>
-                <w:rFonts w:ascii="Arial" w:hAnsi="Arial"/>
-                <w:b w:val="0"/>
-                <w:sz w:val="18"/>
-              </w:rPr>
-              <w:t>44%</w:t>
-            </w:r>
-          </w:p>
-        </w:tc>
-        <w:tc>
-          <w:tcPr>
-            <w:tcW w:type="dxa" w:w="1123"/>
-            <w:vAlign w:val="center"/>
-            <w:tcMar>
-              <w:top w:w="90" w:type="dxa"/>
-              <w:start w:w="110" w:type="dxa"/>
-              <w:bottom w:w="90" w:type="dxa"/>
-              <w:end w:w="110" w:type="dxa"/>
-            </w:tcMar>
-          </w:tcPr>
-          <w:p>
-            <w:pPr>
-              <w:spacing w:after="0"/>
-            </w:pPr>
-            <w:r>
-              <w:rPr>
-                <w:rFonts w:ascii="Arial" w:hAnsi="Arial"/>
-                <w:b w:val="0"/>
-                <w:sz w:val="18"/>
-              </w:rPr>
-              <w:t>91</w:t>
-            </w:r>
-          </w:p>
-        </w:tc>
-        <w:tc>
-          <w:tcPr>
-            <w:tcW w:type="dxa" w:w="1440"/>
-            <w:vAlign w:val="center"/>
-            <w:tcMar>
-              <w:top w:w="90" w:type="dxa"/>
-              <w:start w:w="110" w:type="dxa"/>
-              <w:bottom w:w="90" w:type="dxa"/>
-              <w:end w:w="110" w:type="dxa"/>
-            </w:tcMar>
-          </w:tcPr>
-          <w:p>
-            <w:pPr>
-              <w:spacing w:after="0"/>
-            </w:pPr>
-            <w:r>
-              <w:rPr>
-                <w:rFonts w:ascii="Arial" w:hAnsi="Arial"/>
-                <w:b w:val="0"/>
-                <w:sz w:val="18"/>
-              </w:rPr>
-              <w:t>1,980,000</w:t>
-            </w:r>
-          </w:p>
-        </w:tc>
-        <w:tc>
-          <w:tcPr>
-            <w:tcW w:type="dxa" w:w="3197"/>
-            <w:vAlign w:val="center"/>
-            <w:tcMar>
-              <w:top w:w="90" w:type="dxa"/>
-              <w:start w:w="110" w:type="dxa"/>
-              <w:bottom w:w="90" w:type="dxa"/>
-              <w:end w:w="110" w:type="dxa"/>
-            </w:tcMar>
-          </w:tcPr>
-          <w:p>
-            <w:pPr>
-              <w:spacing w:after="0"/>
-            </w:pPr>
-            <w:r>
-              <w:rPr>
-                <w:rFonts w:ascii="Arial" w:hAnsi="Arial"/>
-                <w:b w:val="0"/>
-                <w:sz w:val="18"/>
-              </w:rPr>
-              <w:t>Strongest confirmed value; supply capacity must be checked</w:t>
-            </w:r>
-          </w:p>
-        </w:tc>
-      </w:tr>
-      <w:tr>
-        <w:trPr>
-          <w:cantSplit/>
-        </w:trPr>
-        <w:tc>
-          <w:tcPr>
-            <w:tcW w:type="dxa" w:w="1699"/>
-            <w:vAlign w:val="center"/>
-            <w:tcMar>
-              <w:top w:w="90" w:type="dxa"/>
-              <w:start w:w="110" w:type="dxa"/>
-              <w:bottom w:w="90" w:type="dxa"/>
-              <w:end w:w="110" w:type="dxa"/>
-            </w:tcMar>
-          </w:tcPr>
-          <w:p>
-            <w:pPr>
-              <w:spacing w:after="0"/>
-            </w:pPr>
-            <w:r>
-              <w:rPr>
-                <w:rFonts w:ascii="Arial" w:hAnsi="Arial"/>
-                <w:b w:val="0"/>
-                <w:sz w:val="18"/>
-              </w:rPr>
-              <w:t>Infection prevention</w:t>
-            </w:r>
-          </w:p>
-        </w:tc>
-        <w:tc>
-          <w:tcPr>
-            <w:tcW w:type="dxa" w:w="1440"/>
-            <w:vAlign w:val="center"/>
-            <w:tcMar>
-              <w:top w:w="90" w:type="dxa"/>
-              <w:start w:w="110" w:type="dxa"/>
-              <w:bottom w:w="90" w:type="dxa"/>
-              <w:end w:w="110" w:type="dxa"/>
-            </w:tcMar>
-          </w:tcPr>
-          <w:p>
-            <w:pPr>
-              <w:spacing w:after="0"/>
-            </w:pPr>
-            <w:r>
-              <w:rPr>
-                <w:rFonts w:ascii="Arial" w:hAnsi="Arial"/>
-                <w:b w:val="0"/>
-                <w:sz w:val="18"/>
-              </w:rPr>
-              <w:t>518,000</w:t>
-            </w:r>
-          </w:p>
-        </w:tc>
-        <w:tc>
-          <w:tcPr>
-            <w:tcW w:type="dxa" w:w="1181"/>
-            <w:vAlign w:val="center"/>
-            <w:tcMar>
-              <w:top w:w="90" w:type="dxa"/>
-              <w:start w:w="110" w:type="dxa"/>
-              <w:bottom w:w="90" w:type="dxa"/>
-              <w:end w:w="110" w:type="dxa"/>
-            </w:tcMar>
-          </w:tcPr>
-          <w:p>
-            <w:pPr>
-              <w:spacing w:after="0"/>
-            </w:pPr>
-            <w:r>
-              <w:rPr>
-                <w:rFonts w:ascii="Arial" w:hAnsi="Arial"/>
-                <w:b w:val="0"/>
-                <w:sz w:val="18"/>
-              </w:rPr>
-              <w:t>41%</w:t>
-            </w:r>
-          </w:p>
-        </w:tc>
-        <w:tc>
-          <w:tcPr>
-            <w:tcW w:type="dxa" w:w="1123"/>
-            <w:vAlign w:val="center"/>
-            <w:tcMar>
-              <w:top w:w="90" w:type="dxa"/>
-              <w:start w:w="110" w:type="dxa"/>
-              <w:bottom w:w="90" w:type="dxa"/>
-              <w:end w:w="110" w:type="dxa"/>
-            </w:tcMar>
-          </w:tcPr>
-          <w:p>
-            <w:pPr>
-              <w:spacing w:after="0"/>
-            </w:pPr>
-            <w:r>
-              <w:rPr>
-                <w:rFonts w:ascii="Arial" w:hAnsi="Arial"/>
-                <w:b w:val="0"/>
-                <w:sz w:val="18"/>
-              </w:rPr>
-              <w:t>84</w:t>
-            </w:r>
-          </w:p>
-        </w:tc>
-        <w:tc>
-          <w:tcPr>
-            <w:tcW w:type="dxa" w:w="1440"/>
-            <w:vAlign w:val="center"/>
-            <w:tcMar>
-              <w:top w:w="90" w:type="dxa"/>
-              <w:start w:w="110" w:type="dxa"/>
-              <w:bottom w:w="90" w:type="dxa"/>
-              <w:end w:w="110" w:type="dxa"/>
-            </w:tcMar>
-          </w:tcPr>
-          <w:p>
-            <w:pPr>
-              <w:spacing w:after="0"/>
-            </w:pPr>
-            <w:r>
-              <w:rPr>
-                <w:rFonts w:ascii="Arial" w:hAnsi="Arial"/>
-                <w:b w:val="0"/>
-                <w:sz w:val="18"/>
-              </w:rPr>
-              <w:t>2,110,000</w:t>
-            </w:r>
-          </w:p>
-        </w:tc>
-        <w:tc>
-          <w:tcPr>
-            <w:tcW w:type="dxa" w:w="3197"/>
-            <w:vAlign w:val="center"/>
-            <w:tcMar>
-              <w:top w:w="90" w:type="dxa"/>
-              <w:start w:w="110" w:type="dxa"/>
-              <w:bottom w:w="90" w:type="dxa"/>
-              <w:end w:w="110" w:type="dxa"/>
-            </w:tcMar>
-          </w:tcPr>
-          <w:p>
-            <w:pPr>
-              <w:spacing w:after="0"/>
-            </w:pPr>
-            <w:r>
-              <w:rPr>
-                <w:rFonts w:ascii="Arial" w:hAnsi="Arial"/>
-                <w:b w:val="0"/>
-                <w:sz w:val="18"/>
-              </w:rPr>
-              <w:t>Largest pipeline; three tenders are not yet approved</w:t>
-            </w:r>
-          </w:p>
-        </w:tc>
-      </w:tr>
-      <w:tr>
-        <w:trPr>
-          <w:cantSplit/>
-        </w:trPr>
-        <w:tc>
-          <w:tcPr>
-            <w:tcW w:type="dxa" w:w="1699"/>
-            <w:vAlign w:val="center"/>
-            <w:tcMar>
-              <w:top w:w="90" w:type="dxa"/>
-              <w:start w:w="110" w:type="dxa"/>
-              <w:bottom w:w="90" w:type="dxa"/>
-              <w:end w:w="110" w:type="dxa"/>
-            </w:tcMar>
-          </w:tcPr>
-          <w:p>
-            <w:pPr>
-              <w:spacing w:after="0"/>
-            </w:pPr>
-            <w:r>
-              <w:rPr>
-                <w:rFonts w:ascii="Arial" w:hAnsi="Arial"/>
-                <w:b w:val="0"/>
-                <w:sz w:val="18"/>
-              </w:rPr>
-              <w:t>Patient care</w:t>
-            </w:r>
-          </w:p>
-        </w:tc>
-        <w:tc>
-          <w:tcPr>
-            <w:tcW w:type="dxa" w:w="1440"/>
-            <w:vAlign w:val="center"/>
-            <w:tcMar>
-              <w:top w:w="90" w:type="dxa"/>
-              <w:start w:w="110" w:type="dxa"/>
-              <w:bottom w:w="90" w:type="dxa"/>
-              <w:end w:w="110" w:type="dxa"/>
-            </w:tcMar>
-          </w:tcPr>
-          <w:p>
-            <w:pPr>
-              <w:spacing w:after="0"/>
-            </w:pPr>
-            <w:r>
-              <w:rPr>
-                <w:rFonts w:ascii="Arial" w:hAnsi="Arial"/>
-                <w:b w:val="0"/>
-                <w:sz w:val="18"/>
-              </w:rPr>
-              <w:t>313,000</w:t>
-            </w:r>
-          </w:p>
-        </w:tc>
-        <w:tc>
-          <w:tcPr>
-            <w:tcW w:type="dxa" w:w="1181"/>
-            <w:vAlign w:val="center"/>
-            <w:tcMar>
-              <w:top w:w="90" w:type="dxa"/>
-              <w:start w:w="110" w:type="dxa"/>
-              <w:bottom w:w="90" w:type="dxa"/>
-              <w:end w:w="110" w:type="dxa"/>
-            </w:tcMar>
-          </w:tcPr>
-          <w:p>
-            <w:pPr>
-              <w:spacing w:after="0"/>
-            </w:pPr>
-            <w:r>
-              <w:rPr>
-                <w:rFonts w:ascii="Arial" w:hAnsi="Arial"/>
-                <w:b w:val="0"/>
-                <w:sz w:val="18"/>
-              </w:rPr>
-              <w:t>36%</w:t>
-            </w:r>
-          </w:p>
-        </w:tc>
-        <w:tc>
-          <w:tcPr>
-            <w:tcW w:type="dxa" w:w="1123"/>
-            <w:vAlign w:val="center"/>
-            <w:tcMar>
-              <w:top w:w="90" w:type="dxa"/>
-              <w:start w:w="110" w:type="dxa"/>
-              <w:bottom w:w="90" w:type="dxa"/>
-              <w:end w:w="110" w:type="dxa"/>
-            </w:tcMar>
-          </w:tcPr>
-          <w:p>
-            <w:pPr>
-              <w:spacing w:after="0"/>
-            </w:pPr>
-            <w:r>
-              <w:rPr>
-                <w:rFonts w:ascii="Arial" w:hAnsi="Arial"/>
-                <w:b w:val="0"/>
-                <w:sz w:val="18"/>
-              </w:rPr>
-              <w:t>50</w:t>
-            </w:r>
-          </w:p>
-        </w:tc>
-        <w:tc>
-          <w:tcPr>
-            <w:tcW w:type="dxa" w:w="1440"/>
-            <w:vAlign w:val="center"/>
-            <w:tcMar>
-              <w:top w:w="90" w:type="dxa"/>
-              <w:start w:w="110" w:type="dxa"/>
-              <w:bottom w:w="90" w:type="dxa"/>
-              <w:end w:w="110" w:type="dxa"/>
-            </w:tcMar>
-          </w:tcPr>
-          <w:p>
-            <w:pPr>
-              <w:spacing w:after="0"/>
-            </w:pPr>
-            <w:r>
-              <w:rPr>
-                <w:rFonts w:ascii="Arial" w:hAnsi="Arial"/>
-                <w:b w:val="0"/>
-                <w:sz w:val="18"/>
-              </w:rPr>
-              <w:t>1,240,000</w:t>
-            </w:r>
-          </w:p>
-        </w:tc>
-        <w:tc>
-          <w:tcPr>
-            <w:tcW w:type="dxa" w:w="3197"/>
-            <w:vAlign w:val="center"/>
-            <w:tcMar>
-              <w:top w:w="90" w:type="dxa"/>
-              <w:start w:w="110" w:type="dxa"/>
-              <w:bottom w:w="90" w:type="dxa"/>
-              <w:end w:w="110" w:type="dxa"/>
-            </w:tcMar>
-          </w:tcPr>
-          <w:p>
-            <w:pPr>
-              <w:spacing w:after="0"/>
-            </w:pPr>
-            <w:r>
-              <w:rPr>
-                <w:rFonts w:ascii="Arial" w:hAnsi="Arial"/>
-                <w:b w:val="0"/>
-                <w:sz w:val="18"/>
-              </w:rPr>
-              <w:t>Lower margin; pricing exceptions need review</w:t>
-            </w:r>
-          </w:p>
-        </w:tc>
-      </w:tr>
-    </w:tbl>
     <w:p>
       <w:pPr>
-        <w:pStyle w:val="Heading1"/>
-        <w:keepNext/>
-        <w:spacing w:before="280" w:after="120"/>
+        <w:pStyle w:val="ListNumber"/>
       </w:pPr>
       <w:r>
-        <w:rPr>
-          <w:rFonts w:ascii="Arial" w:hAnsi="Arial"/>
-          <w:b/>
-          <w:color w:val="107867"/>
-          <w:sz w:val="32"/>
-        </w:rPr>
-        <w:t>3. Follow-up status and qualitative evidence</w:t>
+        <w:t>Use the website’s linked PowerPoint prompt preset.</w:t>
+      </w:r>
+    </w:p>
+    <w:p>
+      <w:pPr>
+        <w:pStyle w:val="ListNumber"/>
+      </w:pPr>
+      <w:r>
+        <w:t>Create the six-slide deck and perform the human verification check.</w:t>
+      </w:r>
+    </w:p>
+    <w:p>
+      <w:pPr>
+        <w:pStyle w:val="Heading2"/>
+      </w:pPr>
+      <w:r>
+        <w:t>Files participants need</w:t>
       </w:r>
     </w:p>
     <w:p>
       <w:pPr>
         <w:pStyle w:val="ListBullet"/>
-        <w:spacing w:after="80"/>
-        <w:ind w:left="360" w:hanging="259"/>
       </w:pPr>
       <w:r>
-        <w:rPr>
-          <w:rFonts w:ascii="Arial" w:hAnsi="Arial"/>
-          <w:b w:val="0"/>
-          <w:sz w:val="21"/>
-        </w:rPr>
-        <w:t>62 qualified-lead follow-ups are overdue by more than five working days: Hong Kong 21, Singapore 12 and Seoul 29.</w:t>
+        <w:t>AI-Workshop-Fictional-Raw-Data.xlsx — shared source workbook for Excel and PowerPoint.</w:t>
       </w:r>
     </w:p>
     <w:p>
       <w:pPr>
         <w:pStyle w:val="ListBullet"/>
-        <w:spacing w:after="80"/>
-        <w:ind w:left="360" w:hanging="259"/>
       </w:pPr>
       <w:r>
-        <w:rPr>
-          <w:rFonts w:ascii="Arial" w:hAnsi="Arial"/>
-          <w:b w:val="0"/>
-          <w:sz w:val="21"/>
-        </w:rPr>
-        <w:t>Sales Operations reports that ownership is missing for 17 Seoul leads and 6 Hong Kong leads. This is an administrative gap, not evidence that the leads are lost.</w:t>
-      </w:r>
-    </w:p>
-    <w:p>
-      <w:pPr>
-        <w:pStyle w:val="ListBullet"/>
-        <w:spacing w:after="80"/>
-        <w:ind w:left="360" w:hanging="259"/>
-      </w:pPr>
-      <w:r>
-        <w:rPr>
-          <w:rFonts w:ascii="Arial" w:hAnsi="Arial"/>
-          <w:b w:val="0"/>
-          <w:sz w:val="21"/>
-        </w:rPr>
-        <w:t>Three infection-prevention tenders worth HKD 760,000 are included in open pipeline. None is approved or confirmed revenue.</w:t>
-      </w:r>
-    </w:p>
-    <w:p>
-      <w:pPr>
-        <w:pStyle w:val="ListBullet"/>
-        <w:spacing w:after="80"/>
-        <w:ind w:left="360" w:hanging="259"/>
-      </w:pPr>
-      <w:r>
-        <w:rPr>
-          <w:rFonts w:ascii="Arial" w:hAnsi="Arial"/>
-          <w:b w:val="0"/>
-          <w:sz w:val="21"/>
-        </w:rPr>
-        <w:t>Two confirmed orders worth HKD 118,000 are awaiting customer purchase-order copies. Commercial status must be verified before external reporting.</w:t>
-      </w:r>
-    </w:p>
-    <w:p>
-      <w:pPr>
-        <w:pStyle w:val="ListBullet"/>
-        <w:spacing w:after="80"/>
-        <w:ind w:left="360" w:hanging="259"/>
-      </w:pPr>
-      <w:r>
-        <w:rPr>
-          <w:rFonts w:ascii="Arial" w:hAnsi="Arial"/>
-          <w:b w:val="0"/>
-          <w:sz w:val="21"/>
-        </w:rPr>
-        <w:t>The Events Team estimates 85% of attendee badges were scanned successfully. Market comparisons may therefore undercount visitors differently.</w:t>
-      </w:r>
-    </w:p>
-    <w:p>
-      <w:pPr>
-        <w:pStyle w:val="Heading1"/>
-        <w:keepNext/>
-        <w:spacing w:before="280" w:after="120"/>
-      </w:pPr>
-      <w:r>
-        <w:rPr>
-          <w:rFonts w:ascii="Arial" w:hAnsi="Arial"/>
-          <w:b/>
-          <w:color w:val="107867"/>
-          <w:sz w:val="32"/>
-        </w:rPr>
-        <w:t>4. Stakeholder comments</w:t>
-      </w:r>
-    </w:p>
-    <w:p>
-      <w:pPr>
-        <w:spacing w:after="120"/>
-        <w:ind w:left="259"/>
-      </w:pPr>
-      <w:r>
-        <w:rPr>
-          <w:rFonts w:ascii="Arial" w:hAnsi="Arial"/>
-          <w:b/>
-          <w:color w:val="132C46"/>
-          <w:sz w:val="21"/>
-        </w:rPr>
-        <w:t xml:space="preserve">Regional Sales Director: </w:t>
-      </w:r>
-      <w:r>
-        <w:rPr>
-          <w:rFonts w:ascii="Arial" w:hAnsi="Arial"/>
-          <w:b w:val="0"/>
-          <w:sz w:val="21"/>
-        </w:rPr>
-        <w:t>“The Seoul event generated strong interest, but we need named owners and a 10-day recovery plan for overdue follow-up.”</w:t>
-      </w:r>
-    </w:p>
-    <w:p>
-      <w:pPr>
-        <w:spacing w:after="120"/>
-        <w:ind w:left="259"/>
-      </w:pPr>
-      <w:r>
-        <w:rPr>
-          <w:rFonts w:ascii="Arial" w:hAnsi="Arial"/>
-          <w:b/>
-          <w:color w:val="132C46"/>
-          <w:sz w:val="21"/>
-        </w:rPr>
-        <w:t xml:space="preserve">Finance Business Partner: </w:t>
-      </w:r>
-      <w:r>
-        <w:rPr>
-          <w:rFonts w:ascii="Arial" w:hAnsi="Arial"/>
-          <w:b w:val="0"/>
-          <w:sz w:val="21"/>
-        </w:rPr>
-        <w:t>“Do not describe pipeline divided by event cost as ROI. Pipeline is unconfirmed and gross profit is not yet known.”</w:t>
-      </w:r>
-    </w:p>
-    <w:p>
-      <w:pPr>
-        <w:spacing w:after="120"/>
-        <w:ind w:left="259"/>
-      </w:pPr>
-      <w:r>
-        <w:rPr>
-          <w:rFonts w:ascii="Arial" w:hAnsi="Arial"/>
-          <w:b/>
-          <w:color w:val="132C46"/>
-          <w:sz w:val="21"/>
-        </w:rPr>
-        <w:t xml:space="preserve">Supply Chain Lead: </w:t>
-      </w:r>
-      <w:r>
-        <w:rPr>
-          <w:rFonts w:ascii="Arial" w:hAnsi="Arial"/>
-          <w:b w:val="0"/>
-          <w:sz w:val="21"/>
-        </w:rPr>
-        <w:t>“Before promoting protective apparel demand, confirm whether August production capacity can support the largest opportunities.”</w:t>
-      </w:r>
-    </w:p>
-    <w:p>
-      <w:pPr>
-        <w:spacing w:after="120"/>
-        <w:ind w:left="259"/>
-      </w:pPr>
-      <w:r>
-        <w:rPr>
-          <w:rFonts w:ascii="Arial" w:hAnsi="Arial"/>
-          <w:b/>
-          <w:color w:val="132C46"/>
-          <w:sz w:val="21"/>
-        </w:rPr>
-        <w:t xml:space="preserve">Marketing Lead: </w:t>
-      </w:r>
-      <w:r>
-        <w:rPr>
-          <w:rFonts w:ascii="Arial" w:hAnsi="Arial"/>
-          <w:b w:val="0"/>
-          <w:sz w:val="21"/>
-        </w:rPr>
-        <w:t>“Use one management message per slide and show the data source or assumption in speaker notes.”</w:t>
-      </w:r>
-    </w:p>
-    <w:p>
-      <w:pPr>
-        <w:pStyle w:val="Heading1"/>
-        <w:keepNext/>
-        <w:spacing w:before="280" w:after="120"/>
-      </w:pPr>
-      <w:r>
-        <w:rPr>
-          <w:rFonts w:ascii="Arial" w:hAnsi="Arial"/>
-          <w:b/>
-          <w:color w:val="107867"/>
-          <w:sz w:val="32"/>
-        </w:rPr>
-        <w:t>5. Required management decisions</w:t>
-      </w:r>
-    </w:p>
-    <w:p>
-      <w:pPr>
-        <w:pStyle w:val="ListBullet"/>
-        <w:spacing w:after="80"/>
-        <w:ind w:left="360" w:hanging="259"/>
-      </w:pPr>
-      <w:r>
-        <w:rPr>
-          <w:rFonts w:ascii="Arial" w:hAnsi="Arial"/>
-          <w:b w:val="0"/>
-          <w:sz w:val="21"/>
-        </w:rPr>
-        <w:t>Approve a 10-working-day follow-up recovery plan and confirm one owner for every qualified lead.</w:t>
-      </w:r>
-    </w:p>
-    <w:p>
-      <w:pPr>
-        <w:pStyle w:val="ListBullet"/>
-        <w:spacing w:after="80"/>
-        <w:ind w:left="360" w:hanging="259"/>
-      </w:pPr>
-      <w:r>
-        <w:rPr>
-          <w:rFonts w:ascii="Arial" w:hAnsi="Arial"/>
-          <w:b w:val="0"/>
-          <w:sz w:val="21"/>
-        </w:rPr>
-        <w:t>Decide whether the next event budget should prioritise Seoul scale or Singapore follow-up efficiency.</w:t>
-      </w:r>
-    </w:p>
-    <w:p>
-      <w:pPr>
-        <w:pStyle w:val="ListBullet"/>
-        <w:spacing w:after="80"/>
-        <w:ind w:left="360" w:hanging="259"/>
-      </w:pPr>
-      <w:r>
-        <w:rPr>
-          <w:rFonts w:ascii="Arial" w:hAnsi="Arial"/>
-          <w:b w:val="0"/>
-          <w:sz w:val="21"/>
-        </w:rPr>
-        <w:t>Request Finance verification of confirmed-order value and margin before figures are reused externally.</w:t>
-      </w:r>
-    </w:p>
-    <w:p>
-      <w:pPr>
-        <w:pStyle w:val="ListBullet"/>
-        <w:spacing w:after="80"/>
-        <w:ind w:left="360" w:hanging="259"/>
-      </w:pPr>
-      <w:r>
-        <w:rPr>
-          <w:rFonts w:ascii="Arial" w:hAnsi="Arial"/>
-          <w:b w:val="0"/>
-          <w:sz w:val="21"/>
-        </w:rPr>
-        <w:t>Request Supply Chain confirmation before making commitments linked to protective apparel opportunities.</w:t>
+        <w:t>PowerPoint-Practice-Brief.docx — this linked exercise, handoff sheet and slide specification.</w:t>
       </w:r>
     </w:p>
     <w:p>
@@ -2483,47 +354,2097 @@
     <w:p>
       <w:pPr>
         <w:pStyle w:val="Heading1"/>
-        <w:keepNext/>
-        <w:spacing w:before="280" w:after="120"/>
+      </w:pPr>
+      <w:r>
+        <w:t>1. Source-data contract</w:t>
+      </w:r>
+    </w:p>
+    <w:tbl>
+      <w:tblPr>
+        <w:tblW w:type="dxa" w:w="9360"/>
+        <w:jc w:val="center"/>
+        <w:tblLayout w:type="fixed"/>
+        <w:tblLook w:firstColumn="1" w:firstRow="1" w:lastColumn="0" w:lastRow="0" w:noHBand="0" w:noVBand="1" w:val="04A0"/>
+        <w:tblInd w:w="120" w:type="dxa"/>
+        <w:tblBorders>
+          <w:top w:val="single" w:sz="4" w:color="C3482A"/>
+          <w:left w:val="single" w:sz="4" w:color="C3482A"/>
+          <w:bottom w:val="single" w:sz="4" w:color="C3482A"/>
+          <w:right w:val="single" w:sz="4" w:color="C3482A"/>
+          <w:insideH w:val="single" w:sz="4" w:color="C3482A"/>
+          <w:insideV w:val="single" w:sz="4" w:color="C3482A"/>
+        </w:tblBorders>
+      </w:tblPr>
+      <w:tblGrid>
+        <w:gridCol w:w="9360"/>
+      </w:tblGrid>
+      <w:tr>
+        <w:tc>
+          <w:tcPr>
+            <w:tcW w:type="dxa" w:w="9360"/>
+            <w:tcMar>
+              <w:top w:w="90" w:type="dxa"/>
+              <w:start w:w="120" w:type="dxa"/>
+              <w:bottom w:w="90" w:type="dxa"/>
+              <w:end w:w="120" w:type="dxa"/>
+            </w:tcMar>
+            <w:vAlign w:val="center"/>
+            <w:shd w:fill="FFF4EC"/>
+          </w:tcPr>
+          <w:p>
+            <w:pPr>
+              <w:spacing w:after="60"/>
+            </w:pPr>
+            <w:r>
+              <w:rPr>
+                <w:rFonts w:ascii="Arial" w:hAnsi="Arial"/>
+                <w:b/>
+                <w:color w:val="C3482A"/>
+                <w:sz w:val="18"/>
+              </w:rPr>
+              <w:t>SAFETY</w:t>
+            </w:r>
+          </w:p>
+          <w:p>
+            <w:pPr>
+              <w:spacing w:after="0"/>
+            </w:pPr>
+            <w:r>
+              <w:rPr>
+                <w:rFonts w:ascii="Arial" w:hAnsi="Arial"/>
+                <w:color w:val="123942"/>
+                <w:sz w:val="21"/>
+              </w:rPr>
+              <w:t>All organisations, figures and situations are fictional. Do not add real customer, employee, pricing, SAP or confidential company information.</w:t>
+            </w:r>
+          </w:p>
+        </w:tc>
+      </w:tr>
+    </w:tbl>
+    <w:p>
+      <w:pPr>
+        <w:spacing w:after="40"/>
+      </w:pPr>
+    </w:p>
+    <w:p>
+      <w:pPr>
+        <w:pStyle w:val="Heading2"/>
+      </w:pPr>
+      <w:r>
+        <w:t>Workbook structure</w:t>
+      </w:r>
+    </w:p>
+    <w:tbl>
+      <w:tblPr>
+        <w:tblW w:type="dxa" w:w="9360"/>
+        <w:tblLayout w:type="fixed"/>
+        <w:tblLook w:firstColumn="1" w:firstRow="1" w:lastColumn="0" w:lastRow="0" w:noHBand="0" w:noVBand="1" w:val="04A0"/>
+        <w:jc w:val="center"/>
+        <w:tblInd w:w="120" w:type="dxa"/>
+        <w:tblBorders>
+          <w:top w:val="single" w:sz="4" w:color="CADDD9"/>
+          <w:left w:val="single" w:sz="4" w:color="CADDD9"/>
+          <w:bottom w:val="single" w:sz="4" w:color="CADDD9"/>
+          <w:right w:val="single" w:sz="4" w:color="CADDD9"/>
+          <w:insideH w:val="single" w:sz="4" w:color="CADDD9"/>
+          <w:insideV w:val="single" w:sz="4" w:color="CADDD9"/>
+        </w:tblBorders>
+      </w:tblPr>
+      <w:tblGrid>
+        <w:gridCol w:w="1900"/>
+        <w:gridCol w:w="2700"/>
+        <w:gridCol w:w="4760"/>
+      </w:tblGrid>
+      <w:tr>
+        <w:tc>
+          <w:tcPr>
+            <w:tcW w:type="dxa" w:w="1900"/>
+            <w:tcMar>
+              <w:top w:w="90" w:type="dxa"/>
+              <w:start w:w="120" w:type="dxa"/>
+              <w:bottom w:w="90" w:type="dxa"/>
+              <w:end w:w="120" w:type="dxa"/>
+            </w:tcMar>
+            <w:vAlign w:val="center"/>
+            <w:shd w:fill="123942"/>
+          </w:tcPr>
+          <w:p>
+            <w:r>
+              <w:rPr>
+                <w:rFonts w:ascii="Arial" w:hAnsi="Arial"/>
+                <w:b/>
+                <w:color w:val="FFFFFF"/>
+              </w:rPr>
+              <w:t>Worksheet</w:t>
+            </w:r>
+          </w:p>
+        </w:tc>
+        <w:tc>
+          <w:tcPr>
+            <w:tcW w:type="dxa" w:w="2700"/>
+            <w:tcMar>
+              <w:top w:w="90" w:type="dxa"/>
+              <w:start w:w="120" w:type="dxa"/>
+              <w:bottom w:w="90" w:type="dxa"/>
+              <w:end w:w="120" w:type="dxa"/>
+            </w:tcMar>
+            <w:vAlign w:val="center"/>
+            <w:shd w:fill="123942"/>
+          </w:tcPr>
+          <w:p>
+            <w:r>
+              <w:rPr>
+                <w:rFonts w:ascii="Arial" w:hAnsi="Arial"/>
+                <w:b/>
+                <w:color w:val="FFFFFF"/>
+              </w:rPr>
+              <w:t>Purpose</w:t>
+            </w:r>
+          </w:p>
+        </w:tc>
+        <w:tc>
+          <w:tcPr>
+            <w:tcW w:type="dxa" w:w="4760"/>
+            <w:tcMar>
+              <w:top w:w="90" w:type="dxa"/>
+              <w:start w:w="120" w:type="dxa"/>
+              <w:bottom w:w="90" w:type="dxa"/>
+              <w:end w:w="120" w:type="dxa"/>
+            </w:tcMar>
+            <w:vAlign w:val="center"/>
+            <w:shd w:fill="123942"/>
+          </w:tcPr>
+          <w:p>
+            <w:r>
+              <w:rPr>
+                <w:rFonts w:ascii="Arial" w:hAnsi="Arial"/>
+                <w:b/>
+                <w:color w:val="FFFFFF"/>
+              </w:rPr>
+              <w:t>How PowerPoint may use it</w:t>
+            </w:r>
+          </w:p>
+        </w:tc>
+      </w:tr>
+      <w:tr>
+        <w:tc>
+          <w:tcPr>
+            <w:tcW w:type="dxa" w:w="1900"/>
+            <w:shd w:fill="F3F8F7"/>
+            <w:tcMar>
+              <w:top w:w="90" w:type="dxa"/>
+              <w:start w:w="120" w:type="dxa"/>
+              <w:bottom w:w="90" w:type="dxa"/>
+              <w:end w:w="120" w:type="dxa"/>
+            </w:tcMar>
+            <w:vAlign w:val="center"/>
+          </w:tcPr>
+          <w:p>
+            <w:r>
+              <w:rPr>
+                <w:b/>
+              </w:rPr>
+              <w:t>Read Me</w:t>
+            </w:r>
+          </w:p>
+        </w:tc>
+        <w:tc>
+          <w:tcPr>
+            <w:tcW w:type="dxa" w:w="2700"/>
+            <w:tcMar>
+              <w:top w:w="90" w:type="dxa"/>
+              <w:start w:w="120" w:type="dxa"/>
+              <w:bottom w:w="90" w:type="dxa"/>
+              <w:end w:w="120" w:type="dxa"/>
+            </w:tcMar>
+            <w:vAlign w:val="center"/>
+          </w:tcPr>
+          <w:p>
+            <w:r>
+              <w:t>Instructions and safety rules</w:t>
+            </w:r>
+          </w:p>
+        </w:tc>
+        <w:tc>
+          <w:tcPr>
+            <w:tcW w:type="dxa" w:w="4760"/>
+            <w:tcMar>
+              <w:top w:w="90" w:type="dxa"/>
+              <w:start w:w="120" w:type="dxa"/>
+              <w:bottom w:w="90" w:type="dxa"/>
+              <w:end w:w="120" w:type="dxa"/>
+            </w:tcMar>
+            <w:vAlign w:val="center"/>
+          </w:tcPr>
+          <w:p>
+            <w:r>
+              <w:t>Use as the exercise contract; do not treat it as performance evidence.</w:t>
+            </w:r>
+          </w:p>
+        </w:tc>
+      </w:tr>
+      <w:tr>
+        <w:tc>
+          <w:tcPr>
+            <w:tcW w:type="dxa" w:w="1900"/>
+            <w:shd w:fill="F3F8F7"/>
+            <w:tcMar>
+              <w:top w:w="90" w:type="dxa"/>
+              <w:start w:w="120" w:type="dxa"/>
+              <w:bottom w:w="90" w:type="dxa"/>
+              <w:end w:w="120" w:type="dxa"/>
+            </w:tcMar>
+            <w:vAlign w:val="center"/>
+          </w:tcPr>
+          <w:p>
+            <w:r>
+              <w:rPr>
+                <w:b/>
+              </w:rPr>
+              <w:t>Raw Data</w:t>
+            </w:r>
+          </w:p>
+        </w:tc>
+        <w:tc>
+          <w:tcPr>
+            <w:tcW w:type="dxa" w:w="2700"/>
+            <w:tcMar>
+              <w:top w:w="90" w:type="dxa"/>
+              <w:start w:w="120" w:type="dxa"/>
+              <w:bottom w:w="90" w:type="dxa"/>
+              <w:end w:w="120" w:type="dxa"/>
+            </w:tcMar>
+            <w:vAlign w:val="center"/>
+          </w:tcPr>
+          <w:p>
+            <w:r>
+              <w:t>12 fictional records</w:t>
+            </w:r>
+          </w:p>
+        </w:tc>
+        <w:tc>
+          <w:tcPr>
+            <w:tcW w:type="dxa" w:w="4760"/>
+            <w:tcMar>
+              <w:top w:w="90" w:type="dxa"/>
+              <w:start w:w="120" w:type="dxa"/>
+              <w:bottom w:w="90" w:type="dxa"/>
+              <w:end w:w="120" w:type="dxa"/>
+            </w:tcMar>
+            <w:vAlign w:val="center"/>
+          </w:tcPr>
+          <w:p>
+            <w:r>
+              <w:t>Use only through verified calculations; do not copy unexplained raw numbers into slides.</w:t>
+            </w:r>
+          </w:p>
+        </w:tc>
+      </w:tr>
+      <w:tr>
+        <w:tc>
+          <w:tcPr>
+            <w:tcW w:type="dxa" w:w="1900"/>
+            <w:shd w:fill="F3F8F7"/>
+            <w:tcMar>
+              <w:top w:w="90" w:type="dxa"/>
+              <w:start w:w="120" w:type="dxa"/>
+              <w:bottom w:w="90" w:type="dxa"/>
+              <w:end w:w="120" w:type="dxa"/>
+            </w:tcMar>
+            <w:vAlign w:val="center"/>
+          </w:tcPr>
+          <w:p>
+            <w:r>
+              <w:rPr>
+                <w:b/>
+              </w:rPr>
+              <w:t>Analysis</w:t>
+            </w:r>
+          </w:p>
+        </w:tc>
+        <w:tc>
+          <w:tcPr>
+            <w:tcW w:type="dxa" w:w="2700"/>
+            <w:tcMar>
+              <w:top w:w="90" w:type="dxa"/>
+              <w:start w:w="120" w:type="dxa"/>
+              <w:bottom w:w="90" w:type="dxa"/>
+              <w:end w:w="120" w:type="dxa"/>
+            </w:tcMar>
+            <w:vAlign w:val="center"/>
+          </w:tcPr>
+          <w:p>
+            <w:r>
+              <w:t>KPI workspace and management questions</w:t>
+            </w:r>
+          </w:p>
+        </w:tc>
+        <w:tc>
+          <w:tcPr>
+            <w:tcW w:type="dxa" w:w="4760"/>
+            <w:tcMar>
+              <w:top w:w="90" w:type="dxa"/>
+              <w:start w:w="120" w:type="dxa"/>
+              <w:bottom w:w="90" w:type="dxa"/>
+              <w:end w:w="120" w:type="dxa"/>
+            </w:tcMar>
+            <w:vAlign w:val="center"/>
+          </w:tcPr>
+          <w:p>
+            <w:r>
+              <w:t>Use as the handoff area after recalculating and checking every result.</w:t>
+            </w:r>
+          </w:p>
+        </w:tc>
+      </w:tr>
+    </w:tbl>
+    <w:p>
+      <w:pPr>
+        <w:pStyle w:val="Heading2"/>
+      </w:pPr>
+      <w:r>
+        <w:t>Raw Data fields</w:t>
+      </w:r>
+    </w:p>
+    <w:tbl>
+      <w:tblPr>
+        <w:tblW w:type="dxa" w:w="9360"/>
+        <w:tblLayout w:type="fixed"/>
+        <w:tblLook w:firstColumn="1" w:firstRow="1" w:lastColumn="0" w:lastRow="0" w:noHBand="0" w:noVBand="1" w:val="04A0"/>
+        <w:jc w:val="center"/>
+        <w:tblInd w:w="120" w:type="dxa"/>
+        <w:tblBorders>
+          <w:top w:val="single" w:sz="4" w:color="CADDD9"/>
+          <w:left w:val="single" w:sz="4" w:color="CADDD9"/>
+          <w:bottom w:val="single" w:sz="4" w:color="CADDD9"/>
+          <w:right w:val="single" w:sz="4" w:color="CADDD9"/>
+          <w:insideH w:val="single" w:sz="4" w:color="CADDD9"/>
+          <w:insideV w:val="single" w:sz="4" w:color="CADDD9"/>
+        </w:tblBorders>
+      </w:tblPr>
+      <w:tblGrid>
+        <w:gridCol w:w="3000"/>
+        <w:gridCol w:w="6360"/>
+      </w:tblGrid>
+      <w:tr>
+        <w:tc>
+          <w:tcPr>
+            <w:tcW w:type="dxa" w:w="3000"/>
+            <w:tcMar>
+              <w:top w:w="90" w:type="dxa"/>
+              <w:start w:w="120" w:type="dxa"/>
+              <w:bottom w:w="90" w:type="dxa"/>
+              <w:end w:w="120" w:type="dxa"/>
+            </w:tcMar>
+            <w:vAlign w:val="center"/>
+            <w:shd w:fill="0E806E"/>
+          </w:tcPr>
+          <w:p>
+            <w:r>
+              <w:rPr>
+                <w:rFonts w:ascii="Arial" w:hAnsi="Arial"/>
+                <w:b/>
+                <w:color w:val="FFFFFF"/>
+              </w:rPr>
+              <w:t>Field group</w:t>
+            </w:r>
+          </w:p>
+        </w:tc>
+        <w:tc>
+          <w:tcPr>
+            <w:tcW w:type="dxa" w:w="6360"/>
+            <w:tcMar>
+              <w:top w:w="90" w:type="dxa"/>
+              <w:start w:w="120" w:type="dxa"/>
+              <w:bottom w:w="90" w:type="dxa"/>
+              <w:end w:w="120" w:type="dxa"/>
+            </w:tcMar>
+            <w:vAlign w:val="center"/>
+            <w:shd w:fill="0E806E"/>
+          </w:tcPr>
+          <w:p>
+            <w:r>
+              <w:rPr>
+                <w:rFonts w:ascii="Arial" w:hAnsi="Arial"/>
+                <w:b/>
+                <w:color w:val="FFFFFF"/>
+              </w:rPr>
+              <w:t>Fields in the workbook</w:t>
+            </w:r>
+          </w:p>
+        </w:tc>
+      </w:tr>
+      <w:tr>
+        <w:tc>
+          <w:tcPr>
+            <w:tcW w:type="dxa" w:w="3000"/>
+            <w:shd w:fill="F3F8F7"/>
+            <w:tcMar>
+              <w:top w:w="90" w:type="dxa"/>
+              <w:start w:w="120" w:type="dxa"/>
+              <w:bottom w:w="90" w:type="dxa"/>
+              <w:end w:w="120" w:type="dxa"/>
+            </w:tcMar>
+            <w:vAlign w:val="center"/>
+          </w:tcPr>
+          <w:p>
+            <w:r>
+              <w:t>Period and segment</w:t>
+            </w:r>
+          </w:p>
+        </w:tc>
+        <w:tc>
+          <w:tcPr>
+            <w:tcW w:type="dxa" w:w="6360"/>
+            <w:tcMar>
+              <w:top w:w="90" w:type="dxa"/>
+              <w:start w:w="120" w:type="dxa"/>
+              <w:bottom w:w="90" w:type="dxa"/>
+              <w:end w:w="120" w:type="dxa"/>
+            </w:tcMar>
+            <w:vAlign w:val="center"/>
+          </w:tcPr>
+          <w:p>
+            <w:r>
+              <w:t>Month, Region, Customer Type, Product Category</w:t>
+            </w:r>
+          </w:p>
+        </w:tc>
+      </w:tr>
+      <w:tr>
+        <w:tc>
+          <w:tcPr>
+            <w:tcW w:type="dxa" w:w="3000"/>
+            <w:shd w:fill="F3F8F7"/>
+            <w:tcMar>
+              <w:top w:w="90" w:type="dxa"/>
+              <w:start w:w="120" w:type="dxa"/>
+              <w:bottom w:w="90" w:type="dxa"/>
+              <w:end w:w="120" w:type="dxa"/>
+            </w:tcMar>
+            <w:vAlign w:val="center"/>
+          </w:tcPr>
+          <w:p>
+            <w:r>
+              <w:t>Commercial results</w:t>
+            </w:r>
+          </w:p>
+        </w:tc>
+        <w:tc>
+          <w:tcPr>
+            <w:tcW w:type="dxa" w:w="6360"/>
+            <w:tcMar>
+              <w:top w:w="90" w:type="dxa"/>
+              <w:start w:w="120" w:type="dxa"/>
+              <w:bottom w:w="90" w:type="dxa"/>
+              <w:end w:w="120" w:type="dxa"/>
+            </w:tcMar>
+            <w:vAlign w:val="center"/>
+          </w:tcPr>
+          <w:p>
+            <w:r>
+              <w:t>Revenue (HKD), Gross Profit (HKD), Leads, Qualified Leads, Orders</w:t>
+            </w:r>
+          </w:p>
+        </w:tc>
+      </w:tr>
+      <w:tr>
+        <w:tc>
+          <w:tcPr>
+            <w:tcW w:type="dxa" w:w="3000"/>
+            <w:shd w:fill="F3F8F7"/>
+            <w:tcMar>
+              <w:top w:w="90" w:type="dxa"/>
+              <w:start w:w="120" w:type="dxa"/>
+              <w:bottom w:w="90" w:type="dxa"/>
+              <w:end w:w="120" w:type="dxa"/>
+            </w:tcMar>
+            <w:vAlign w:val="center"/>
+          </w:tcPr>
+          <w:p>
+            <w:r>
+              <w:t>Execution and risk</w:t>
+            </w:r>
+          </w:p>
+        </w:tc>
+        <w:tc>
+          <w:tcPr>
+            <w:tcW w:type="dxa" w:w="6360"/>
+            <w:tcMar>
+              <w:top w:w="90" w:type="dxa"/>
+              <w:start w:w="120" w:type="dxa"/>
+              <w:bottom w:w="90" w:type="dxa"/>
+              <w:end w:w="120" w:type="dxa"/>
+            </w:tcMar>
+            <w:vAlign w:val="center"/>
+          </w:tcPr>
+          <w:p>
+            <w:r>
+              <w:t>Follow-up Days, Risk Status</w:t>
+            </w:r>
+          </w:p>
+        </w:tc>
+      </w:tr>
+    </w:tbl>
+    <w:p>
+      <w:pPr>
+        <w:pStyle w:val="Heading2"/>
+      </w:pPr>
+      <w:r>
+        <w:t>Required Excel checks before PowerPoint</w:t>
+      </w:r>
+    </w:p>
+    <w:p>
+      <w:pPr>
+        <w:pStyle w:val="ListBullet"/>
+      </w:pPr>
+      <w:r>
+        <w:t>Revenue and gross profit totals reconcile to the 12 source rows.</w:t>
+      </w:r>
+    </w:p>
+    <w:p>
+      <w:pPr>
+        <w:pStyle w:val="ListBullet"/>
+      </w:pPr>
+      <w:r>
+        <w:t>Gross margin uses gross profit ÷ revenue.</w:t>
+      </w:r>
+    </w:p>
+    <w:p>
+      <w:pPr>
+        <w:pStyle w:val="ListBullet"/>
+      </w:pPr>
+      <w:r>
+        <w:t>Lead-to-order conversion uses orders ÷ leads.</w:t>
+      </w:r>
+    </w:p>
+    <w:p>
+      <w:pPr>
+        <w:pStyle w:val="ListBullet"/>
+      </w:pPr>
+      <w:r>
+        <w:t>Pipeline or qualified leads are not described as confirmed revenue.</w:t>
+      </w:r>
+    </w:p>
+    <w:p>
+      <w:pPr>
+        <w:pStyle w:val="ListBullet"/>
+      </w:pPr>
+      <w:r>
+        <w:t>Follow-up delays and risk-status labels remain separate from financial results.</w:t>
+      </w:r>
+    </w:p>
+    <w:p>
+      <w:pPr>
+        <w:pStyle w:val="ListBullet"/>
+      </w:pPr>
+      <w:r>
+        <w:t>Every explanation is either supported by the source or labelled as an assumption.</w:t>
+      </w:r>
+    </w:p>
+    <w:p>
+      <w:r>
+        <w:br w:type="page"/>
+      </w:r>
+    </w:p>
+    <w:p>
+      <w:pPr>
+        <w:pStyle w:val="Heading1"/>
+      </w:pPr>
+      <w:r>
+        <w:t>2. Excel-to-PowerPoint verified handoff</w:t>
+      </w:r>
+    </w:p>
+    <w:p>
+      <w:pPr>
+        <w:spacing w:after="200"/>
       </w:pPr>
       <w:r>
         <w:rPr>
           <w:rFonts w:ascii="Arial" w:hAnsi="Arial"/>
-          <w:b/>
-          <w:color w:val="107867"/>
-          <w:sz w:val="32"/>
+          <w:b w:val="0"/>
+          <w:color w:val="5E7378"/>
         </w:rPr>
-        <w:t>Recommended six-slide structure</w:t>
+        <w:t>Complete this page after the Excel analysis. Paste these verified findings into the website’s PowerPoint preset.</w:t>
       </w:r>
     </w:p>
     <w:tbl>
       <w:tblPr>
-        <w:tblStyle w:val="TableGrid"/>
-        <w:tblW w:type="auto" w:w="0"/>
+        <w:tblW w:type="dxa" w:w="9360"/>
+        <w:tblLayout w:type="fixed"/>
+        <w:tblLook w:firstColumn="1" w:firstRow="1" w:lastColumn="0" w:lastRow="0" w:noHBand="0" w:noVBand="1" w:val="04A0"/>
+        <w:jc w:val="center"/>
+        <w:tblInd w:w="120" w:type="dxa"/>
+        <w:tblBorders>
+          <w:top w:val="single" w:sz="4" w:color="CADDD9"/>
+          <w:left w:val="single" w:sz="4" w:color="CADDD9"/>
+          <w:bottom w:val="single" w:sz="4" w:color="CADDD9"/>
+          <w:right w:val="single" w:sz="4" w:color="CADDD9"/>
+          <w:insideH w:val="single" w:sz="4" w:color="CADDD9"/>
+          <w:insideV w:val="single" w:sz="4" w:color="CADDD9"/>
+        </w:tblBorders>
+      </w:tblPr>
+      <w:tblGrid>
+        <w:gridCol w:w="2450"/>
+        <w:gridCol w:w="3900"/>
+        <w:gridCol w:w="3010"/>
+      </w:tblGrid>
+      <w:tr>
+        <w:tc>
+          <w:tcPr>
+            <w:tcW w:type="dxa" w:w="2450"/>
+            <w:tcMar>
+              <w:top w:w="90" w:type="dxa"/>
+              <w:start w:w="120" w:type="dxa"/>
+              <w:bottom w:w="90" w:type="dxa"/>
+              <w:end w:w="120" w:type="dxa"/>
+            </w:tcMar>
+            <w:vAlign w:val="center"/>
+            <w:shd w:fill="123942"/>
+          </w:tcPr>
+          <w:p>
+            <w:r>
+              <w:rPr>
+                <w:rFonts w:ascii="Arial" w:hAnsi="Arial"/>
+                <w:b/>
+                <w:color w:val="FFFFFF"/>
+              </w:rPr>
+              <w:t>Evidence item</w:t>
+            </w:r>
+          </w:p>
+        </w:tc>
+        <w:tc>
+          <w:tcPr>
+            <w:tcW w:type="dxa" w:w="3900"/>
+            <w:tcMar>
+              <w:top w:w="90" w:type="dxa"/>
+              <w:start w:w="120" w:type="dxa"/>
+              <w:bottom w:w="90" w:type="dxa"/>
+              <w:end w:w="120" w:type="dxa"/>
+            </w:tcMar>
+            <w:vAlign w:val="center"/>
+            <w:shd w:fill="123942"/>
+          </w:tcPr>
+          <w:p>
+            <w:r>
+              <w:rPr>
+                <w:rFonts w:ascii="Arial" w:hAnsi="Arial"/>
+                <w:b/>
+                <w:color w:val="FFFFFF"/>
+              </w:rPr>
+              <w:t>Verified result from Excel</w:t>
+            </w:r>
+          </w:p>
+        </w:tc>
+        <w:tc>
+          <w:tcPr>
+            <w:tcW w:type="dxa" w:w="3010"/>
+            <w:tcMar>
+              <w:top w:w="90" w:type="dxa"/>
+              <w:start w:w="120" w:type="dxa"/>
+              <w:bottom w:w="90" w:type="dxa"/>
+              <w:end w:w="120" w:type="dxa"/>
+            </w:tcMar>
+            <w:vAlign w:val="center"/>
+            <w:shd w:fill="123942"/>
+          </w:tcPr>
+          <w:p>
+            <w:r>
+              <w:rPr>
+                <w:rFonts w:ascii="Arial" w:hAnsi="Arial"/>
+                <w:b/>
+                <w:color w:val="FFFFFF"/>
+              </w:rPr>
+              <w:t>Source / calculation check</w:t>
+            </w:r>
+          </w:p>
+        </w:tc>
+      </w:tr>
+      <w:tr>
+        <w:tc>
+          <w:tcPr>
+            <w:tcW w:type="dxa" w:w="2450"/>
+            <w:shd w:fill="F3F8F7"/>
+            <w:tcMar>
+              <w:top w:w="90" w:type="dxa"/>
+              <w:start w:w="120" w:type="dxa"/>
+              <w:bottom w:w="90" w:type="dxa"/>
+              <w:end w:w="120" w:type="dxa"/>
+            </w:tcMar>
+            <w:vAlign w:val="center"/>
+          </w:tcPr>
+          <w:p>
+            <w:r>
+              <w:t>Reporting period used</w:t>
+            </w:r>
+          </w:p>
+        </w:tc>
+        <w:tc>
+          <w:tcPr>
+            <w:tcW w:type="dxa" w:w="3900"/>
+            <w:tcMar>
+              <w:top w:w="90" w:type="dxa"/>
+              <w:start w:w="120" w:type="dxa"/>
+              <w:bottom w:w="90" w:type="dxa"/>
+              <w:end w:w="120" w:type="dxa"/>
+            </w:tcMar>
+            <w:vAlign w:val="center"/>
+          </w:tcPr>
+          <w:p>
+            <w:r>
+              <w:rPr>
+                <w:color w:val="5E7378"/>
+              </w:rPr>
+              <w:t>Enter verified result</w:t>
+            </w:r>
+          </w:p>
+        </w:tc>
+        <w:tc>
+          <w:tcPr>
+            <w:tcW w:type="dxa" w:w="3010"/>
+            <w:tcMar>
+              <w:top w:w="90" w:type="dxa"/>
+              <w:start w:w="120" w:type="dxa"/>
+              <w:bottom w:w="90" w:type="dxa"/>
+              <w:end w:w="120" w:type="dxa"/>
+            </w:tcMar>
+            <w:vAlign w:val="center"/>
+          </w:tcPr>
+          <w:p>
+            <w:r>
+              <w:rPr>
+                <w:color w:val="5E7378"/>
+              </w:rPr>
+              <w:t>Workbook cell/range or formula</w:t>
+            </w:r>
+          </w:p>
+        </w:tc>
+      </w:tr>
+      <w:tr>
+        <w:tc>
+          <w:tcPr>
+            <w:tcW w:type="dxa" w:w="2450"/>
+            <w:shd w:fill="F3F8F7"/>
+            <w:tcMar>
+              <w:top w:w="90" w:type="dxa"/>
+              <w:start w:w="120" w:type="dxa"/>
+              <w:bottom w:w="90" w:type="dxa"/>
+              <w:end w:w="120" w:type="dxa"/>
+            </w:tcMar>
+            <w:vAlign w:val="center"/>
+          </w:tcPr>
+          <w:p>
+            <w:r>
+              <w:t>Total revenue and total gross profit</w:t>
+            </w:r>
+          </w:p>
+        </w:tc>
+        <w:tc>
+          <w:tcPr>
+            <w:tcW w:type="dxa" w:w="3900"/>
+            <w:tcMar>
+              <w:top w:w="90" w:type="dxa"/>
+              <w:start w:w="120" w:type="dxa"/>
+              <w:bottom w:w="90" w:type="dxa"/>
+              <w:end w:w="120" w:type="dxa"/>
+            </w:tcMar>
+            <w:vAlign w:val="center"/>
+          </w:tcPr>
+          <w:p>
+            <w:r>
+              <w:rPr>
+                <w:color w:val="5E7378"/>
+              </w:rPr>
+              <w:t>Enter verified result</w:t>
+            </w:r>
+          </w:p>
+        </w:tc>
+        <w:tc>
+          <w:tcPr>
+            <w:tcW w:type="dxa" w:w="3010"/>
+            <w:tcMar>
+              <w:top w:w="90" w:type="dxa"/>
+              <w:start w:w="120" w:type="dxa"/>
+              <w:bottom w:w="90" w:type="dxa"/>
+              <w:end w:w="120" w:type="dxa"/>
+            </w:tcMar>
+            <w:vAlign w:val="center"/>
+          </w:tcPr>
+          <w:p>
+            <w:r>
+              <w:rPr>
+                <w:color w:val="5E7378"/>
+              </w:rPr>
+              <w:t>Workbook cell/range or formula</w:t>
+            </w:r>
+          </w:p>
+        </w:tc>
+      </w:tr>
+      <w:tr>
+        <w:tc>
+          <w:tcPr>
+            <w:tcW w:type="dxa" w:w="2450"/>
+            <w:shd w:fill="F3F8F7"/>
+            <w:tcMar>
+              <w:top w:w="90" w:type="dxa"/>
+              <w:start w:w="120" w:type="dxa"/>
+              <w:bottom w:w="90" w:type="dxa"/>
+              <w:end w:w="120" w:type="dxa"/>
+            </w:tcMar>
+            <w:vAlign w:val="center"/>
+          </w:tcPr>
+          <w:p>
+            <w:r>
+              <w:t>Overall gross margin</w:t>
+            </w:r>
+          </w:p>
+        </w:tc>
+        <w:tc>
+          <w:tcPr>
+            <w:tcW w:type="dxa" w:w="3900"/>
+            <w:tcMar>
+              <w:top w:w="90" w:type="dxa"/>
+              <w:start w:w="120" w:type="dxa"/>
+              <w:bottom w:w="90" w:type="dxa"/>
+              <w:end w:w="120" w:type="dxa"/>
+            </w:tcMar>
+            <w:vAlign w:val="center"/>
+          </w:tcPr>
+          <w:p>
+            <w:r>
+              <w:rPr>
+                <w:color w:val="5E7378"/>
+              </w:rPr>
+              <w:t>Enter verified result</w:t>
+            </w:r>
+          </w:p>
+        </w:tc>
+        <w:tc>
+          <w:tcPr>
+            <w:tcW w:type="dxa" w:w="3010"/>
+            <w:tcMar>
+              <w:top w:w="90" w:type="dxa"/>
+              <w:start w:w="120" w:type="dxa"/>
+              <w:bottom w:w="90" w:type="dxa"/>
+              <w:end w:w="120" w:type="dxa"/>
+            </w:tcMar>
+            <w:vAlign w:val="center"/>
+          </w:tcPr>
+          <w:p>
+            <w:r>
+              <w:rPr>
+                <w:color w:val="5E7378"/>
+              </w:rPr>
+              <w:t>Workbook cell/range or formula</w:t>
+            </w:r>
+          </w:p>
+        </w:tc>
+      </w:tr>
+      <w:tr>
+        <w:tc>
+          <w:tcPr>
+            <w:tcW w:type="dxa" w:w="2450"/>
+            <w:shd w:fill="F3F8F7"/>
+            <w:tcMar>
+              <w:top w:w="90" w:type="dxa"/>
+              <w:start w:w="120" w:type="dxa"/>
+              <w:bottom w:w="90" w:type="dxa"/>
+              <w:end w:w="120" w:type="dxa"/>
+            </w:tcMar>
+            <w:vAlign w:val="center"/>
+          </w:tcPr>
+          <w:p>
+            <w:r>
+              <w:t>Total leads, qualified leads and orders</w:t>
+            </w:r>
+          </w:p>
+        </w:tc>
+        <w:tc>
+          <w:tcPr>
+            <w:tcW w:type="dxa" w:w="3900"/>
+            <w:tcMar>
+              <w:top w:w="90" w:type="dxa"/>
+              <w:start w:w="120" w:type="dxa"/>
+              <w:bottom w:w="90" w:type="dxa"/>
+              <w:end w:w="120" w:type="dxa"/>
+            </w:tcMar>
+            <w:vAlign w:val="center"/>
+          </w:tcPr>
+          <w:p>
+            <w:r>
+              <w:rPr>
+                <w:color w:val="5E7378"/>
+              </w:rPr>
+              <w:t>Enter verified result</w:t>
+            </w:r>
+          </w:p>
+        </w:tc>
+        <w:tc>
+          <w:tcPr>
+            <w:tcW w:type="dxa" w:w="3010"/>
+            <w:tcMar>
+              <w:top w:w="90" w:type="dxa"/>
+              <w:start w:w="120" w:type="dxa"/>
+              <w:bottom w:w="90" w:type="dxa"/>
+              <w:end w:w="120" w:type="dxa"/>
+            </w:tcMar>
+            <w:vAlign w:val="center"/>
+          </w:tcPr>
+          <w:p>
+            <w:r>
+              <w:rPr>
+                <w:color w:val="5E7378"/>
+              </w:rPr>
+              <w:t>Workbook cell/range or formula</w:t>
+            </w:r>
+          </w:p>
+        </w:tc>
+      </w:tr>
+      <w:tr>
+        <w:tc>
+          <w:tcPr>
+            <w:tcW w:type="dxa" w:w="2450"/>
+            <w:shd w:fill="F3F8F7"/>
+            <w:tcMar>
+              <w:top w:w="90" w:type="dxa"/>
+              <w:start w:w="120" w:type="dxa"/>
+              <w:bottom w:w="90" w:type="dxa"/>
+              <w:end w:w="120" w:type="dxa"/>
+            </w:tcMar>
+            <w:vAlign w:val="center"/>
+          </w:tcPr>
+          <w:p>
+            <w:r>
+              <w:t>Lead-to-order conversion</w:t>
+            </w:r>
+          </w:p>
+        </w:tc>
+        <w:tc>
+          <w:tcPr>
+            <w:tcW w:type="dxa" w:w="3900"/>
+            <w:tcMar>
+              <w:top w:w="90" w:type="dxa"/>
+              <w:start w:w="120" w:type="dxa"/>
+              <w:bottom w:w="90" w:type="dxa"/>
+              <w:end w:w="120" w:type="dxa"/>
+            </w:tcMar>
+            <w:vAlign w:val="center"/>
+          </w:tcPr>
+          <w:p>
+            <w:r>
+              <w:rPr>
+                <w:color w:val="5E7378"/>
+              </w:rPr>
+              <w:t>Enter verified result</w:t>
+            </w:r>
+          </w:p>
+        </w:tc>
+        <w:tc>
+          <w:tcPr>
+            <w:tcW w:type="dxa" w:w="3010"/>
+            <w:tcMar>
+              <w:top w:w="90" w:type="dxa"/>
+              <w:start w:w="120" w:type="dxa"/>
+              <w:bottom w:w="90" w:type="dxa"/>
+              <w:end w:w="120" w:type="dxa"/>
+            </w:tcMar>
+            <w:vAlign w:val="center"/>
+          </w:tcPr>
+          <w:p>
+            <w:r>
+              <w:rPr>
+                <w:color w:val="5E7378"/>
+              </w:rPr>
+              <w:t>Workbook cell/range or formula</w:t>
+            </w:r>
+          </w:p>
+        </w:tc>
+      </w:tr>
+      <w:tr>
+        <w:tc>
+          <w:tcPr>
+            <w:tcW w:type="dxa" w:w="2450"/>
+            <w:shd w:fill="F3F8F7"/>
+            <w:tcMar>
+              <w:top w:w="90" w:type="dxa"/>
+              <w:start w:w="120" w:type="dxa"/>
+              <w:bottom w:w="90" w:type="dxa"/>
+              <w:end w:w="120" w:type="dxa"/>
+            </w:tcMar>
+            <w:vAlign w:val="center"/>
+          </w:tcPr>
+          <w:p>
+            <w:r>
+              <w:t>Highest-revenue product category</w:t>
+            </w:r>
+          </w:p>
+        </w:tc>
+        <w:tc>
+          <w:tcPr>
+            <w:tcW w:type="dxa" w:w="3900"/>
+            <w:tcMar>
+              <w:top w:w="90" w:type="dxa"/>
+              <w:start w:w="120" w:type="dxa"/>
+              <w:bottom w:w="90" w:type="dxa"/>
+              <w:end w:w="120" w:type="dxa"/>
+            </w:tcMar>
+            <w:vAlign w:val="center"/>
+          </w:tcPr>
+          <w:p>
+            <w:r>
+              <w:rPr>
+                <w:color w:val="5E7378"/>
+              </w:rPr>
+              <w:t>Enter verified result</w:t>
+            </w:r>
+          </w:p>
+        </w:tc>
+        <w:tc>
+          <w:tcPr>
+            <w:tcW w:type="dxa" w:w="3010"/>
+            <w:tcMar>
+              <w:top w:w="90" w:type="dxa"/>
+              <w:start w:w="120" w:type="dxa"/>
+              <w:bottom w:w="90" w:type="dxa"/>
+              <w:end w:w="120" w:type="dxa"/>
+            </w:tcMar>
+            <w:vAlign w:val="center"/>
+          </w:tcPr>
+          <w:p>
+            <w:r>
+              <w:rPr>
+                <w:color w:val="5E7378"/>
+              </w:rPr>
+              <w:t>Workbook cell/range or formula</w:t>
+            </w:r>
+          </w:p>
+        </w:tc>
+      </w:tr>
+      <w:tr>
+        <w:tc>
+          <w:tcPr>
+            <w:tcW w:type="dxa" w:w="2450"/>
+            <w:shd w:fill="F3F8F7"/>
+            <w:tcMar>
+              <w:top w:w="90" w:type="dxa"/>
+              <w:start w:w="120" w:type="dxa"/>
+              <w:bottom w:w="90" w:type="dxa"/>
+              <w:end w:w="120" w:type="dxa"/>
+            </w:tcMar>
+            <w:vAlign w:val="center"/>
+          </w:tcPr>
+          <w:p>
+            <w:r>
+              <w:t>Strongest-margin product category</w:t>
+            </w:r>
+          </w:p>
+        </w:tc>
+        <w:tc>
+          <w:tcPr>
+            <w:tcW w:type="dxa" w:w="3900"/>
+            <w:tcMar>
+              <w:top w:w="90" w:type="dxa"/>
+              <w:start w:w="120" w:type="dxa"/>
+              <w:bottom w:w="90" w:type="dxa"/>
+              <w:end w:w="120" w:type="dxa"/>
+            </w:tcMar>
+            <w:vAlign w:val="center"/>
+          </w:tcPr>
+          <w:p>
+            <w:r>
+              <w:rPr>
+                <w:color w:val="5E7378"/>
+              </w:rPr>
+              <w:t>Enter verified result</w:t>
+            </w:r>
+          </w:p>
+        </w:tc>
+        <w:tc>
+          <w:tcPr>
+            <w:tcW w:type="dxa" w:w="3010"/>
+            <w:tcMar>
+              <w:top w:w="90" w:type="dxa"/>
+              <w:start w:w="120" w:type="dxa"/>
+              <w:bottom w:w="90" w:type="dxa"/>
+              <w:end w:w="120" w:type="dxa"/>
+            </w:tcMar>
+            <w:vAlign w:val="center"/>
+          </w:tcPr>
+          <w:p>
+            <w:r>
+              <w:rPr>
+                <w:color w:val="5E7378"/>
+              </w:rPr>
+              <w:t>Workbook cell/range or formula</w:t>
+            </w:r>
+          </w:p>
+        </w:tc>
+      </w:tr>
+      <w:tr>
+        <w:tc>
+          <w:tcPr>
+            <w:tcW w:type="dxa" w:w="2450"/>
+            <w:shd w:fill="F3F8F7"/>
+            <w:tcMar>
+              <w:top w:w="90" w:type="dxa"/>
+              <w:start w:w="120" w:type="dxa"/>
+              <w:bottom w:w="90" w:type="dxa"/>
+              <w:end w:w="120" w:type="dxa"/>
+            </w:tcMar>
+            <w:vAlign w:val="center"/>
+          </w:tcPr>
+          <w:p>
+            <w:r>
+              <w:t>Month or segment with greatest follow-up delay</w:t>
+            </w:r>
+          </w:p>
+        </w:tc>
+        <w:tc>
+          <w:tcPr>
+            <w:tcW w:type="dxa" w:w="3900"/>
+            <w:tcMar>
+              <w:top w:w="90" w:type="dxa"/>
+              <w:start w:w="120" w:type="dxa"/>
+              <w:bottom w:w="90" w:type="dxa"/>
+              <w:end w:w="120" w:type="dxa"/>
+            </w:tcMar>
+            <w:vAlign w:val="center"/>
+          </w:tcPr>
+          <w:p>
+            <w:r>
+              <w:rPr>
+                <w:color w:val="5E7378"/>
+              </w:rPr>
+              <w:t>Enter verified result</w:t>
+            </w:r>
+          </w:p>
+        </w:tc>
+        <w:tc>
+          <w:tcPr>
+            <w:tcW w:type="dxa" w:w="3010"/>
+            <w:tcMar>
+              <w:top w:w="90" w:type="dxa"/>
+              <w:start w:w="120" w:type="dxa"/>
+              <w:bottom w:w="90" w:type="dxa"/>
+              <w:end w:w="120" w:type="dxa"/>
+            </w:tcMar>
+            <w:vAlign w:val="center"/>
+          </w:tcPr>
+          <w:p>
+            <w:r>
+              <w:rPr>
+                <w:color w:val="5E7378"/>
+              </w:rPr>
+              <w:t>Workbook cell/range or formula</w:t>
+            </w:r>
+          </w:p>
+        </w:tc>
+      </w:tr>
+      <w:tr>
+        <w:tc>
+          <w:tcPr>
+            <w:tcW w:type="dxa" w:w="2450"/>
+            <w:shd w:fill="F3F8F7"/>
+            <w:tcMar>
+              <w:top w:w="90" w:type="dxa"/>
+              <w:start w:w="120" w:type="dxa"/>
+              <w:bottom w:w="90" w:type="dxa"/>
+              <w:end w:w="120" w:type="dxa"/>
+            </w:tcMar>
+            <w:vAlign w:val="center"/>
+          </w:tcPr>
+          <w:p>
+            <w:r>
+              <w:t>Priority risk statuses</w:t>
+            </w:r>
+          </w:p>
+        </w:tc>
+        <w:tc>
+          <w:tcPr>
+            <w:tcW w:type="dxa" w:w="3900"/>
+            <w:tcMar>
+              <w:top w:w="90" w:type="dxa"/>
+              <w:start w:w="120" w:type="dxa"/>
+              <w:bottom w:w="90" w:type="dxa"/>
+              <w:end w:w="120" w:type="dxa"/>
+            </w:tcMar>
+            <w:vAlign w:val="center"/>
+          </w:tcPr>
+          <w:p>
+            <w:r>
+              <w:rPr>
+                <w:color w:val="5E7378"/>
+              </w:rPr>
+              <w:t>Enter verified result</w:t>
+            </w:r>
+          </w:p>
+        </w:tc>
+        <w:tc>
+          <w:tcPr>
+            <w:tcW w:type="dxa" w:w="3010"/>
+            <w:tcMar>
+              <w:top w:w="90" w:type="dxa"/>
+              <w:start w:w="120" w:type="dxa"/>
+              <w:bottom w:w="90" w:type="dxa"/>
+              <w:end w:w="120" w:type="dxa"/>
+            </w:tcMar>
+            <w:vAlign w:val="center"/>
+          </w:tcPr>
+          <w:p>
+            <w:r>
+              <w:rPr>
+                <w:color w:val="5E7378"/>
+              </w:rPr>
+              <w:t>Workbook cell/range or formula</w:t>
+            </w:r>
+          </w:p>
+        </w:tc>
+      </w:tr>
+      <w:tr>
+        <w:tc>
+          <w:tcPr>
+            <w:tcW w:type="dxa" w:w="2450"/>
+            <w:shd w:fill="F3F8F7"/>
+            <w:tcMar>
+              <w:top w:w="90" w:type="dxa"/>
+              <w:start w:w="120" w:type="dxa"/>
+              <w:bottom w:w="90" w:type="dxa"/>
+              <w:end w:w="120" w:type="dxa"/>
+            </w:tcMar>
+            <w:vAlign w:val="center"/>
+          </w:tcPr>
+          <w:p>
+            <w:r>
+              <w:t>Two chart-ready data tables</w:t>
+            </w:r>
+          </w:p>
+        </w:tc>
+        <w:tc>
+          <w:tcPr>
+            <w:tcW w:type="dxa" w:w="3900"/>
+            <w:tcMar>
+              <w:top w:w="90" w:type="dxa"/>
+              <w:start w:w="120" w:type="dxa"/>
+              <w:bottom w:w="90" w:type="dxa"/>
+              <w:end w:w="120" w:type="dxa"/>
+            </w:tcMar>
+            <w:vAlign w:val="center"/>
+          </w:tcPr>
+          <w:p>
+            <w:r>
+              <w:rPr>
+                <w:color w:val="5E7378"/>
+              </w:rPr>
+              <w:t>Enter verified result</w:t>
+            </w:r>
+          </w:p>
+        </w:tc>
+        <w:tc>
+          <w:tcPr>
+            <w:tcW w:type="dxa" w:w="3010"/>
+            <w:tcMar>
+              <w:top w:w="90" w:type="dxa"/>
+              <w:start w:w="120" w:type="dxa"/>
+              <w:bottom w:w="90" w:type="dxa"/>
+              <w:end w:w="120" w:type="dxa"/>
+            </w:tcMar>
+            <w:vAlign w:val="center"/>
+          </w:tcPr>
+          <w:p>
+            <w:r>
+              <w:rPr>
+                <w:color w:val="5E7378"/>
+              </w:rPr>
+              <w:t>Workbook cell/range or formula</w:t>
+            </w:r>
+          </w:p>
+        </w:tc>
+      </w:tr>
+      <w:tr>
+        <w:tc>
+          <w:tcPr>
+            <w:tcW w:type="dxa" w:w="2450"/>
+            <w:shd w:fill="F3F8F7"/>
+            <w:tcMar>
+              <w:top w:w="90" w:type="dxa"/>
+              <w:start w:w="120" w:type="dxa"/>
+              <w:bottom w:w="90" w:type="dxa"/>
+              <w:end w:w="120" w:type="dxa"/>
+            </w:tcMar>
+            <w:vAlign w:val="center"/>
+          </w:tcPr>
+          <w:p>
+            <w:r>
+              <w:t>Three evidence-based management actions</w:t>
+            </w:r>
+          </w:p>
+        </w:tc>
+        <w:tc>
+          <w:tcPr>
+            <w:tcW w:type="dxa" w:w="3900"/>
+            <w:tcMar>
+              <w:top w:w="90" w:type="dxa"/>
+              <w:start w:w="120" w:type="dxa"/>
+              <w:bottom w:w="90" w:type="dxa"/>
+              <w:end w:w="120" w:type="dxa"/>
+            </w:tcMar>
+            <w:vAlign w:val="center"/>
+          </w:tcPr>
+          <w:p>
+            <w:r>
+              <w:rPr>
+                <w:color w:val="5E7378"/>
+              </w:rPr>
+              <w:t>Enter verified result</w:t>
+            </w:r>
+          </w:p>
+        </w:tc>
+        <w:tc>
+          <w:tcPr>
+            <w:tcW w:type="dxa" w:w="3010"/>
+            <w:tcMar>
+              <w:top w:w="90" w:type="dxa"/>
+              <w:start w:w="120" w:type="dxa"/>
+              <w:bottom w:w="90" w:type="dxa"/>
+              <w:end w:w="120" w:type="dxa"/>
+            </w:tcMar>
+            <w:vAlign w:val="center"/>
+          </w:tcPr>
+          <w:p>
+            <w:r>
+              <w:rPr>
+                <w:color w:val="5E7378"/>
+              </w:rPr>
+              <w:t>Workbook cell/range or formula</w:t>
+            </w:r>
+          </w:p>
+        </w:tc>
+      </w:tr>
+    </w:tbl>
+    <w:p>
+      <w:pPr>
+        <w:pStyle w:val="Heading2"/>
+      </w:pPr>
+      <w:r>
+        <w:t>Recommended chart handoff</w:t>
+      </w:r>
+    </w:p>
+    <w:p>
+      <w:pPr>
+        <w:pStyle w:val="ListBullet"/>
+      </w:pPr>
+      <w:r>
+        <w:t>Chart 1: monthly revenue and gross profit, using verified monthly totals.</w:t>
+      </w:r>
+    </w:p>
+    <w:p>
+      <w:pPr>
+        <w:pStyle w:val="ListBullet"/>
+      </w:pPr>
+      <w:r>
+        <w:t>Chart 2: product-category revenue and gross margin, or follow-up days by segment.</w:t>
+      </w:r>
+    </w:p>
+    <w:p>
+      <w:pPr>
+        <w:pStyle w:val="ListBullet"/>
+      </w:pPr>
+      <w:r>
+        <w:t>Do not create a chart when the workbook does not provide enough evidence.</w:t>
+      </w:r>
+    </w:p>
+    <w:p>
+      <w:pPr>
+        <w:pStyle w:val="Heading1"/>
+      </w:pPr>
+      <w:r>
+        <w:t>3. Six-slide management story</w:t>
+      </w:r>
+    </w:p>
+    <w:tbl>
+      <w:tblPr>
+        <w:tblW w:type="dxa" w:w="9360"/>
+        <w:tblLayout w:type="fixed"/>
+        <w:tblLook w:firstColumn="1" w:firstRow="1" w:lastColumn="0" w:lastRow="0" w:noHBand="0" w:noVBand="1" w:val="04A0"/>
+        <w:jc w:val="center"/>
+        <w:tblInd w:w="120" w:type="dxa"/>
+        <w:tblBorders>
+          <w:top w:val="single" w:sz="4" w:color="CADDD9"/>
+          <w:left w:val="single" w:sz="4" w:color="CADDD9"/>
+          <w:bottom w:val="single" w:sz="4" w:color="CADDD9"/>
+          <w:right w:val="single" w:sz="4" w:color="CADDD9"/>
+          <w:insideH w:val="single" w:sz="4" w:color="CADDD9"/>
+          <w:insideV w:val="single" w:sz="4" w:color="CADDD9"/>
+        </w:tblBorders>
+      </w:tblPr>
+      <w:tblGrid>
+        <w:gridCol w:w="720"/>
+        <w:gridCol w:w="2200"/>
+        <w:gridCol w:w="3760"/>
+        <w:gridCol w:w="2680"/>
+      </w:tblGrid>
+      <w:tr>
+        <w:tc>
+          <w:tcPr>
+            <w:tcW w:type="dxa" w:w="720"/>
+            <w:tcMar>
+              <w:top w:w="90" w:type="dxa"/>
+              <w:start w:w="120" w:type="dxa"/>
+              <w:bottom w:w="90" w:type="dxa"/>
+              <w:end w:w="120" w:type="dxa"/>
+            </w:tcMar>
+            <w:vAlign w:val="center"/>
+            <w:shd w:fill="C3482A"/>
+          </w:tcPr>
+          <w:p>
+            <w:r>
+              <w:rPr>
+                <w:rFonts w:ascii="Arial" w:hAnsi="Arial"/>
+                <w:b/>
+                <w:color w:val="FFFFFF"/>
+              </w:rPr>
+              <w:t>No.</w:t>
+            </w:r>
+          </w:p>
+        </w:tc>
+        <w:tc>
+          <w:tcPr>
+            <w:tcW w:type="dxa" w:w="2200"/>
+            <w:tcMar>
+              <w:top w:w="90" w:type="dxa"/>
+              <w:start w:w="120" w:type="dxa"/>
+              <w:bottom w:w="90" w:type="dxa"/>
+              <w:end w:w="120" w:type="dxa"/>
+            </w:tcMar>
+            <w:vAlign w:val="center"/>
+            <w:shd w:fill="C3482A"/>
+          </w:tcPr>
+          <w:p>
+            <w:r>
+              <w:rPr>
+                <w:rFonts w:ascii="Arial" w:hAnsi="Arial"/>
+                <w:b/>
+                <w:color w:val="FFFFFF"/>
+              </w:rPr>
+              <w:t>Slide purpose</w:t>
+            </w:r>
+          </w:p>
+        </w:tc>
+        <w:tc>
+          <w:tcPr>
+            <w:tcW w:type="dxa" w:w="3760"/>
+            <w:tcMar>
+              <w:top w:w="90" w:type="dxa"/>
+              <w:start w:w="120" w:type="dxa"/>
+              <w:bottom w:w="90" w:type="dxa"/>
+              <w:end w:w="120" w:type="dxa"/>
+            </w:tcMar>
+            <w:vAlign w:val="center"/>
+            <w:shd w:fill="C3482A"/>
+          </w:tcPr>
+          <w:p>
+            <w:r>
+              <w:rPr>
+                <w:rFonts w:ascii="Arial" w:hAnsi="Arial"/>
+                <w:b/>
+                <w:color w:val="FFFFFF"/>
+              </w:rPr>
+              <w:t>Required evidence</w:t>
+            </w:r>
+          </w:p>
+        </w:tc>
+        <w:tc>
+          <w:tcPr>
+            <w:tcW w:type="dxa" w:w="2680"/>
+            <w:tcMar>
+              <w:top w:w="90" w:type="dxa"/>
+              <w:start w:w="120" w:type="dxa"/>
+              <w:bottom w:w="90" w:type="dxa"/>
+              <w:end w:w="120" w:type="dxa"/>
+            </w:tcMar>
+            <w:vAlign w:val="center"/>
+            <w:shd w:fill="C3482A"/>
+          </w:tcPr>
+          <w:p>
+            <w:r>
+              <w:rPr>
+                <w:rFonts w:ascii="Arial" w:hAnsi="Arial"/>
+                <w:b/>
+                <w:color w:val="FFFFFF"/>
+              </w:rPr>
+              <w:t>Visual / speaker-note guidance</w:t>
+            </w:r>
+          </w:p>
+        </w:tc>
+      </w:tr>
+      <w:tr>
+        <w:tc>
+          <w:tcPr>
+            <w:tcW w:type="dxa" w:w="720"/>
+            <w:shd w:fill="DDF5EF"/>
+            <w:tcMar>
+              <w:top w:w="90" w:type="dxa"/>
+              <w:start w:w="120" w:type="dxa"/>
+              <w:bottom w:w="90" w:type="dxa"/>
+              <w:end w:w="120" w:type="dxa"/>
+            </w:tcMar>
+            <w:vAlign w:val="center"/>
+          </w:tcPr>
+          <w:p>
+            <w:pPr>
+              <w:jc w:val="center"/>
+            </w:pPr>
+            <w:r>
+              <w:rPr>
+                <w:b/>
+              </w:rPr>
+              <w:t>1</w:t>
+            </w:r>
+          </w:p>
+        </w:tc>
+        <w:tc>
+          <w:tcPr>
+            <w:tcW w:type="dxa" w:w="2200"/>
+            <w:tcMar>
+              <w:top w:w="90" w:type="dxa"/>
+              <w:start w:w="120" w:type="dxa"/>
+              <w:bottom w:w="90" w:type="dxa"/>
+              <w:end w:w="120" w:type="dxa"/>
+            </w:tcMar>
+            <w:vAlign w:val="center"/>
+          </w:tcPr>
+          <w:p>
+            <w:r>
+              <w:t>Executive summary</w:t>
+            </w:r>
+          </w:p>
+        </w:tc>
+        <w:tc>
+          <w:tcPr>
+            <w:tcW w:type="dxa" w:w="3760"/>
+            <w:tcMar>
+              <w:top w:w="90" w:type="dxa"/>
+              <w:start w:w="120" w:type="dxa"/>
+              <w:bottom w:w="90" w:type="dxa"/>
+              <w:end w:w="120" w:type="dxa"/>
+            </w:tcMar>
+            <w:vAlign w:val="center"/>
+          </w:tcPr>
+          <w:p>
+            <w:r>
+              <w:t>Reporting period, 3 verified findings, 1 key risk</w:t>
+            </w:r>
+          </w:p>
+        </w:tc>
+        <w:tc>
+          <w:tcPr>
+            <w:tcW w:type="dxa" w:w="2680"/>
+            <w:tcMar>
+              <w:top w:w="90" w:type="dxa"/>
+              <w:start w:w="120" w:type="dxa"/>
+              <w:bottom w:w="90" w:type="dxa"/>
+              <w:end w:w="120" w:type="dxa"/>
+            </w:tcMar>
+            <w:vAlign w:val="center"/>
+          </w:tcPr>
+          <w:p>
+            <w:r>
+              <w:t>One message headline; state that data are fictional.</w:t>
+            </w:r>
+          </w:p>
+        </w:tc>
+      </w:tr>
+      <w:tr>
+        <w:tc>
+          <w:tcPr>
+            <w:tcW w:type="dxa" w:w="720"/>
+            <w:shd w:fill="DDF5EF"/>
+            <w:tcMar>
+              <w:top w:w="90" w:type="dxa"/>
+              <w:start w:w="120" w:type="dxa"/>
+              <w:bottom w:w="90" w:type="dxa"/>
+              <w:end w:w="120" w:type="dxa"/>
+            </w:tcMar>
+            <w:vAlign w:val="center"/>
+          </w:tcPr>
+          <w:p>
+            <w:pPr>
+              <w:jc w:val="center"/>
+            </w:pPr>
+            <w:r>
+              <w:rPr>
+                <w:b/>
+              </w:rPr>
+              <w:t>2</w:t>
+            </w:r>
+          </w:p>
+        </w:tc>
+        <w:tc>
+          <w:tcPr>
+            <w:tcW w:type="dxa" w:w="2200"/>
+            <w:tcMar>
+              <w:top w:w="90" w:type="dxa"/>
+              <w:start w:w="120" w:type="dxa"/>
+              <w:bottom w:w="90" w:type="dxa"/>
+              <w:end w:w="120" w:type="dxa"/>
+            </w:tcMar>
+            <w:vAlign w:val="center"/>
+          </w:tcPr>
+          <w:p>
+            <w:r>
+              <w:t>Revenue and profitability</w:t>
+            </w:r>
+          </w:p>
+        </w:tc>
+        <w:tc>
+          <w:tcPr>
+            <w:tcW w:type="dxa" w:w="3760"/>
+            <w:tcMar>
+              <w:top w:w="90" w:type="dxa"/>
+              <w:start w:w="120" w:type="dxa"/>
+              <w:bottom w:w="90" w:type="dxa"/>
+              <w:end w:w="120" w:type="dxa"/>
+            </w:tcMar>
+            <w:vAlign w:val="center"/>
+          </w:tcPr>
+          <w:p>
+            <w:r>
+              <w:t>Revenue, gross profit, gross margin and comparison basis</w:t>
+            </w:r>
+          </w:p>
+        </w:tc>
+        <w:tc>
+          <w:tcPr>
+            <w:tcW w:type="dxa" w:w="2680"/>
+            <w:tcMar>
+              <w:top w:w="90" w:type="dxa"/>
+              <w:start w:w="120" w:type="dxa"/>
+              <w:bottom w:w="90" w:type="dxa"/>
+              <w:end w:w="120" w:type="dxa"/>
+            </w:tcMar>
+            <w:vAlign w:val="center"/>
+          </w:tcPr>
+          <w:p>
+            <w:r>
+              <w:t>Use a simple trend or category chart; explain denominators.</w:t>
+            </w:r>
+          </w:p>
+        </w:tc>
+      </w:tr>
+      <w:tr>
+        <w:tc>
+          <w:tcPr>
+            <w:tcW w:type="dxa" w:w="720"/>
+            <w:shd w:fill="DDF5EF"/>
+            <w:tcMar>
+              <w:top w:w="90" w:type="dxa"/>
+              <w:start w:w="120" w:type="dxa"/>
+              <w:bottom w:w="90" w:type="dxa"/>
+              <w:end w:w="120" w:type="dxa"/>
+            </w:tcMar>
+            <w:vAlign w:val="center"/>
+          </w:tcPr>
+          <w:p>
+            <w:pPr>
+              <w:jc w:val="center"/>
+            </w:pPr>
+            <w:r>
+              <w:rPr>
+                <w:b/>
+              </w:rPr>
+              <w:t>3</w:t>
+            </w:r>
+          </w:p>
+        </w:tc>
+        <w:tc>
+          <w:tcPr>
+            <w:tcW w:type="dxa" w:w="2200"/>
+            <w:tcMar>
+              <w:top w:w="90" w:type="dxa"/>
+              <w:start w:w="120" w:type="dxa"/>
+              <w:bottom w:w="90" w:type="dxa"/>
+              <w:end w:w="120" w:type="dxa"/>
+            </w:tcMar>
+            <w:vAlign w:val="center"/>
+          </w:tcPr>
+          <w:p>
+            <w:r>
+              <w:t>Conversion and pipeline</w:t>
+            </w:r>
+          </w:p>
+        </w:tc>
+        <w:tc>
+          <w:tcPr>
+            <w:tcW w:type="dxa" w:w="3760"/>
+            <w:tcMar>
+              <w:top w:w="90" w:type="dxa"/>
+              <w:start w:w="120" w:type="dxa"/>
+              <w:bottom w:w="90" w:type="dxa"/>
+              <w:end w:w="120" w:type="dxa"/>
+            </w:tcMar>
+            <w:vAlign w:val="center"/>
+          </w:tcPr>
+          <w:p>
+            <w:r>
+              <w:t>Leads, qualified leads, orders and verified conversion</w:t>
+            </w:r>
+          </w:p>
+        </w:tc>
+        <w:tc>
+          <w:tcPr>
+            <w:tcW w:type="dxa" w:w="2680"/>
+            <w:tcMar>
+              <w:top w:w="90" w:type="dxa"/>
+              <w:start w:w="120" w:type="dxa"/>
+              <w:bottom w:w="90" w:type="dxa"/>
+              <w:end w:w="120" w:type="dxa"/>
+            </w:tcMar>
+            <w:vAlign w:val="center"/>
+          </w:tcPr>
+          <w:p>
+            <w:r>
+              <w:t>Separate pipeline from confirmed sales.</w:t>
+            </w:r>
+          </w:p>
+        </w:tc>
+      </w:tr>
+      <w:tr>
+        <w:tc>
+          <w:tcPr>
+            <w:tcW w:type="dxa" w:w="720"/>
+            <w:shd w:fill="DDF5EF"/>
+            <w:tcMar>
+              <w:top w:w="90" w:type="dxa"/>
+              <w:start w:w="120" w:type="dxa"/>
+              <w:bottom w:w="90" w:type="dxa"/>
+              <w:end w:w="120" w:type="dxa"/>
+            </w:tcMar>
+            <w:vAlign w:val="center"/>
+          </w:tcPr>
+          <w:p>
+            <w:pPr>
+              <w:jc w:val="center"/>
+            </w:pPr>
+            <w:r>
+              <w:rPr>
+                <w:b/>
+              </w:rPr>
+              <w:t>4</w:t>
+            </w:r>
+          </w:p>
+        </w:tc>
+        <w:tc>
+          <w:tcPr>
+            <w:tcW w:type="dxa" w:w="2200"/>
+            <w:tcMar>
+              <w:top w:w="90" w:type="dxa"/>
+              <w:start w:w="120" w:type="dxa"/>
+              <w:bottom w:w="90" w:type="dxa"/>
+              <w:end w:w="120" w:type="dxa"/>
+            </w:tcMar>
+            <w:vAlign w:val="center"/>
+          </w:tcPr>
+          <w:p>
+            <w:r>
+              <w:t>Follow-up and risk</w:t>
+            </w:r>
+          </w:p>
+        </w:tc>
+        <w:tc>
+          <w:tcPr>
+            <w:tcW w:type="dxa" w:w="3760"/>
+            <w:tcMar>
+              <w:top w:w="90" w:type="dxa"/>
+              <w:start w:w="120" w:type="dxa"/>
+              <w:bottom w:w="90" w:type="dxa"/>
+              <w:end w:w="120" w:type="dxa"/>
+            </w:tcMar>
+            <w:vAlign w:val="center"/>
+          </w:tcPr>
+          <w:p>
+            <w:r>
+              <w:t>Follow-up days and risk-status evidence</w:t>
+            </w:r>
+          </w:p>
+        </w:tc>
+        <w:tc>
+          <w:tcPr>
+            <w:tcW w:type="dxa" w:w="2680"/>
+            <w:tcMar>
+              <w:top w:w="90" w:type="dxa"/>
+              <w:start w:w="120" w:type="dxa"/>
+              <w:bottom w:w="90" w:type="dxa"/>
+              <w:end w:w="120" w:type="dxa"/>
+            </w:tcMar>
+            <w:vAlign w:val="center"/>
+          </w:tcPr>
+          <w:p>
+            <w:r>
+              <w:t>Use labels from the workbook; do not invent causes.</w:t>
+            </w:r>
+          </w:p>
+        </w:tc>
+      </w:tr>
+      <w:tr>
+        <w:tc>
+          <w:tcPr>
+            <w:tcW w:type="dxa" w:w="720"/>
+            <w:shd w:fill="DDF5EF"/>
+            <w:tcMar>
+              <w:top w:w="90" w:type="dxa"/>
+              <w:start w:w="120" w:type="dxa"/>
+              <w:bottom w:w="90" w:type="dxa"/>
+              <w:end w:w="120" w:type="dxa"/>
+            </w:tcMar>
+            <w:vAlign w:val="center"/>
+          </w:tcPr>
+          <w:p>
+            <w:pPr>
+              <w:jc w:val="center"/>
+            </w:pPr>
+            <w:r>
+              <w:rPr>
+                <w:b/>
+              </w:rPr>
+              <w:t>5</w:t>
+            </w:r>
+          </w:p>
+        </w:tc>
+        <w:tc>
+          <w:tcPr>
+            <w:tcW w:type="dxa" w:w="2200"/>
+            <w:tcMar>
+              <w:top w:w="90" w:type="dxa"/>
+              <w:start w:w="120" w:type="dxa"/>
+              <w:bottom w:w="90" w:type="dxa"/>
+              <w:end w:w="120" w:type="dxa"/>
+            </w:tcMar>
+            <w:vAlign w:val="center"/>
+          </w:tcPr>
+          <w:p>
+            <w:r>
+              <w:t>Recommended actions</w:t>
+            </w:r>
+          </w:p>
+        </w:tc>
+        <w:tc>
+          <w:tcPr>
+            <w:tcW w:type="dxa" w:w="3760"/>
+            <w:tcMar>
+              <w:top w:w="90" w:type="dxa"/>
+              <w:start w:w="120" w:type="dxa"/>
+              <w:bottom w:w="90" w:type="dxa"/>
+              <w:end w:w="120" w:type="dxa"/>
+            </w:tcMar>
+            <w:vAlign w:val="center"/>
+          </w:tcPr>
+          <w:p>
+            <w:r>
+              <w:t>Three actions tied to evidence</w:t>
+            </w:r>
+          </w:p>
+        </w:tc>
+        <w:tc>
+          <w:tcPr>
+            <w:tcW w:type="dxa" w:w="2680"/>
+            <w:tcMar>
+              <w:top w:w="90" w:type="dxa"/>
+              <w:start w:w="120" w:type="dxa"/>
+              <w:bottom w:w="90" w:type="dxa"/>
+              <w:end w:w="120" w:type="dxa"/>
+            </w:tcMar>
+            <w:vAlign w:val="center"/>
+          </w:tcPr>
+          <w:p>
+            <w:r>
+              <w:t>Name proposed owner and timing; label unconfirmed items.</w:t>
+            </w:r>
+          </w:p>
+        </w:tc>
+      </w:tr>
+      <w:tr>
+        <w:tc>
+          <w:tcPr>
+            <w:tcW w:type="dxa" w:w="720"/>
+            <w:shd w:fill="DDF5EF"/>
+            <w:tcMar>
+              <w:top w:w="90" w:type="dxa"/>
+              <w:start w:w="120" w:type="dxa"/>
+              <w:bottom w:w="90" w:type="dxa"/>
+              <w:end w:w="120" w:type="dxa"/>
+            </w:tcMar>
+            <w:vAlign w:val="center"/>
+          </w:tcPr>
+          <w:p>
+            <w:pPr>
+              <w:jc w:val="center"/>
+            </w:pPr>
+            <w:r>
+              <w:rPr>
+                <w:b/>
+              </w:rPr>
+              <w:t>6</w:t>
+            </w:r>
+          </w:p>
+        </w:tc>
+        <w:tc>
+          <w:tcPr>
+            <w:tcW w:type="dxa" w:w="2200"/>
+            <w:tcMar>
+              <w:top w:w="90" w:type="dxa"/>
+              <w:start w:w="120" w:type="dxa"/>
+              <w:bottom w:w="90" w:type="dxa"/>
+              <w:end w:w="120" w:type="dxa"/>
+            </w:tcMar>
+            <w:vAlign w:val="center"/>
+          </w:tcPr>
+          <w:p>
+            <w:r>
+              <w:t>Decisions and next steps</w:t>
+            </w:r>
+          </w:p>
+        </w:tc>
+        <w:tc>
+          <w:tcPr>
+            <w:tcW w:type="dxa" w:w="3760"/>
+            <w:tcMar>
+              <w:top w:w="90" w:type="dxa"/>
+              <w:start w:w="120" w:type="dxa"/>
+              <w:bottom w:w="90" w:type="dxa"/>
+              <w:end w:w="120" w:type="dxa"/>
+            </w:tcMar>
+            <w:vAlign w:val="center"/>
+          </w:tcPr>
+          <w:p>
+            <w:r>
+              <w:t>Decisions required, owners, checks and deadlines</w:t>
+            </w:r>
+          </w:p>
+        </w:tc>
+        <w:tc>
+          <w:tcPr>
+            <w:tcW w:type="dxa" w:w="2680"/>
+            <w:tcMar>
+              <w:top w:w="90" w:type="dxa"/>
+              <w:start w:w="120" w:type="dxa"/>
+              <w:bottom w:w="90" w:type="dxa"/>
+              <w:end w:w="120" w:type="dxa"/>
+            </w:tcMar>
+            <w:vAlign w:val="center"/>
+          </w:tcPr>
+          <w:p>
+            <w:r>
+              <w:t>End with human validation and approval points.</w:t>
+            </w:r>
+          </w:p>
+        </w:tc>
+      </w:tr>
+    </w:tbl>
+    <w:p>
+      <w:pPr>
+        <w:pStyle w:val="Heading2"/>
+      </w:pPr>
+      <w:r>
+        <w:t>Presentation quality rules</w:t>
+      </w:r>
+    </w:p>
+    <w:p>
+      <w:pPr>
+        <w:pStyle w:val="ListBullet"/>
+      </w:pPr>
+      <w:r>
+        <w:t>Use one decision-focused message per slide.</w:t>
+      </w:r>
+    </w:p>
+    <w:p>
+      <w:pPr>
+        <w:pStyle w:val="ListBullet"/>
+      </w:pPr>
+      <w:r>
+        <w:t>Show the exact date range and units (HKD, counts, days or percentages).</w:t>
+      </w:r>
+    </w:p>
+    <w:p>
+      <w:pPr>
+        <w:pStyle w:val="ListBullet"/>
+      </w:pPr>
+      <w:r>
+        <w:t>Keep chart titles factual and traceable to Excel.</w:t>
+      </w:r>
+    </w:p>
+    <w:p>
+      <w:pPr>
+        <w:pStyle w:val="ListBullet"/>
+      </w:pPr>
+      <w:r>
+        <w:t>Put calculation detail and caveats in speaker notes when they would overcrowd the slide.</w:t>
+      </w:r>
+    </w:p>
+    <w:p>
+      <w:pPr>
+        <w:pStyle w:val="ListBullet"/>
+      </w:pPr>
+      <w:r>
+        <w:t>Never describe correlation, pipeline or risk labels as proof of cause, revenue or customer commitment.</w:t>
+      </w:r>
+    </w:p>
+    <w:p>
+      <w:r>
+        <w:br w:type="page"/>
+      </w:r>
+    </w:p>
+    <w:p>
+      <w:pPr>
+        <w:pStyle w:val="Heading1"/>
+      </w:pPr>
+      <w:r>
+        <w:t>4. Linked prompt preset</w:t>
+      </w:r>
+    </w:p>
+    <w:p>
+      <w:pPr>
+        <w:spacing w:after="160"/>
+      </w:pPr>
+      <w:r>
+        <w:rPr>
+          <w:rFonts w:ascii="Arial" w:hAnsi="Arial"/>
+          <w:b w:val="0"/>
+          <w:color w:val="5E7378"/>
+        </w:rPr>
+        <w:t>The website button should load this preset automatically when participants select the PowerPoint practice.</w:t>
+      </w:r>
+    </w:p>
+    <w:tbl>
+      <w:tblPr>
+        <w:tblW w:type="dxa" w:w="9360"/>
         <w:jc w:val="center"/>
         <w:tblLayout w:type="fixed"/>
         <w:tblLook w:firstColumn="1" w:firstRow="1" w:lastColumn="0" w:lastRow="0" w:noHBand="0" w:noVBand="1" w:val="04A0"/>
+        <w:tblInd w:w="120" w:type="dxa"/>
+        <w:tblBorders>
+          <w:top w:val="single" w:sz="4" w:color="0E806E"/>
+          <w:left w:val="single" w:sz="4" w:color="0E806E"/>
+          <w:bottom w:val="single" w:sz="4" w:color="0E806E"/>
+          <w:right w:val="single" w:sz="4" w:color="0E806E"/>
+          <w:insideH w:val="single" w:sz="4" w:color="0E806E"/>
+          <w:insideV w:val="single" w:sz="4" w:color="0E806E"/>
+        </w:tblBorders>
       </w:tblPr>
       <w:tblGrid>
-        <w:gridCol w:w="3389"/>
-        <w:gridCol w:w="3389"/>
-        <w:gridCol w:w="3389"/>
+        <w:gridCol w:w="9360"/>
       </w:tblGrid>
       <w:tr>
-        <w:trPr>
-          <w:cantSplit/>
-        </w:trPr>
         <w:tc>
           <w:tcPr>
-            <w:tcW w:type="dxa" w:w="792"/>
-            <w:vAlign w:val="center"/>
+            <w:tcW w:type="dxa" w:w="9360"/>
             <w:tcMar>
               <w:top w:w="90" w:type="dxa"/>
-              <w:start w:w="110" w:type="dxa"/>
+              <w:start w:w="120" w:type="dxa"/>
               <w:bottom w:w="90" w:type="dxa"/>
-              <w:end w:w="110" w:type="dxa"/>
+              <w:end w:w="120" w:type="dxa"/>
             </w:tcMar>
-            <w:shd w:fill="DDEBE8"/>
+            <w:vAlign w:val="center"/>
+            <w:shd w:fill="F3F8F7"/>
           </w:tcPr>
           <w:p>
             <w:pPr>
@@ -2532,26 +2453,135 @@
             <w:r>
               <w:rPr>
                 <w:rFonts w:ascii="Arial" w:hAnsi="Arial"/>
-                <w:b/>
-                <w:color w:val="132C46"/>
-                <w:sz w:val="18"/>
+                <w:color w:val="123942"/>
+                <w:sz w:val="19"/>
               </w:rPr>
-              <w:t>Slide</w:t>
+              <w:t>You are a senior management presentation strategist.</w:t>
+              <w:br/>
+              <w:br/>
+              <w:t>Create a concise six-slide management presentation from the verified Hospital Sales Analysis findings.</w:t>
+              <w:br/>
+              <w:br/>
+              <w:t>SOURCE:</w:t>
+              <w:br/>
+              <w:t>Use only the verified Excel handoff: KPI table, revenue and margin calculations, conversion results, follow-up and payment risks, chart-ready data, reporting period and confirmed limitations.</w:t>
+              <w:br/>
+              <w:br/>
+              <w:t>RULES:</w:t>
+              <w:br/>
+              <w:t>Do not invent reasons, customer facts, approvals or commitments. Keep pipeline separate from confirmed revenue. State the exact reporting period and calculation basis. Label missing information and assumptions. Every chart must use traceable Excel data.</w:t>
+              <w:br/>
+              <w:br/>
+              <w:t>OUTPUT:</w:t>
+              <w:br/>
+              <w:t>Six slides covering executive summary; revenue and margin; conversion and pipeline; follow-up and risk; recommended actions; and decisions, owners and next steps. Include chart guidance and speaker notes.</w:t>
             </w:r>
           </w:p>
         </w:tc>
+      </w:tr>
+    </w:tbl>
+    <w:p>
+      <w:pPr>
+        <w:pStyle w:val="Heading2"/>
+      </w:pPr>
+      <w:r>
+        <w:t>Human verification before presenting</w:t>
+      </w:r>
+    </w:p>
+    <w:p>
+      <w:pPr>
+        <w:pStyle w:val="ListBullet"/>
+      </w:pPr>
+      <w:r>
+        <w:t>Recalculate every headline number against Excel.</w:t>
+      </w:r>
+    </w:p>
+    <w:p>
+      <w:pPr>
+        <w:pStyle w:val="ListBullet"/>
+      </w:pPr>
+      <w:r>
+        <w:t>Confirm that slide titles do not overstate the evidence.</w:t>
+      </w:r>
+    </w:p>
+    <w:p>
+      <w:pPr>
+        <w:pStyle w:val="ListBullet"/>
+      </w:pPr>
+      <w:r>
+        <w:t>Check that every chart uses the correct denominator, unit and reporting period.</w:t>
+      </w:r>
+    </w:p>
+    <w:p>
+      <w:pPr>
+        <w:pStyle w:val="ListBullet"/>
+      </w:pPr>
+      <w:r>
+        <w:t>Confirm pipeline, tenders, samples and follow-up items are not presented as confirmed sales.</w:t>
+      </w:r>
+    </w:p>
+    <w:p>
+      <w:pPr>
+        <w:pStyle w:val="ListBullet"/>
+      </w:pPr>
+      <w:r>
+        <w:t>Identify assumptions and missing information.</w:t>
+      </w:r>
+    </w:p>
+    <w:p>
+      <w:pPr>
+        <w:pStyle w:val="ListBullet"/>
+      </w:pPr>
+      <w:r>
+        <w:t>Keep final approval and business decisions with people.</w:t>
+      </w:r>
+    </w:p>
+    <w:tbl>
+      <w:tblPr>
+        <w:tblW w:type="dxa" w:w="9360"/>
+        <w:jc w:val="center"/>
+        <w:tblLayout w:type="fixed"/>
+        <w:tblLook w:firstColumn="1" w:firstRow="1" w:lastColumn="0" w:lastRow="0" w:noHBand="0" w:noVBand="1" w:val="04A0"/>
+        <w:tblInd w:w="120" w:type="dxa"/>
+        <w:tblBorders>
+          <w:top w:val="single" w:sz="4" w:color="0E806E"/>
+          <w:left w:val="single" w:sz="4" w:color="0E806E"/>
+          <w:bottom w:val="single" w:sz="4" w:color="0E806E"/>
+          <w:right w:val="single" w:sz="4" w:color="0E806E"/>
+          <w:insideH w:val="single" w:sz="4" w:color="0E806E"/>
+          <w:insideV w:val="single" w:sz="4" w:color="0E806E"/>
+        </w:tblBorders>
+      </w:tblPr>
+      <w:tblGrid>
+        <w:gridCol w:w="9360"/>
+      </w:tblGrid>
+      <w:tr>
         <w:tc>
           <w:tcPr>
-            <w:tcW w:type="dxa" w:w="2232"/>
-            <w:vAlign w:val="center"/>
+            <w:tcW w:type="dxa" w:w="9360"/>
             <w:tcMar>
               <w:top w:w="90" w:type="dxa"/>
-              <w:start w:w="110" w:type="dxa"/>
+              <w:start w:w="120" w:type="dxa"/>
               <w:bottom w:w="90" w:type="dxa"/>
-              <w:end w:w="110" w:type="dxa"/>
+              <w:end w:w="120" w:type="dxa"/>
             </w:tcMar>
-            <w:shd w:fill="DDEBE8"/>
+            <w:vAlign w:val="center"/>
+            <w:shd w:fill="DDF5EF"/>
           </w:tcPr>
+          <w:p>
+            <w:pPr>
+              <w:spacing w:after="60"/>
+            </w:pPr>
+            <w:r>
+              <w:rPr>
+                <w:rFonts w:ascii="Arial" w:hAnsi="Arial"/>
+                <w:b/>
+                <w:color w:val="0E806E"/>
+                <w:sz w:val="18"/>
+              </w:rPr>
+              <w:t>SUCCESSFUL OUTCOME</w:t>
+            </w:r>
+          </w:p>
           <w:p>
             <w:pPr>
               <w:spacing w:after="0"/>
@@ -2559,518 +2589,10 @@
             <w:r>
               <w:rPr>
                 <w:rFonts w:ascii="Arial" w:hAnsi="Arial"/>
-                <w:b/>
-                <w:color w:val="132C46"/>
-                <w:sz w:val="18"/>
+                <w:color w:val="123942"/>
+                <w:sz w:val="21"/>
               </w:rPr>
-              <w:t>Purpose</w:t>
-            </w:r>
-          </w:p>
-        </w:tc>
-        <w:tc>
-          <w:tcPr>
-            <w:tcW w:type="dxa" w:w="7056"/>
-            <w:vAlign w:val="center"/>
-            <w:tcMar>
-              <w:top w:w="90" w:type="dxa"/>
-              <w:start w:w="110" w:type="dxa"/>
-              <w:bottom w:w="90" w:type="dxa"/>
-              <w:end w:w="110" w:type="dxa"/>
-            </w:tcMar>
-            <w:shd w:fill="DDEBE8"/>
-          </w:tcPr>
-          <w:p>
-            <w:pPr>
-              <w:spacing w:after="0"/>
-            </w:pPr>
-            <w:r>
-              <w:rPr>
-                <w:rFonts w:ascii="Arial" w:hAnsi="Arial"/>
-                <w:b/>
-                <w:color w:val="132C46"/>
-                <w:sz w:val="18"/>
-              </w:rPr>
-              <w:t>Evidence to use</w:t>
-            </w:r>
-          </w:p>
-        </w:tc>
-      </w:tr>
-      <w:tr>
-        <w:trPr>
-          <w:cantSplit/>
-        </w:trPr>
-        <w:tc>
-          <w:tcPr>
-            <w:tcW w:type="dxa" w:w="792"/>
-            <w:vAlign w:val="center"/>
-            <w:tcMar>
-              <w:top w:w="90" w:type="dxa"/>
-              <w:start w:w="110" w:type="dxa"/>
-              <w:bottom w:w="90" w:type="dxa"/>
-              <w:end w:w="110" w:type="dxa"/>
-            </w:tcMar>
-          </w:tcPr>
-          <w:p>
-            <w:pPr>
-              <w:spacing w:after="0"/>
-            </w:pPr>
-            <w:r>
-              <w:rPr>
-                <w:rFonts w:ascii="Arial" w:hAnsi="Arial"/>
-                <w:b w:val="0"/>
-                <w:sz w:val="18"/>
-              </w:rPr>
-              <w:t>1</w:t>
-            </w:r>
-          </w:p>
-        </w:tc>
-        <w:tc>
-          <w:tcPr>
-            <w:tcW w:type="dxa" w:w="2232"/>
-            <w:vAlign w:val="center"/>
-            <w:tcMar>
-              <w:top w:w="90" w:type="dxa"/>
-              <w:start w:w="110" w:type="dxa"/>
-              <w:bottom w:w="90" w:type="dxa"/>
-              <w:end w:w="110" w:type="dxa"/>
-            </w:tcMar>
-          </w:tcPr>
-          <w:p>
-            <w:pPr>
-              <w:spacing w:after="0"/>
-            </w:pPr>
-            <w:r>
-              <w:rPr>
-                <w:rFonts w:ascii="Arial" w:hAnsi="Arial"/>
-                <w:b w:val="0"/>
-                <w:sz w:val="18"/>
-              </w:rPr>
-              <w:t>Executive headline</w:t>
-            </w:r>
-          </w:p>
-        </w:tc>
-        <w:tc>
-          <w:tcPr>
-            <w:tcW w:type="dxa" w:w="7056"/>
-            <w:vAlign w:val="center"/>
-            <w:tcMar>
-              <w:top w:w="90" w:type="dxa"/>
-              <w:start w:w="110" w:type="dxa"/>
-              <w:bottom w:w="90" w:type="dxa"/>
-              <w:end w:w="110" w:type="dxa"/>
-            </w:tcMar>
-          </w:tcPr>
-          <w:p>
-            <w:pPr>
-              <w:spacing w:after="0"/>
-            </w:pPr>
-            <w:r>
-              <w:rPr>
-                <w:rFonts w:ascii="Arial" w:hAnsi="Arial"/>
-                <w:b w:val="0"/>
-                <w:sz w:val="18"/>
-              </w:rPr>
-              <w:t>One verified message, the decision required and two supporting figures</w:t>
-            </w:r>
-          </w:p>
-        </w:tc>
-      </w:tr>
-      <w:tr>
-        <w:trPr>
-          <w:cantSplit/>
-        </w:trPr>
-        <w:tc>
-          <w:tcPr>
-            <w:tcW w:type="dxa" w:w="792"/>
-            <w:vAlign w:val="center"/>
-            <w:tcMar>
-              <w:top w:w="90" w:type="dxa"/>
-              <w:start w:w="110" w:type="dxa"/>
-              <w:bottom w:w="90" w:type="dxa"/>
-              <w:end w:w="110" w:type="dxa"/>
-            </w:tcMar>
-          </w:tcPr>
-          <w:p>
-            <w:pPr>
-              <w:spacing w:after="0"/>
-            </w:pPr>
-            <w:r>
-              <w:rPr>
-                <w:rFonts w:ascii="Arial" w:hAnsi="Arial"/>
-                <w:b w:val="0"/>
-                <w:sz w:val="18"/>
-              </w:rPr>
-              <w:t>2</w:t>
-            </w:r>
-          </w:p>
-        </w:tc>
-        <w:tc>
-          <w:tcPr>
-            <w:tcW w:type="dxa" w:w="2232"/>
-            <w:vAlign w:val="center"/>
-            <w:tcMar>
-              <w:top w:w="90" w:type="dxa"/>
-              <w:start w:w="110" w:type="dxa"/>
-              <w:bottom w:w="90" w:type="dxa"/>
-              <w:end w:w="110" w:type="dxa"/>
-            </w:tcMar>
-          </w:tcPr>
-          <w:p>
-            <w:pPr>
-              <w:spacing w:after="0"/>
-            </w:pPr>
-            <w:r>
-              <w:rPr>
-                <w:rFonts w:ascii="Arial" w:hAnsi="Arial"/>
-                <w:b w:val="0"/>
-                <w:sz w:val="18"/>
-              </w:rPr>
-              <w:t>Event performance</w:t>
-            </w:r>
-          </w:p>
-        </w:tc>
-        <w:tc>
-          <w:tcPr>
-            <w:tcW w:type="dxa" w:w="7056"/>
-            <w:vAlign w:val="center"/>
-            <w:tcMar>
-              <w:top w:w="90" w:type="dxa"/>
-              <w:start w:w="110" w:type="dxa"/>
-              <w:bottom w:w="90" w:type="dxa"/>
-              <w:end w:w="110" w:type="dxa"/>
-            </w:tcMar>
-          </w:tcPr>
-          <w:p>
-            <w:pPr>
-              <w:spacing w:after="0"/>
-            </w:pPr>
-            <w:r>
-              <w:rPr>
-                <w:rFonts w:ascii="Arial" w:hAnsi="Arial"/>
-                <w:b w:val="0"/>
-                <w:sz w:val="18"/>
-              </w:rPr>
-              <w:t>Compare cost, leads, qualified leads and confirmed value by market</w:t>
-            </w:r>
-          </w:p>
-        </w:tc>
-      </w:tr>
-      <w:tr>
-        <w:trPr>
-          <w:cantSplit/>
-        </w:trPr>
-        <w:tc>
-          <w:tcPr>
-            <w:tcW w:type="dxa" w:w="792"/>
-            <w:vAlign w:val="center"/>
-            <w:tcMar>
-              <w:top w:w="90" w:type="dxa"/>
-              <w:start w:w="110" w:type="dxa"/>
-              <w:bottom w:w="90" w:type="dxa"/>
-              <w:end w:w="110" w:type="dxa"/>
-            </w:tcMar>
-          </w:tcPr>
-          <w:p>
-            <w:pPr>
-              <w:spacing w:after="0"/>
-            </w:pPr>
-            <w:r>
-              <w:rPr>
-                <w:rFonts w:ascii="Arial" w:hAnsi="Arial"/>
-                <w:b w:val="0"/>
-                <w:sz w:val="18"/>
-              </w:rPr>
-              <w:t>3</w:t>
-            </w:r>
-          </w:p>
-        </w:tc>
-        <w:tc>
-          <w:tcPr>
-            <w:tcW w:type="dxa" w:w="2232"/>
-            <w:vAlign w:val="center"/>
-            <w:tcMar>
-              <w:top w:w="90" w:type="dxa"/>
-              <w:start w:w="110" w:type="dxa"/>
-              <w:bottom w:w="90" w:type="dxa"/>
-              <w:end w:w="110" w:type="dxa"/>
-            </w:tcMar>
-          </w:tcPr>
-          <w:p>
-            <w:pPr>
-              <w:spacing w:after="0"/>
-            </w:pPr>
-            <w:r>
-              <w:rPr>
-                <w:rFonts w:ascii="Arial" w:hAnsi="Arial"/>
-                <w:b w:val="0"/>
-                <w:sz w:val="18"/>
-              </w:rPr>
-              <w:t>Commercial funnel</w:t>
-            </w:r>
-          </w:p>
-        </w:tc>
-        <w:tc>
-          <w:tcPr>
-            <w:tcW w:type="dxa" w:w="7056"/>
-            <w:vAlign w:val="center"/>
-            <w:tcMar>
-              <w:top w:w="90" w:type="dxa"/>
-              <w:start w:w="110" w:type="dxa"/>
-              <w:bottom w:w="90" w:type="dxa"/>
-              <w:end w:w="110" w:type="dxa"/>
-            </w:tcMar>
-          </w:tcPr>
-          <w:p>
-            <w:pPr>
-              <w:spacing w:after="0"/>
-            </w:pPr>
-            <w:r>
-              <w:rPr>
-                <w:rFonts w:ascii="Arial" w:hAnsi="Arial"/>
-                <w:b w:val="0"/>
-                <w:sz w:val="18"/>
-              </w:rPr>
-              <w:t>Show visitors → leads → qualified leads → confirmed orders; label pipeline separately</w:t>
-            </w:r>
-          </w:p>
-        </w:tc>
-      </w:tr>
-      <w:tr>
-        <w:trPr>
-          <w:cantSplit/>
-        </w:trPr>
-        <w:tc>
-          <w:tcPr>
-            <w:tcW w:type="dxa" w:w="792"/>
-            <w:vAlign w:val="center"/>
-            <w:tcMar>
-              <w:top w:w="90" w:type="dxa"/>
-              <w:start w:w="110" w:type="dxa"/>
-              <w:bottom w:w="90" w:type="dxa"/>
-              <w:end w:w="110" w:type="dxa"/>
-            </w:tcMar>
-          </w:tcPr>
-          <w:p>
-            <w:pPr>
-              <w:spacing w:after="0"/>
-            </w:pPr>
-            <w:r>
-              <w:rPr>
-                <w:rFonts w:ascii="Arial" w:hAnsi="Arial"/>
-                <w:b w:val="0"/>
-                <w:sz w:val="18"/>
-              </w:rPr>
-              <w:t>4</w:t>
-            </w:r>
-          </w:p>
-        </w:tc>
-        <w:tc>
-          <w:tcPr>
-            <w:tcW w:type="dxa" w:w="2232"/>
-            <w:vAlign w:val="center"/>
-            <w:tcMar>
-              <w:top w:w="90" w:type="dxa"/>
-              <w:start w:w="110" w:type="dxa"/>
-              <w:bottom w:w="90" w:type="dxa"/>
-              <w:end w:w="110" w:type="dxa"/>
-            </w:tcMar>
-          </w:tcPr>
-          <w:p>
-            <w:pPr>
-              <w:spacing w:after="0"/>
-            </w:pPr>
-            <w:r>
-              <w:rPr>
-                <w:rFonts w:ascii="Arial" w:hAnsi="Arial"/>
-                <w:b w:val="0"/>
-                <w:sz w:val="18"/>
-              </w:rPr>
-              <w:t>Product opportunity</w:t>
-            </w:r>
-          </w:p>
-        </w:tc>
-        <w:tc>
-          <w:tcPr>
-            <w:tcW w:type="dxa" w:w="7056"/>
-            <w:vAlign w:val="center"/>
-            <w:tcMar>
-              <w:top w:w="90" w:type="dxa"/>
-              <w:start w:w="110" w:type="dxa"/>
-              <w:bottom w:w="90" w:type="dxa"/>
-              <w:end w:w="110" w:type="dxa"/>
-            </w:tcMar>
-          </w:tcPr>
-          <w:p>
-            <w:pPr>
-              <w:spacing w:after="0"/>
-            </w:pPr>
-            <w:r>
-              <w:rPr>
-                <w:rFonts w:ascii="Arial" w:hAnsi="Arial"/>
-                <w:b w:val="0"/>
-                <w:sz w:val="18"/>
-              </w:rPr>
-              <w:t>Compare confirmed revenue, gross margin and open pipeline by product family</w:t>
-            </w:r>
-          </w:p>
-        </w:tc>
-      </w:tr>
-      <w:tr>
-        <w:trPr>
-          <w:cantSplit/>
-        </w:trPr>
-        <w:tc>
-          <w:tcPr>
-            <w:tcW w:type="dxa" w:w="792"/>
-            <w:vAlign w:val="center"/>
-            <w:tcMar>
-              <w:top w:w="90" w:type="dxa"/>
-              <w:start w:w="110" w:type="dxa"/>
-              <w:bottom w:w="90" w:type="dxa"/>
-              <w:end w:w="110" w:type="dxa"/>
-            </w:tcMar>
-          </w:tcPr>
-          <w:p>
-            <w:pPr>
-              <w:spacing w:after="0"/>
-            </w:pPr>
-            <w:r>
-              <w:rPr>
-                <w:rFonts w:ascii="Arial" w:hAnsi="Arial"/>
-                <w:b w:val="0"/>
-                <w:sz w:val="18"/>
-              </w:rPr>
-              <w:t>5</w:t>
-            </w:r>
-          </w:p>
-        </w:tc>
-        <w:tc>
-          <w:tcPr>
-            <w:tcW w:type="dxa" w:w="2232"/>
-            <w:vAlign w:val="center"/>
-            <w:tcMar>
-              <w:top w:w="90" w:type="dxa"/>
-              <w:start w:w="110" w:type="dxa"/>
-              <w:bottom w:w="90" w:type="dxa"/>
-              <w:end w:w="110" w:type="dxa"/>
-            </w:tcMar>
-          </w:tcPr>
-          <w:p>
-            <w:pPr>
-              <w:spacing w:after="0"/>
-            </w:pPr>
-            <w:r>
-              <w:rPr>
-                <w:rFonts w:ascii="Arial" w:hAnsi="Arial"/>
-                <w:b w:val="0"/>
-                <w:sz w:val="18"/>
-              </w:rPr>
-              <w:t>Risks and verification</w:t>
-            </w:r>
-          </w:p>
-        </w:tc>
-        <w:tc>
-          <w:tcPr>
-            <w:tcW w:type="dxa" w:w="7056"/>
-            <w:vAlign w:val="center"/>
-            <w:tcMar>
-              <w:top w:w="90" w:type="dxa"/>
-              <w:start w:w="110" w:type="dxa"/>
-              <w:bottom w:w="90" w:type="dxa"/>
-              <w:end w:w="110" w:type="dxa"/>
-            </w:tcMar>
-          </w:tcPr>
-          <w:p>
-            <w:pPr>
-              <w:spacing w:after="0"/>
-            </w:pPr>
-            <w:r>
-              <w:rPr>
-                <w:rFonts w:ascii="Arial" w:hAnsi="Arial"/>
-                <w:b w:val="0"/>
-                <w:sz w:val="18"/>
-              </w:rPr>
-              <w:t>Overdue follow-ups, missing owners, tender status, PO copies and data limitations</w:t>
-            </w:r>
-          </w:p>
-        </w:tc>
-      </w:tr>
-      <w:tr>
-        <w:trPr>
-          <w:cantSplit/>
-        </w:trPr>
-        <w:tc>
-          <w:tcPr>
-            <w:tcW w:type="dxa" w:w="792"/>
-            <w:vAlign w:val="center"/>
-            <w:tcMar>
-              <w:top w:w="90" w:type="dxa"/>
-              <w:start w:w="110" w:type="dxa"/>
-              <w:bottom w:w="90" w:type="dxa"/>
-              <w:end w:w="110" w:type="dxa"/>
-            </w:tcMar>
-          </w:tcPr>
-          <w:p>
-            <w:pPr>
-              <w:spacing w:after="0"/>
-            </w:pPr>
-            <w:r>
-              <w:rPr>
-                <w:rFonts w:ascii="Arial" w:hAnsi="Arial"/>
-                <w:b w:val="0"/>
-                <w:sz w:val="18"/>
-              </w:rPr>
-              <w:t>6</w:t>
-            </w:r>
-          </w:p>
-        </w:tc>
-        <w:tc>
-          <w:tcPr>
-            <w:tcW w:type="dxa" w:w="2232"/>
-            <w:vAlign w:val="center"/>
-            <w:tcMar>
-              <w:top w:w="90" w:type="dxa"/>
-              <w:start w:w="110" w:type="dxa"/>
-              <w:bottom w:w="90" w:type="dxa"/>
-              <w:end w:w="110" w:type="dxa"/>
-            </w:tcMar>
-          </w:tcPr>
-          <w:p>
-            <w:pPr>
-              <w:spacing w:after="0"/>
-            </w:pPr>
-            <w:r>
-              <w:rPr>
-                <w:rFonts w:ascii="Arial" w:hAnsi="Arial"/>
-                <w:b w:val="0"/>
-                <w:sz w:val="18"/>
-              </w:rPr>
-              <w:t>Actions and decisions</w:t>
-            </w:r>
-          </w:p>
-        </w:tc>
-        <w:tc>
-          <w:tcPr>
-            <w:tcW w:type="dxa" w:w="7056"/>
-            <w:vAlign w:val="center"/>
-            <w:tcMar>
-              <w:top w:w="90" w:type="dxa"/>
-              <w:start w:w="110" w:type="dxa"/>
-              <w:bottom w:w="90" w:type="dxa"/>
-              <w:end w:w="110" w:type="dxa"/>
-            </w:tcMar>
-          </w:tcPr>
-          <w:p>
-            <w:pPr>
-              <w:spacing w:after="0"/>
-            </w:pPr>
-            <w:r>
-              <w:rPr>
-                <w:rFonts w:ascii="Arial" w:hAnsi="Arial"/>
-                <w:b w:val="0"/>
-                <w:sz w:val="18"/>
-              </w:rPr>
-              <w:t>Owners, deadlines, approvals and information still requiring human confirmation</w:t>
+              <w:t>A six-slide deck that is concise, decision-focused and traceable to the same fictional workbook used in the Excel exercise.</w:t>
             </w:r>
           </w:p>
         </w:tc>
@@ -3078,131 +2600,14 @@
     </w:tbl>
     <w:p>
       <w:pPr>
-        <w:pStyle w:val="Heading1"/>
-        <w:keepNext/>
-        <w:spacing w:before="280" w:after="120"/>
+        <w:spacing w:after="40"/>
       </w:pPr>
-      <w:r>
-        <w:rPr>
-          <w:rFonts w:ascii="Arial" w:hAnsi="Arial"/>
-          <w:b/>
-          <w:color w:val="107867"/>
-          <w:sz w:val="32"/>
-        </w:rPr>
-        <w:t>Prompt starter</w:t>
-      </w:r>
-    </w:p>
-    <w:p>
-      <w:pPr>
-        <w:spacing w:before="80" w:after="160"/>
-        <w:ind w:left="259" w:right="259"/>
-      </w:pPr>
-      <w:r>
-        <w:rPr>
-          <w:rFonts w:ascii="Arial" w:hAnsi="Arial"/>
-          <w:b w:val="0"/>
-          <w:color w:val="132C46"/>
-          <w:sz w:val="21"/>
-        </w:rPr>
-        <w:t>Act as a presentation strategist. Using only the attached fictional source pack, create a six-slide management review. For each slide provide a title, one key message, supporting evidence, recommended visual and speaker notes. Recalculate every metric, label assumptions, separate confirmed revenue from pipeline, and flag missing information. Do not invent causes, approvals, owners or future revenue.</w:t>
-      </w:r>
-    </w:p>
-    <w:p>
-      <w:pPr>
-        <w:pStyle w:val="Heading1"/>
-        <w:keepNext/>
-        <w:spacing w:before="280" w:after="120"/>
-      </w:pPr>
-      <w:r>
-        <w:rPr>
-          <w:rFonts w:ascii="Arial" w:hAnsi="Arial"/>
-          <w:b/>
-          <w:color w:val="107867"/>
-          <w:sz w:val="32"/>
-        </w:rPr>
-        <w:t>Success checklist</w:t>
-      </w:r>
-    </w:p>
-    <w:p>
-      <w:pPr>
-        <w:pStyle w:val="ListBullet"/>
-        <w:spacing w:after="80"/>
-        <w:ind w:left="360" w:hanging="259"/>
-      </w:pPr>
-      <w:r>
-        <w:rPr>
-          <w:rFonts w:ascii="Arial" w:hAnsi="Arial"/>
-          <w:b w:val="0"/>
-          <w:sz w:val="21"/>
-        </w:rPr>
-        <w:t>Every number can be traced to this source pack.</w:t>
-      </w:r>
-    </w:p>
-    <w:p>
-      <w:pPr>
-        <w:pStyle w:val="ListBullet"/>
-        <w:spacing w:after="80"/>
-        <w:ind w:left="360" w:hanging="259"/>
-      </w:pPr>
-      <w:r>
-        <w:rPr>
-          <w:rFonts w:ascii="Arial" w:hAnsi="Arial"/>
-          <w:b w:val="0"/>
-          <w:sz w:val="21"/>
-        </w:rPr>
-        <w:t>Pipeline is never presented as confirmed revenue.</w:t>
-      </w:r>
-    </w:p>
-    <w:p>
-      <w:pPr>
-        <w:pStyle w:val="ListBullet"/>
-        <w:spacing w:after="80"/>
-        <w:ind w:left="360" w:hanging="259"/>
-      </w:pPr>
-      <w:r>
-        <w:rPr>
-          <w:rFonts w:ascii="Arial" w:hAnsi="Arial"/>
-          <w:b w:val="0"/>
-          <w:sz w:val="21"/>
-        </w:rPr>
-        <w:t>No unsupported cause, commitment, approval or forecast is invented.</w:t>
-      </w:r>
-    </w:p>
-    <w:p>
-      <w:pPr>
-        <w:pStyle w:val="ListBullet"/>
-        <w:spacing w:after="80"/>
-        <w:ind w:left="360" w:hanging="259"/>
-      </w:pPr>
-      <w:r>
-        <w:rPr>
-          <w:rFonts w:ascii="Arial" w:hAnsi="Arial"/>
-          <w:b w:val="0"/>
-          <w:sz w:val="21"/>
-        </w:rPr>
-        <w:t>At least one data-quality limitation is disclosed.</w:t>
-      </w:r>
-    </w:p>
-    <w:p>
-      <w:pPr>
-        <w:pStyle w:val="ListBullet"/>
-        <w:spacing w:after="80"/>
-        <w:ind w:left="360" w:hanging="259"/>
-      </w:pPr>
-      <w:r>
-        <w:rPr>
-          <w:rFonts w:ascii="Arial" w:hAnsi="Arial"/>
-          <w:b w:val="0"/>
-          <w:sz w:val="21"/>
-        </w:rPr>
-        <w:t>The final slide names actions, proposed owners or owner gaps, deadlines and human checks.</w:t>
-      </w:r>
     </w:p>
     <w:sectPr>
       <w:headerReference w:type="default" r:id="rId9"/>
       <w:footerReference w:type="default" r:id="rId10"/>
       <w:pgSz w:w="12240" w:h="15840"/>
-      <w:pgMar w:top="1037" w:right="1037" w:bottom="1037" w:left="1037" w:header="504" w:footer="504" w:gutter="0"/>
+      <w:pgMar w:top="1037" w:right="1181" w:bottom="1037" w:left="1181" w:header="504" w:footer="504" w:gutter="0"/>
       <w:cols w:space="720"/>
       <w:docGrid w:linePitch="360"/>
     </w:sectPr>
@@ -3215,16 +2620,15 @@
   <w:p>
     <w:pPr>
       <w:pStyle w:val="Footer"/>
-      <w:jc w:val="center"/>
+      <w:jc w:val="right"/>
     </w:pPr>
     <w:r>
       <w:rPr>
         <w:rFonts w:ascii="Arial" w:hAnsi="Arial"/>
-        <w:b w:val="0"/>
-        <w:color w:val="5A6973"/>
+        <w:color w:val="5E7378"/>
         <w:sz w:val="16"/>
       </w:rPr>
-      <w:t>Training source pack • All organisations, people and figures are fictional</w:t>
+      <w:t>Public-safe fictional workshop material</w:t>
     </w:r>
   </w:p>
 </w:ftr>
@@ -3235,16 +2639,16 @@
   <w:p>
     <w:pPr>
       <w:pStyle w:val="Header"/>
-      <w:jc w:val="right"/>
+      <w:jc w:val="left"/>
     </w:pPr>
     <w:r>
       <w:rPr>
         <w:rFonts w:ascii="Arial" w:hAnsi="Arial"/>
         <w:b/>
-        <w:color w:val="5A6973"/>
-        <w:sz w:val="16"/>
-      </w:rPr>
-      <w:t>AI OFFICE COACH  |  PUBLIC-SAFE FICTIONAL PRACTICE</w:t>
+        <w:color w:val="0E806E"/>
+        <w:sz w:val="17"/>
+      </w:rPr>
+      <w:t>AI OFFICE COACH  |  LINKED EXCEL → POWERPOINT PRACTICE</w:t>
     </w:r>
   </w:p>
 </w:hdr>
@@ -3614,10 +3018,11 @@
     <w:qFormat/>
     <w:rsid w:val="00FC693F"/>
     <w:pPr>
-      <w:spacing w:after="120" w:line="264" w:lineRule="auto"/>
+      <w:spacing w:after="120" w:line="283" w:lineRule="auto"/>
     </w:pPr>
     <w:rPr>
       <w:rFonts w:ascii="Arial" w:hAnsi="Arial"/>
+      <w:color w:val="123942"/>
       <w:sz w:val="21"/>
     </w:rPr>
   </w:style>
@@ -3676,15 +3081,16 @@
     <w:pPr>
       <w:keepNext/>
       <w:keepLines/>
-      <w:spacing w:before="480" w:after="0"/>
+      <w:pageBreakBefore w:val="0"/>
+      <w:spacing w:before="280" w:after="140"/>
       <w:outlineLvl w:val="0"/>
     </w:pPr>
     <w:rPr>
       <w:rFonts w:asciiTheme="majorHAnsi" w:eastAsiaTheme="majorEastAsia" w:hAnsiTheme="majorHAnsi" w:cstheme="majorBidi" w:ascii="Arial" w:hAnsi="Arial"/>
       <w:b/>
       <w:bCs/>
-      <w:color w:val="365F91" w:themeColor="accent1" w:themeShade="BF"/>
-      <w:sz w:val="28"/>
+      <w:color w:val="123942"/>
+      <w:sz w:val="34"/>
       <w:szCs w:val="28"/>
     </w:rPr>
   </w:style>
@@ -3700,14 +3106,15 @@
     <w:pPr>
       <w:keepNext/>
       <w:keepLines/>
-      <w:spacing w:before="200" w:after="0"/>
+      <w:pageBreakBefore w:val="0"/>
+      <w:spacing w:before="200" w:after="100"/>
       <w:outlineLvl w:val="1"/>
     </w:pPr>
     <w:rPr>
       <w:rFonts w:asciiTheme="majorHAnsi" w:eastAsiaTheme="majorEastAsia" w:hAnsiTheme="majorHAnsi" w:cstheme="majorBidi" w:ascii="Arial" w:hAnsi="Arial"/>
       <w:b/>
       <w:bCs/>
-      <w:color w:val="4F81BD" w:themeColor="accent1"/>
+      <w:color w:val="0E806E"/>
       <w:sz w:val="26"/>
       <w:szCs w:val="26"/>
     </w:rPr>
@@ -3724,14 +3131,16 @@
     <w:pPr>
       <w:keepNext/>
       <w:keepLines/>
-      <w:spacing w:before="200" w:after="0"/>
+      <w:pageBreakBefore w:val="0"/>
+      <w:spacing w:before="160" w:after="80"/>
       <w:outlineLvl w:val="2"/>
     </w:pPr>
     <w:rPr>
-      <w:rFonts w:asciiTheme="majorHAnsi" w:eastAsiaTheme="majorEastAsia" w:hAnsiTheme="majorHAnsi" w:cstheme="majorBidi"/>
+      <w:rFonts w:asciiTheme="majorHAnsi" w:eastAsiaTheme="majorEastAsia" w:hAnsiTheme="majorHAnsi" w:cstheme="majorBidi" w:ascii="Arial" w:hAnsi="Arial"/>
       <w:b/>
       <w:bCs/>
-      <w:color w:val="4F81BD" w:themeColor="accent1"/>
+      <w:color w:val="123942"/>
+      <w:sz w:val="23"/>
     </w:rPr>
   </w:style>
   <w:style w:type="paragraph" w:styleId="Heading4">
@@ -4147,8 +3556,14 @@
       <w:numPr>
         <w:numId w:val="1"/>
       </w:numPr>
+      <w:spacing w:after="80" w:line="283" w:lineRule="auto"/>
+      <w:ind w:left="605" w:hanging="288"/>
       <w:contextualSpacing/>
     </w:pPr>
+    <w:rPr>
+      <w:rFonts w:ascii="Arial" w:hAnsi="Arial"/>
+      <w:sz w:val="21"/>
+    </w:rPr>
   </w:style>
   <w:style w:type="paragraph" w:styleId="ListBullet2">
     <w:name w:val="List Bullet 2"/>
@@ -4186,8 +3601,14 @@
       <w:numPr>
         <w:numId w:val="5"/>
       </w:numPr>
+      <w:spacing w:after="80" w:line="283" w:lineRule="auto"/>
+      <w:ind w:left="605" w:hanging="288"/>
       <w:contextualSpacing/>
     </w:pPr>
+    <w:rPr>
+      <w:rFonts w:ascii="Arial" w:hAnsi="Arial"/>
+      <w:sz w:val="21"/>
+    </w:rPr>
   </w:style>
   <w:style w:type="paragraph" w:styleId="ListNumber2">
     <w:name w:val="List Number 2"/>
